--- a/templates/BIMENSUAL MAY-JUN.docx
+++ b/templates/BIMENSUAL MAY-JUN.docx
@@ -11,53 +11,12 @@
           <w:bCs/>
         </w:rPr>
       </w:pPr>
-      <w:proofErr w:type="gramStart"/>
       <w:r>
         <w:rPr>
           <w:b/>
           <w:bCs/>
         </w:rPr>
-        <w:t xml:space="preserve">{{ </w:t>
-      </w:r>
-      <w:proofErr w:type="spellStart"/>
-      <w:r>
-        <w:rPr>
-          <w:b/>
-          <w:bCs/>
-        </w:rPr>
-        <w:t>nombre</w:t>
-      </w:r>
-      <w:proofErr w:type="gramEnd"/>
-      <w:r>
-        <w:rPr>
-          <w:b/>
-          <w:bCs/>
-        </w:rPr>
-        <w:t>_</w:t>
-      </w:r>
-      <w:proofErr w:type="gramStart"/>
-      <w:r>
-        <w:rPr>
-          <w:b/>
-          <w:bCs/>
-        </w:rPr>
-        <w:t>responsable</w:t>
-      </w:r>
-      <w:proofErr w:type="spellEnd"/>
-      <w:r>
-        <w:rPr>
-          <w:b/>
-          <w:bCs/>
-        </w:rPr>
-        <w:t xml:space="preserve"> }</w:t>
-      </w:r>
-      <w:proofErr w:type="gramEnd"/>
-      <w:r>
-        <w:rPr>
-          <w:b/>
-          <w:bCs/>
-        </w:rPr>
-        <w:t>}</w:t>
+        <w:t>{{ nombre_responsable }}</w:t>
       </w:r>
     </w:p>
     <w:p>
@@ -69,53 +28,12 @@
           <w:bCs/>
         </w:rPr>
       </w:pPr>
-      <w:proofErr w:type="gramStart"/>
       <w:r>
         <w:rPr>
           <w:b/>
           <w:bCs/>
         </w:rPr>
-        <w:t xml:space="preserve">{{ </w:t>
-      </w:r>
-      <w:proofErr w:type="spellStart"/>
-      <w:r>
-        <w:rPr>
-          <w:b/>
-          <w:bCs/>
-        </w:rPr>
-        <w:t>periodo</w:t>
-      </w:r>
-      <w:proofErr w:type="gramEnd"/>
-      <w:r>
-        <w:rPr>
-          <w:b/>
-          <w:bCs/>
-        </w:rPr>
-        <w:t>_</w:t>
-      </w:r>
-      <w:proofErr w:type="gramStart"/>
-      <w:r>
-        <w:rPr>
-          <w:b/>
-          <w:bCs/>
-        </w:rPr>
-        <w:t>titulo</w:t>
-      </w:r>
-      <w:proofErr w:type="spellEnd"/>
-      <w:r>
-        <w:rPr>
-          <w:b/>
-          <w:bCs/>
-        </w:rPr>
-        <w:t xml:space="preserve"> }</w:t>
-      </w:r>
-      <w:proofErr w:type="gramEnd"/>
-      <w:r>
-        <w:rPr>
-          <w:b/>
-          <w:bCs/>
-        </w:rPr>
-        <w:t>}</w:t>
+        <w:t>{{ periodo_titulo }}</w:t>
       </w:r>
     </w:p>
     <w:p>
@@ -126,27 +44,23 @@
           <w:b/>
         </w:rPr>
       </w:pPr>
-      <w:proofErr w:type="gramStart"/>
-      <w:r>
-        <w:rPr>
-          <w:b/>
-        </w:rPr>
-        <w:t xml:space="preserve">{{ </w:t>
-      </w:r>
-      <w:proofErr w:type="spellStart"/>
-      <w:r>
-        <w:rPr>
-          <w:b/>
-        </w:rPr>
-        <w:t>anio</w:t>
-      </w:r>
-      <w:proofErr w:type="spellEnd"/>
-      <w:proofErr w:type="gramEnd"/>
-      <w:r>
-        <w:rPr>
-          <w:b/>
-        </w:rPr>
-        <w:t xml:space="preserve"> }</w:t>
+      <w:r>
+        <w:rPr>
+          <w:b/>
+        </w:rPr>
+        <w:t xml:space="preserve">{{ anio </w:t>
+      </w:r>
+      <w:r>
+        <w:rPr>
+          <w:b/>
+        </w:rPr>
+        <w:t>}</w:t>
+      </w:r>
+      <w:r>
+        <w:rPr>
+          <w:b/>
+        </w:rPr>
+        <w:t>}</w:t>
       </w:r>
     </w:p>
     <w:p>
@@ -342,33 +256,11 @@
                 <w:b/>
               </w:rPr>
             </w:pPr>
-            <w:proofErr w:type="gramStart"/>
             <w:r>
               <w:rPr>
                 <w:b/>
               </w:rPr>
-              <w:t xml:space="preserve">{{ </w:t>
-            </w:r>
-            <w:proofErr w:type="spellStart"/>
-            <w:r>
-              <w:rPr>
-                <w:b/>
-              </w:rPr>
-              <w:t>col</w:t>
-            </w:r>
-            <w:proofErr w:type="gramEnd"/>
-            <w:r>
-              <w:rPr>
-                <w:b/>
-              </w:rPr>
-              <w:t>_b_act</w:t>
-            </w:r>
-            <w:proofErr w:type="spellEnd"/>
-            <w:r>
-              <w:rPr>
-                <w:b/>
-              </w:rPr>
-              <w:t xml:space="preserve"> }}</w:t>
+              <w:t>{{ col_b_act }}</w:t>
             </w:r>
           </w:p>
         </w:tc>
@@ -386,33 +278,11 @@
                 <w:b/>
               </w:rPr>
             </w:pPr>
-            <w:proofErr w:type="gramStart"/>
             <w:r>
               <w:rPr>
                 <w:b/>
               </w:rPr>
-              <w:t xml:space="preserve">{{ </w:t>
-            </w:r>
-            <w:proofErr w:type="spellStart"/>
-            <w:r>
-              <w:rPr>
-                <w:b/>
-              </w:rPr>
-              <w:t>col</w:t>
-            </w:r>
-            <w:proofErr w:type="gramEnd"/>
-            <w:r>
-              <w:rPr>
-                <w:b/>
-              </w:rPr>
-              <w:t>_b_ant</w:t>
-            </w:r>
-            <w:proofErr w:type="spellEnd"/>
-            <w:r>
-              <w:rPr>
-                <w:b/>
-              </w:rPr>
-              <w:t xml:space="preserve"> }}</w:t>
+              <w:t>{{ col_b_ant }}</w:t>
             </w:r>
           </w:p>
         </w:tc>
@@ -430,33 +300,11 @@
                 <w:b/>
               </w:rPr>
             </w:pPr>
-            <w:proofErr w:type="gramStart"/>
             <w:r>
               <w:rPr>
                 <w:b/>
               </w:rPr>
-              <w:t xml:space="preserve">{{ </w:t>
-            </w:r>
-            <w:proofErr w:type="spellStart"/>
-            <w:r>
-              <w:rPr>
-                <w:b/>
-              </w:rPr>
-              <w:t>col</w:t>
-            </w:r>
-            <w:proofErr w:type="gramEnd"/>
-            <w:r>
-              <w:rPr>
-                <w:b/>
-              </w:rPr>
-              <w:t>_b_prev</w:t>
-            </w:r>
-            <w:proofErr w:type="spellEnd"/>
-            <w:r>
-              <w:rPr>
-                <w:b/>
-              </w:rPr>
-              <w:t xml:space="preserve"> }}</w:t>
+              <w:t>{{ col_b_prev }}</w:t>
             </w:r>
           </w:p>
         </w:tc>
@@ -475,19 +323,12 @@
               <w:spacing w:before="9"/>
               <w:ind w:left="74"/>
               <w:rPr>
-                <w:lang w:val="en-US"/>
-              </w:rPr>
-            </w:pPr>
-            <w:r>
-              <w:rPr>
                 <w:rFonts w:ascii="Courier New" w:hAnsi="Courier New" w:cs="Courier New"/>
                 <w:sz w:val="20"/>
                 <w:szCs w:val="20"/>
                 <w:lang w:val="en-US"/>
               </w:rPr>
-              <w:t xml:space="preserve">{% for item in </w:t>
-            </w:r>
-            <w:proofErr w:type="spellStart"/>
+            </w:pPr>
             <w:r>
               <w:rPr>
                 <w:rFonts w:ascii="Courier New" w:hAnsi="Courier New" w:cs="Courier New"/>
@@ -495,17 +336,23 @@
                 <w:szCs w:val="20"/>
                 <w:lang w:val="en-US"/>
               </w:rPr>
-              <w:t>tabla_proveedores</w:t>
+              <w:t>{% for item in tabla_proveedores %}</w:t>
             </w:r>
-            <w:proofErr w:type="spellEnd"/>
+          </w:p>
+          <w:p>
+            <w:pPr>
+              <w:pStyle w:val="TableParagraph"/>
+              <w:spacing w:before="9"/>
+              <w:ind w:left="74"/>
+              <w:rPr>
+                <w:lang w:val="en-US"/>
+              </w:rPr>
+            </w:pPr>
             <w:r>
               <w:rPr>
-                <w:rFonts w:ascii="Courier New" w:hAnsi="Courier New" w:cs="Courier New"/>
-                <w:sz w:val="20"/>
-                <w:szCs w:val="20"/>
-                <w:lang w:val="en-US"/>
-              </w:rPr>
-              <w:t xml:space="preserve"> %}</w:t>
+                <w:spacing w:val="-2"/>
+              </w:rPr>
+              <w:t>{{ item.PROVEEDOR }}</w:t>
             </w:r>
           </w:p>
         </w:tc>
@@ -521,41 +368,13 @@
                 <w:lang w:val="en-US"/>
               </w:rPr>
             </w:pPr>
-            <w:proofErr w:type="gramStart"/>
             <w:r>
               <w:rPr>
                 <w:rFonts w:ascii="Courier New" w:hAnsi="Courier New" w:cs="Courier New"/>
                 <w:sz w:val="20"/>
                 <w:szCs w:val="20"/>
               </w:rPr>
-              <w:t xml:space="preserve">{{ </w:t>
-            </w:r>
-            <w:proofErr w:type="spellStart"/>
-            <w:r>
-              <w:rPr>
-                <w:rFonts w:ascii="Courier New" w:hAnsi="Courier New" w:cs="Courier New"/>
-                <w:sz w:val="20"/>
-                <w:szCs w:val="20"/>
-              </w:rPr>
-              <w:t>item</w:t>
-            </w:r>
-            <w:proofErr w:type="gramEnd"/>
-            <w:r>
-              <w:rPr>
-                <w:rFonts w:ascii="Courier New" w:hAnsi="Courier New" w:cs="Courier New"/>
-                <w:sz w:val="20"/>
-                <w:szCs w:val="20"/>
-              </w:rPr>
-              <w:t>.v_act</w:t>
-            </w:r>
-            <w:proofErr w:type="spellEnd"/>
-            <w:r>
-              <w:rPr>
-                <w:rFonts w:ascii="Courier New" w:hAnsi="Courier New" w:cs="Courier New"/>
-                <w:sz w:val="20"/>
-                <w:szCs w:val="20"/>
-              </w:rPr>
-              <w:t xml:space="preserve"> }}</w:t>
+              <w:t>{{ item.v_act }}</w:t>
             </w:r>
           </w:p>
         </w:tc>
@@ -571,23 +390,13 @@
                 <w:lang w:val="en-US"/>
               </w:rPr>
             </w:pPr>
-            <w:proofErr w:type="gramStart"/>
             <w:r>
               <w:rPr>
                 <w:rFonts w:ascii="Courier New" w:hAnsi="Courier New" w:cs="Courier New"/>
                 <w:sz w:val="20"/>
                 <w:szCs w:val="20"/>
               </w:rPr>
-              <w:t>{{ item</w:t>
-            </w:r>
-            <w:proofErr w:type="gramEnd"/>
-            <w:r>
-              <w:rPr>
-                <w:rFonts w:ascii="Courier New" w:hAnsi="Courier New" w:cs="Courier New"/>
-                <w:sz w:val="20"/>
-                <w:szCs w:val="20"/>
-              </w:rPr>
-              <w:t>.v_p2 }}</w:t>
+              <w:t>{{ item.v_p2 }}</w:t>
             </w:r>
           </w:p>
         </w:tc>
@@ -600,115 +409,38 @@
               <w:pStyle w:val="TableParagraph"/>
               <w:spacing w:before="9"/>
               <w:rPr>
-                <w:lang w:val="en-US"/>
-              </w:rPr>
-            </w:pPr>
-            <w:proofErr w:type="gramStart"/>
-            <w:r>
-              <w:rPr>
                 <w:rFonts w:ascii="Courier New" w:hAnsi="Courier New" w:cs="Courier New"/>
                 <w:sz w:val="20"/>
                 <w:szCs w:val="20"/>
               </w:rPr>
-              <w:t>{{ item</w:t>
-            </w:r>
-            <w:proofErr w:type="gramEnd"/>
+            </w:pPr>
             <w:r>
               <w:rPr>
                 <w:rFonts w:ascii="Courier New" w:hAnsi="Courier New" w:cs="Courier New"/>
                 <w:sz w:val="20"/>
                 <w:szCs w:val="20"/>
               </w:rPr>
+              <w:t>{{item</w:t>
+            </w:r>
+            <w:r>
+              <w:rPr>
+                <w:rFonts w:ascii="Courier New" w:hAnsi="Courier New" w:cs="Courier New"/>
+                <w:sz w:val="20"/>
+                <w:szCs w:val="20"/>
+              </w:rPr>
               <w:t>.v_p3 }}</w:t>
             </w:r>
           </w:p>
-        </w:tc>
-      </w:tr>
-      <w:tr>
-        <w:trPr>
-          <w:trHeight w:val="285"/>
-        </w:trPr>
-        <w:tc>
-          <w:tcPr>
-            <w:tcW w:w="3121" w:type="dxa"/>
-          </w:tcPr>
           <w:p>
             <w:pPr>
               <w:pStyle w:val="TableParagraph"/>
-              <w:spacing w:line="259" w:lineRule="exact"/>
-              <w:ind w:left="74"/>
-            </w:pPr>
-            <w:proofErr w:type="gramStart"/>
-            <w:r>
-              <w:rPr>
-                <w:spacing w:val="-2"/>
-              </w:rPr>
-              <w:t xml:space="preserve">{{ </w:t>
-            </w:r>
-            <w:proofErr w:type="spellStart"/>
-            <w:r>
-              <w:rPr>
-                <w:spacing w:val="-2"/>
-              </w:rPr>
-              <w:t>item</w:t>
-            </w:r>
-            <w:proofErr w:type="gramEnd"/>
-            <w:r>
-              <w:rPr>
-                <w:spacing w:val="-2"/>
-              </w:rPr>
-              <w:t>.PROVEEDOR</w:t>
-            </w:r>
-            <w:proofErr w:type="spellEnd"/>
-            <w:r>
-              <w:rPr>
-                <w:spacing w:val="-2"/>
-              </w:rPr>
-              <w:t xml:space="preserve"> }}</w:t>
-            </w:r>
-          </w:p>
-        </w:tc>
-        <w:tc>
-          <w:tcPr>
-            <w:tcW w:w="1983" w:type="dxa"/>
-          </w:tcPr>
-          <w:p>
-            <w:pPr>
-              <w:pStyle w:val="TableParagraph"/>
-              <w:spacing w:line="259" w:lineRule="exact"/>
-            </w:pPr>
-          </w:p>
-        </w:tc>
-        <w:tc>
-          <w:tcPr>
-            <w:tcW w:w="1985" w:type="dxa"/>
-          </w:tcPr>
-          <w:p>
-            <w:pPr>
-              <w:pStyle w:val="TableParagraph"/>
-              <w:spacing w:line="259" w:lineRule="exact"/>
-            </w:pPr>
-          </w:p>
-        </w:tc>
-        <w:tc>
-          <w:tcPr>
-            <w:tcW w:w="1986" w:type="dxa"/>
-          </w:tcPr>
-          <w:p>
-            <w:pPr>
-              <w:pStyle w:val="TableParagraph"/>
-              <w:spacing w:line="259" w:lineRule="exact"/>
+              <w:spacing w:before="9"/>
+              <w:rPr>
+                <w:lang w:val="en-US"/>
+              </w:rPr>
             </w:pPr>
             <w:r>
-              <w:t xml:space="preserve">{% </w:t>
-            </w:r>
-            <w:proofErr w:type="spellStart"/>
-            <w:r>
-              <w:t>endfor</w:t>
-            </w:r>
-            <w:proofErr w:type="spellEnd"/>
-            <w:r>
-              <w:t xml:space="preserve"> %}</w:t>
+              <w:t>{% tr endfor %}</w:t>
             </w:r>
           </w:p>
         </w:tc>
@@ -752,7 +484,6 @@
                 <w:lang w:val="en-US"/>
               </w:rPr>
             </w:pPr>
-            <w:proofErr w:type="gramStart"/>
             <w:r>
               <w:rPr>
                 <w:rStyle w:val="CdigoHTML"/>
@@ -761,40 +492,7 @@
                 <w:bCs/>
                 <w:lang w:val="en-US"/>
               </w:rPr>
-              <w:t xml:space="preserve">{{ </w:t>
-            </w:r>
-            <w:proofErr w:type="spellStart"/>
-            <w:r>
-              <w:rPr>
-                <w:rStyle w:val="CdigoHTML"/>
-                <w:rFonts w:eastAsia="Calibri"/>
-                <w:b/>
-                <w:bCs/>
-                <w:lang w:val="en-US"/>
-              </w:rPr>
-              <w:t>total</w:t>
-            </w:r>
-            <w:proofErr w:type="gramEnd"/>
-            <w:r>
-              <w:rPr>
-                <w:rStyle w:val="CdigoHTML"/>
-                <w:rFonts w:eastAsia="Calibri"/>
-                <w:b/>
-                <w:bCs/>
-                <w:lang w:val="en-US"/>
-              </w:rPr>
-              <w:t>_b_act</w:t>
-            </w:r>
-            <w:proofErr w:type="spellEnd"/>
-            <w:r>
-              <w:rPr>
-                <w:rStyle w:val="CdigoHTML"/>
-                <w:rFonts w:eastAsia="Calibri"/>
-                <w:b/>
-                <w:bCs/>
-                <w:lang w:val="en-US"/>
-              </w:rPr>
-              <w:t xml:space="preserve"> }}</w:t>
+              <w:t>{{ total_b_act }}</w:t>
             </w:r>
           </w:p>
         </w:tc>
@@ -811,7 +509,6 @@
                 <w:lang w:val="en-US"/>
               </w:rPr>
             </w:pPr>
-            <w:proofErr w:type="gramStart"/>
             <w:r>
               <w:rPr>
                 <w:rStyle w:val="CdigoHTML"/>
@@ -820,40 +517,7 @@
                 <w:bCs/>
                 <w:lang w:val="en-US"/>
               </w:rPr>
-              <w:t>{{ t</w:t>
-            </w:r>
-            <w:proofErr w:type="spellStart"/>
-            <w:r>
-              <w:rPr>
-                <w:rStyle w:val="CdigoHTML"/>
-                <w:rFonts w:eastAsia="Calibri"/>
-                <w:b/>
-                <w:bCs/>
-                <w:lang w:val="en-US"/>
-              </w:rPr>
-              <w:t>otal</w:t>
-            </w:r>
-            <w:proofErr w:type="gramEnd"/>
-            <w:r>
-              <w:rPr>
-                <w:rStyle w:val="CdigoHTML"/>
-                <w:rFonts w:eastAsia="Calibri"/>
-                <w:b/>
-                <w:bCs/>
-                <w:lang w:val="en-US"/>
-              </w:rPr>
-              <w:t>_b_ant</w:t>
-            </w:r>
-            <w:proofErr w:type="spellEnd"/>
-            <w:r>
-              <w:rPr>
-                <w:rStyle w:val="CdigoHTML"/>
-                <w:rFonts w:eastAsia="Calibri"/>
-                <w:b/>
-                <w:bCs/>
-                <w:lang w:val="en-US"/>
-              </w:rPr>
-              <w:t xml:space="preserve"> }}</w:t>
+              <w:t>{{ total_b_ant }}</w:t>
             </w:r>
           </w:p>
         </w:tc>
@@ -868,37 +532,12 @@
                 <w:b/>
               </w:rPr>
             </w:pPr>
-            <w:proofErr w:type="gramStart"/>
             <w:r>
               <w:rPr>
                 <w:b/>
                 <w:bCs/>
               </w:rPr>
-              <w:t xml:space="preserve">{{ </w:t>
-            </w:r>
-            <w:proofErr w:type="spellStart"/>
-            <w:r>
-              <w:rPr>
-                <w:b/>
-                <w:bCs/>
-              </w:rPr>
-              <w:t>total</w:t>
-            </w:r>
-            <w:proofErr w:type="gramEnd"/>
-            <w:r>
-              <w:rPr>
-                <w:b/>
-                <w:bCs/>
-              </w:rPr>
-              <w:t>_b_prev</w:t>
-            </w:r>
-            <w:proofErr w:type="spellEnd"/>
-            <w:r>
-              <w:rPr>
-                <w:b/>
-                <w:bCs/>
-              </w:rPr>
-              <w:t xml:space="preserve"> }}</w:t>
+              <w:t>{{ total_b_prev }}</w:t>
             </w:r>
           </w:p>
         </w:tc>
@@ -1004,53 +643,12 @@
           <w:sz w:val="20"/>
         </w:rPr>
       </w:pPr>
-      <w:proofErr w:type="gramStart"/>
       <w:r>
         <w:rPr>
           <w:b/>
           <w:sz w:val="20"/>
         </w:rPr>
-        <w:t xml:space="preserve">{{ </w:t>
-      </w:r>
-      <w:proofErr w:type="spellStart"/>
-      <w:r>
-        <w:rPr>
-          <w:b/>
-          <w:sz w:val="20"/>
-        </w:rPr>
-        <w:t>grafica</w:t>
-      </w:r>
-      <w:proofErr w:type="gramEnd"/>
-      <w:r>
-        <w:rPr>
-          <w:b/>
-          <w:sz w:val="20"/>
-        </w:rPr>
-        <w:t>_</w:t>
-      </w:r>
-      <w:proofErr w:type="gramStart"/>
-      <w:r>
-        <w:rPr>
-          <w:b/>
-          <w:sz w:val="20"/>
-        </w:rPr>
-        <w:t>ventas</w:t>
-      </w:r>
-      <w:proofErr w:type="spellEnd"/>
-      <w:r>
-        <w:rPr>
-          <w:b/>
-          <w:sz w:val="20"/>
-        </w:rPr>
-        <w:t xml:space="preserve"> }</w:t>
-      </w:r>
-      <w:proofErr w:type="gramEnd"/>
-      <w:r>
-        <w:rPr>
-          <w:b/>
-          <w:sz w:val="20"/>
-        </w:rPr>
-        <w:t>}</w:t>
+        <w:t>{{ grafica_ventas }}</w:t>
       </w:r>
     </w:p>
     <w:p>
@@ -1223,33 +821,11 @@
                 <w:b/>
               </w:rPr>
             </w:pPr>
-            <w:proofErr w:type="gramStart"/>
             <w:r>
               <w:rPr>
                 <w:b/>
               </w:rPr>
-              <w:t xml:space="preserve">{{ </w:t>
-            </w:r>
-            <w:proofErr w:type="spellStart"/>
-            <w:r>
-              <w:rPr>
-                <w:b/>
-              </w:rPr>
-              <w:t>col</w:t>
-            </w:r>
-            <w:proofErr w:type="gramEnd"/>
-            <w:r>
-              <w:rPr>
-                <w:b/>
-              </w:rPr>
-              <w:t>_b_act</w:t>
-            </w:r>
-            <w:proofErr w:type="spellEnd"/>
-            <w:r>
-              <w:rPr>
-                <w:b/>
-              </w:rPr>
-              <w:t xml:space="preserve"> }}</w:t>
+              <w:t>{{ col_b_act }}</w:t>
             </w:r>
           </w:p>
         </w:tc>
@@ -1267,33 +843,11 @@
                 <w:b/>
               </w:rPr>
             </w:pPr>
-            <w:proofErr w:type="gramStart"/>
             <w:r>
               <w:rPr>
                 <w:b/>
               </w:rPr>
-              <w:t xml:space="preserve">{{ </w:t>
-            </w:r>
-            <w:proofErr w:type="spellStart"/>
-            <w:r>
-              <w:rPr>
-                <w:b/>
-              </w:rPr>
-              <w:t>col</w:t>
-            </w:r>
-            <w:proofErr w:type="gramEnd"/>
-            <w:r>
-              <w:rPr>
-                <w:b/>
-              </w:rPr>
-              <w:t>_b_ant</w:t>
-            </w:r>
-            <w:proofErr w:type="spellEnd"/>
-            <w:r>
-              <w:rPr>
-                <w:b/>
-              </w:rPr>
-              <w:t xml:space="preserve"> }}</w:t>
+              <w:t>{{ col_b_ant }}</w:t>
             </w:r>
           </w:p>
         </w:tc>
@@ -1312,33 +866,11 @@
                 <w:b/>
               </w:rPr>
             </w:pPr>
-            <w:proofErr w:type="gramStart"/>
             <w:r>
               <w:rPr>
                 <w:b/>
               </w:rPr>
-              <w:t xml:space="preserve">{{ </w:t>
-            </w:r>
-            <w:proofErr w:type="spellStart"/>
-            <w:r>
-              <w:rPr>
-                <w:b/>
-              </w:rPr>
-              <w:t>col</w:t>
-            </w:r>
-            <w:proofErr w:type="gramEnd"/>
-            <w:r>
-              <w:rPr>
-                <w:b/>
-              </w:rPr>
-              <w:t>_b_prev</w:t>
-            </w:r>
-            <w:proofErr w:type="spellEnd"/>
-            <w:r>
-              <w:rPr>
-                <w:b/>
-              </w:rPr>
-              <w:t xml:space="preserve"> }}</w:t>
+              <w:t>{{ col_b_prev }}</w:t>
             </w:r>
           </w:p>
         </w:tc>
@@ -1363,21 +895,19 @@
               <w:rPr>
                 <w:lang w:val="en-US"/>
               </w:rPr>
-              <w:t xml:space="preserve">{% for item in </w:t>
+              <w:t>{% for item in tabla_clientes %}</w:t>
             </w:r>
-            <w:proofErr w:type="spellStart"/>
+          </w:p>
+          <w:p>
+            <w:pPr>
+              <w:pStyle w:val="TableParagraph"/>
+              <w:ind w:left="74"/>
+              <w:rPr>
+                <w:lang w:val="en-US"/>
+              </w:rPr>
+            </w:pPr>
             <w:r>
-              <w:rPr>
-                <w:lang w:val="en-US"/>
-              </w:rPr>
-              <w:t>tabla_clientes</w:t>
-            </w:r>
-            <w:proofErr w:type="spellEnd"/>
-            <w:r>
-              <w:rPr>
-                <w:lang w:val="en-US"/>
-              </w:rPr>
-              <w:t xml:space="preserve"> %}</w:t>
+              <w:t>{{ item.CLIENTE }}</w:t>
             </w:r>
           </w:p>
         </w:tc>
@@ -1391,21 +921,8 @@
               <w:ind w:left="0" w:right="221"/>
               <w:jc w:val="right"/>
             </w:pPr>
-            <w:proofErr w:type="gramStart"/>
             <w:r>
-              <w:t xml:space="preserve">{{ </w:t>
-            </w:r>
-            <w:proofErr w:type="spellStart"/>
-            <w:r>
-              <w:t>item</w:t>
-            </w:r>
-            <w:proofErr w:type="gramEnd"/>
-            <w:r>
-              <w:t>.v_act</w:t>
-            </w:r>
-            <w:proofErr w:type="spellEnd"/>
-            <w:r>
-              <w:t xml:space="preserve"> }}</w:t>
+              <w:t>{{ item.v_act }}</w:t>
             </w:r>
           </w:p>
         </w:tc>
@@ -1417,13 +934,8 @@
             <w:pPr>
               <w:pStyle w:val="TableParagraph"/>
             </w:pPr>
-            <w:proofErr w:type="gramStart"/>
             <w:r>
-              <w:t>{{ item</w:t>
-            </w:r>
-            <w:proofErr w:type="gramEnd"/>
-            <w:r>
-              <w:t>.v_p2 }}</w:t>
+              <w:t>{{ item.v_p2 }}</w:t>
             </w:r>
           </w:p>
         </w:tc>
@@ -1437,74 +949,10 @@
               <w:ind w:left="0" w:right="221"/>
               <w:jc w:val="right"/>
             </w:pPr>
-            <w:proofErr w:type="gramStart"/>
             <w:r>
-              <w:t>{{ item</w:t>
-            </w:r>
-            <w:proofErr w:type="gramEnd"/>
-            <w:r>
-              <w:t>.v_p3 }}</w:t>
+              <w:t>{{ item.v_p3 }}</w:t>
             </w:r>
           </w:p>
-        </w:tc>
-      </w:tr>
-      <w:tr>
-        <w:trPr>
-          <w:trHeight w:val="287"/>
-        </w:trPr>
-        <w:tc>
-          <w:tcPr>
-            <w:tcW w:w="3121" w:type="dxa"/>
-          </w:tcPr>
-          <w:p>
-            <w:pPr>
-              <w:pStyle w:val="TableParagraph"/>
-              <w:ind w:left="74"/>
-            </w:pPr>
-            <w:proofErr w:type="gramStart"/>
-            <w:r>
-              <w:t xml:space="preserve">{{ </w:t>
-            </w:r>
-            <w:proofErr w:type="spellStart"/>
-            <w:r>
-              <w:t>item</w:t>
-            </w:r>
-            <w:proofErr w:type="gramEnd"/>
-            <w:r>
-              <w:t>.CLIENTE</w:t>
-            </w:r>
-            <w:proofErr w:type="spellEnd"/>
-            <w:r>
-              <w:t xml:space="preserve"> }}</w:t>
-            </w:r>
-          </w:p>
-        </w:tc>
-        <w:tc>
-          <w:tcPr>
-            <w:tcW w:w="1983" w:type="dxa"/>
-          </w:tcPr>
-          <w:p>
-            <w:pPr>
-              <w:pStyle w:val="TableParagraph"/>
-              <w:ind w:left="0" w:right="221"/>
-              <w:jc w:val="right"/>
-            </w:pPr>
-          </w:p>
-        </w:tc>
-        <w:tc>
-          <w:tcPr>
-            <w:tcW w:w="1985" w:type="dxa"/>
-          </w:tcPr>
-          <w:p>
-            <w:pPr>
-              <w:pStyle w:val="TableParagraph"/>
-            </w:pPr>
-          </w:p>
-        </w:tc>
-        <w:tc>
-          <w:tcPr>
-            <w:tcW w:w="1844" w:type="dxa"/>
-          </w:tcPr>
           <w:p>
             <w:pPr>
               <w:pStyle w:val="TableParagraph"/>
@@ -1512,15 +960,7 @@
               <w:jc w:val="right"/>
             </w:pPr>
             <w:r>
-              <w:t xml:space="preserve">{% </w:t>
-            </w:r>
-            <w:proofErr w:type="spellStart"/>
-            <w:r>
-              <w:t>endfor</w:t>
-            </w:r>
-            <w:proofErr w:type="spellEnd"/>
-            <w:r>
-              <w:t xml:space="preserve"> %}</w:t>
+              <w:t>{% tr endfor %}</w:t>
             </w:r>
           </w:p>
         </w:tc>
@@ -1564,33 +1004,11 @@
                 <w:b/>
               </w:rPr>
             </w:pPr>
-            <w:proofErr w:type="gramStart"/>
             <w:r>
               <w:rPr>
                 <w:b/>
               </w:rPr>
-              <w:t xml:space="preserve">{{ </w:t>
-            </w:r>
-            <w:proofErr w:type="spellStart"/>
-            <w:r>
-              <w:rPr>
-                <w:b/>
-              </w:rPr>
-              <w:t>total</w:t>
-            </w:r>
-            <w:proofErr w:type="gramEnd"/>
-            <w:r>
-              <w:rPr>
-                <w:b/>
-              </w:rPr>
-              <w:t>_b_act</w:t>
-            </w:r>
-            <w:proofErr w:type="spellEnd"/>
-            <w:r>
-              <w:rPr>
-                <w:b/>
-              </w:rPr>
-              <w:t xml:space="preserve"> }}</w:t>
+              <w:t>{{ total_b_act }}</w:t>
             </w:r>
           </w:p>
         </w:tc>
@@ -1605,33 +1023,11 @@
                 <w:b/>
               </w:rPr>
             </w:pPr>
-            <w:proofErr w:type="gramStart"/>
             <w:r>
               <w:rPr>
                 <w:b/>
               </w:rPr>
-              <w:t xml:space="preserve">{{ </w:t>
-            </w:r>
-            <w:proofErr w:type="spellStart"/>
-            <w:r>
-              <w:rPr>
-                <w:b/>
-              </w:rPr>
-              <w:t>total</w:t>
-            </w:r>
-            <w:proofErr w:type="gramEnd"/>
-            <w:r>
-              <w:rPr>
-                <w:b/>
-              </w:rPr>
-              <w:t>_b_ant</w:t>
-            </w:r>
-            <w:proofErr w:type="spellEnd"/>
-            <w:r>
-              <w:rPr>
-                <w:b/>
-              </w:rPr>
-              <w:t xml:space="preserve"> }}</w:t>
+              <w:t>{{ total_b_ant }}</w:t>
             </w:r>
           </w:p>
         </w:tc>
@@ -1646,33 +1042,11 @@
                 <w:b/>
               </w:rPr>
             </w:pPr>
-            <w:proofErr w:type="gramStart"/>
             <w:r>
               <w:rPr>
                 <w:b/>
               </w:rPr>
-              <w:t xml:space="preserve">{{ </w:t>
-            </w:r>
-            <w:proofErr w:type="spellStart"/>
-            <w:r>
-              <w:rPr>
-                <w:b/>
-              </w:rPr>
-              <w:t>total</w:t>
-            </w:r>
-            <w:proofErr w:type="gramEnd"/>
-            <w:r>
-              <w:rPr>
-                <w:b/>
-              </w:rPr>
-              <w:t>_b_prev</w:t>
-            </w:r>
-            <w:proofErr w:type="spellEnd"/>
-            <w:r>
-              <w:rPr>
-                <w:b/>
-              </w:rPr>
-              <w:t xml:space="preserve"> }}</w:t>
+              <w:t>{{ total_b_prev }}</w:t>
             </w:r>
           </w:p>
         </w:tc>
@@ -1742,191 +1116,21 @@
         <w:rPr>
           <w:lang w:val="es-CO"/>
         </w:rPr>
-        <w:t xml:space="preserve">{% </w:t>
-      </w:r>
-      <w:proofErr w:type="spellStart"/>
-      <w:r>
-        <w:rPr>
-          <w:lang w:val="es-CO"/>
-        </w:rPr>
-        <w:t>for</w:t>
-      </w:r>
-      <w:proofErr w:type="spellEnd"/>
-      <w:r>
-        <w:rPr>
-          <w:lang w:val="es-CO"/>
-        </w:rPr>
-        <w:t xml:space="preserve"> aspecto in </w:t>
-      </w:r>
-      <w:proofErr w:type="spellStart"/>
-      <w:r>
-        <w:rPr>
-          <w:lang w:val="es-CO"/>
-        </w:rPr>
-        <w:t>aspectos_mejorar</w:t>
-      </w:r>
-      <w:proofErr w:type="spellEnd"/>
-      <w:r>
-        <w:rPr>
-          <w:lang w:val="es-CO"/>
-        </w:rPr>
-        <w:t xml:space="preserve"> %} </w:t>
-      </w:r>
-      <w:proofErr w:type="gramStart"/>
+        <w:t xml:space="preserve">{% for aspecto in aspectos_mejorar %} </w:t>
+      </w:r>
       <w:r>
         <w:rPr>
           <w:b/>
           <w:bCs/>
           <w:lang w:val="es-CO"/>
         </w:rPr>
-        <w:t xml:space="preserve">{{ </w:t>
-      </w:r>
-      <w:proofErr w:type="spellStart"/>
-      <w:r>
-        <w:rPr>
-          <w:b/>
-          <w:bCs/>
+        <w:t>{{ loop.index }}. {{ aspecto.titulo }}</w:t>
+      </w:r>
+      <w:r>
+        <w:rPr>
           <w:lang w:val="es-CO"/>
         </w:rPr>
-        <w:t>loop</w:t>
-      </w:r>
-      <w:proofErr w:type="gramEnd"/>
-      <w:r>
-        <w:rPr>
-          <w:b/>
-          <w:bCs/>
-          <w:lang w:val="es-CO"/>
-        </w:rPr>
-        <w:t>.</w:t>
-      </w:r>
-      <w:proofErr w:type="gramStart"/>
-      <w:r>
-        <w:rPr>
-          <w:b/>
-          <w:bCs/>
-          <w:lang w:val="es-CO"/>
-        </w:rPr>
-        <w:t>index</w:t>
-      </w:r>
-      <w:proofErr w:type="spellEnd"/>
-      <w:r>
-        <w:rPr>
-          <w:b/>
-          <w:bCs/>
-          <w:lang w:val="es-CO"/>
-        </w:rPr>
-        <w:t xml:space="preserve"> }</w:t>
-      </w:r>
-      <w:proofErr w:type="gramEnd"/>
-      <w:r>
-        <w:rPr>
-          <w:b/>
-          <w:bCs/>
-          <w:lang w:val="es-CO"/>
-        </w:rPr>
-        <w:t xml:space="preserve">}. </w:t>
-      </w:r>
-      <w:proofErr w:type="gramStart"/>
-      <w:r>
-        <w:rPr>
-          <w:b/>
-          <w:bCs/>
-          <w:lang w:val="es-CO"/>
-        </w:rPr>
-        <w:t xml:space="preserve">{{ </w:t>
-      </w:r>
-      <w:proofErr w:type="spellStart"/>
-      <w:r>
-        <w:rPr>
-          <w:b/>
-          <w:bCs/>
-          <w:lang w:val="es-CO"/>
-        </w:rPr>
-        <w:t>aspecto</w:t>
-      </w:r>
-      <w:proofErr w:type="gramEnd"/>
-      <w:r>
-        <w:rPr>
-          <w:b/>
-          <w:bCs/>
-          <w:lang w:val="es-CO"/>
-        </w:rPr>
-        <w:t>.</w:t>
-      </w:r>
-      <w:proofErr w:type="gramStart"/>
-      <w:r>
-        <w:rPr>
-          <w:b/>
-          <w:bCs/>
-          <w:lang w:val="es-CO"/>
-        </w:rPr>
-        <w:t>titulo</w:t>
-      </w:r>
-      <w:proofErr w:type="spellEnd"/>
-      <w:r>
-        <w:rPr>
-          <w:b/>
-          <w:bCs/>
-          <w:lang w:val="es-CO"/>
-        </w:rPr>
-        <w:t xml:space="preserve"> }</w:t>
-      </w:r>
-      <w:proofErr w:type="gramEnd"/>
-      <w:r>
-        <w:rPr>
-          <w:b/>
-          <w:bCs/>
-          <w:lang w:val="es-CO"/>
-        </w:rPr>
-        <w:t>}</w:t>
-      </w:r>
-      <w:r>
-        <w:rPr>
-          <w:lang w:val="es-CO"/>
-        </w:rPr>
-        <w:t xml:space="preserve"> </w:t>
-      </w:r>
-      <w:proofErr w:type="gramStart"/>
-      <w:r>
-        <w:rPr>
-          <w:lang w:val="es-CO"/>
-        </w:rPr>
-        <w:t xml:space="preserve">{{ </w:t>
-      </w:r>
-      <w:proofErr w:type="spellStart"/>
-      <w:r>
-        <w:rPr>
-          <w:lang w:val="es-CO"/>
-        </w:rPr>
-        <w:t>aspecto</w:t>
-      </w:r>
-      <w:proofErr w:type="gramEnd"/>
-      <w:r>
-        <w:rPr>
-          <w:lang w:val="es-CO"/>
-        </w:rPr>
-        <w:t>.</w:t>
-      </w:r>
-      <w:proofErr w:type="gramStart"/>
-      <w:r>
-        <w:rPr>
-          <w:lang w:val="es-CO"/>
-        </w:rPr>
-        <w:t>descripcion</w:t>
-      </w:r>
-      <w:proofErr w:type="spellEnd"/>
-      <w:r>
-        <w:rPr>
-          <w:lang w:val="es-CO"/>
-        </w:rPr>
-        <w:t xml:space="preserve"> }</w:t>
-      </w:r>
-      <w:proofErr w:type="gramEnd"/>
-      <w:r>
-        <w:rPr>
-          <w:lang w:val="es-CO"/>
-        </w:rPr>
-        <w:t>}</w:t>
+        <w:t xml:space="preserve"> {{ aspecto.descripcion }}</w:t>
       </w:r>
     </w:p>
     <w:p>
@@ -1941,63 +1145,7 @@
         <w:rPr>
           <w:lang w:val="es-CO"/>
         </w:rPr>
-        <w:t xml:space="preserve">{% </w:t>
-      </w:r>
-      <w:proofErr w:type="spellStart"/>
-      <w:r>
-        <w:rPr>
-          <w:lang w:val="es-CO"/>
-        </w:rPr>
-        <w:t>endfor</w:t>
-      </w:r>
-      <w:proofErr w:type="spellEnd"/>
-      <w:r>
-        <w:rPr>
-          <w:lang w:val="es-CO"/>
-        </w:rPr>
-        <w:t xml:space="preserve"> %} </w:t>
-      </w:r>
-      <w:proofErr w:type="gramStart"/>
-      <w:r>
-        <w:rPr>
-          <w:lang w:val="es-CO"/>
-        </w:rPr>
-        <w:t xml:space="preserve">{{ </w:t>
-      </w:r>
-      <w:proofErr w:type="spellStart"/>
-      <w:r>
-        <w:rPr>
-          <w:lang w:val="es-CO"/>
-        </w:rPr>
-        <w:t>texto</w:t>
-      </w:r>
-      <w:proofErr w:type="gramEnd"/>
-      <w:r>
-        <w:rPr>
-          <w:lang w:val="es-CO"/>
-        </w:rPr>
-        <w:t>_cierre_</w:t>
-      </w:r>
-      <w:proofErr w:type="gramStart"/>
-      <w:r>
-        <w:rPr>
-          <w:lang w:val="es-CO"/>
-        </w:rPr>
-        <w:t>aspectos</w:t>
-      </w:r>
-      <w:proofErr w:type="spellEnd"/>
-      <w:r>
-        <w:rPr>
-          <w:lang w:val="es-CO"/>
-        </w:rPr>
-        <w:t xml:space="preserve"> }</w:t>
-      </w:r>
-      <w:proofErr w:type="gramEnd"/>
-      <w:r>
-        <w:rPr>
-          <w:lang w:val="es-CO"/>
-        </w:rPr>
-        <w:t>}</w:t>
+        <w:t>{% endfor %} {{ texto_cierre_aspectos }}</w:t>
       </w:r>
     </w:p>
     <w:p>

--- a/templates/BIMENSUAL MAY-JUN.docx
+++ b/templates/BIMENSUAL MAY-JUN.docx
@@ -11,12 +11,53 @@
           <w:bCs/>
         </w:rPr>
       </w:pPr>
+      <w:proofErr w:type="gramStart"/>
       <w:r>
         <w:rPr>
           <w:b/>
           <w:bCs/>
         </w:rPr>
-        <w:t>{{ nombre_responsable }}</w:t>
+        <w:t xml:space="preserve">{{ </w:t>
+      </w:r>
+      <w:proofErr w:type="spellStart"/>
+      <w:r>
+        <w:rPr>
+          <w:b/>
+          <w:bCs/>
+        </w:rPr>
+        <w:t>nombre</w:t>
+      </w:r>
+      <w:proofErr w:type="gramEnd"/>
+      <w:r>
+        <w:rPr>
+          <w:b/>
+          <w:bCs/>
+        </w:rPr>
+        <w:t>_</w:t>
+      </w:r>
+      <w:proofErr w:type="gramStart"/>
+      <w:r>
+        <w:rPr>
+          <w:b/>
+          <w:bCs/>
+        </w:rPr>
+        <w:t>responsable</w:t>
+      </w:r>
+      <w:proofErr w:type="spellEnd"/>
+      <w:r>
+        <w:rPr>
+          <w:b/>
+          <w:bCs/>
+        </w:rPr>
+        <w:t xml:space="preserve"> }</w:t>
+      </w:r>
+      <w:proofErr w:type="gramEnd"/>
+      <w:r>
+        <w:rPr>
+          <w:b/>
+          <w:bCs/>
+        </w:rPr>
+        <w:t>}</w:t>
       </w:r>
     </w:p>
     <w:p>
@@ -28,12 +69,53 @@
           <w:bCs/>
         </w:rPr>
       </w:pPr>
+      <w:proofErr w:type="gramStart"/>
       <w:r>
         <w:rPr>
           <w:b/>
           <w:bCs/>
         </w:rPr>
-        <w:t>{{ periodo_titulo }}</w:t>
+        <w:t xml:space="preserve">{{ </w:t>
+      </w:r>
+      <w:proofErr w:type="spellStart"/>
+      <w:r>
+        <w:rPr>
+          <w:b/>
+          <w:bCs/>
+        </w:rPr>
+        <w:t>periodo</w:t>
+      </w:r>
+      <w:proofErr w:type="gramEnd"/>
+      <w:r>
+        <w:rPr>
+          <w:b/>
+          <w:bCs/>
+        </w:rPr>
+        <w:t>_</w:t>
+      </w:r>
+      <w:proofErr w:type="gramStart"/>
+      <w:r>
+        <w:rPr>
+          <w:b/>
+          <w:bCs/>
+        </w:rPr>
+        <w:t>titulo</w:t>
+      </w:r>
+      <w:proofErr w:type="spellEnd"/>
+      <w:r>
+        <w:rPr>
+          <w:b/>
+          <w:bCs/>
+        </w:rPr>
+        <w:t xml:space="preserve"> }</w:t>
+      </w:r>
+      <w:proofErr w:type="gramEnd"/>
+      <w:r>
+        <w:rPr>
+          <w:b/>
+          <w:bCs/>
+        </w:rPr>
+        <w:t>}</w:t>
       </w:r>
     </w:p>
     <w:p>
@@ -44,11 +126,27 @@
           <w:b/>
         </w:rPr>
       </w:pPr>
-      <w:r>
-        <w:rPr>
-          <w:b/>
-        </w:rPr>
-        <w:t xml:space="preserve">{{ anio </w:t>
+      <w:proofErr w:type="gramStart"/>
+      <w:r>
+        <w:rPr>
+          <w:b/>
+        </w:rPr>
+        <w:t xml:space="preserve">{{ </w:t>
+      </w:r>
+      <w:proofErr w:type="spellStart"/>
+      <w:r>
+        <w:rPr>
+          <w:b/>
+        </w:rPr>
+        <w:t>anio</w:t>
+      </w:r>
+      <w:proofErr w:type="spellEnd"/>
+      <w:proofErr w:type="gramEnd"/>
+      <w:r>
+        <w:rPr>
+          <w:b/>
+        </w:rPr>
+        <w:t xml:space="preserve"> </w:t>
       </w:r>
       <w:r>
         <w:rPr>
@@ -231,12 +329,13 @@
               <w:ind w:left="998"/>
               <w:rPr>
                 <w:b/>
+                <w:bCs/>
               </w:rPr>
             </w:pPr>
             <w:r>
               <w:rPr>
                 <w:b/>
-                <w:spacing w:val="-2"/>
+                <w:bCs/>
               </w:rPr>
               <w:t>PROVEEDOR</w:t>
             </w:r>
@@ -254,13 +353,40 @@
               <w:ind w:left="496"/>
               <w:rPr>
                 <w:b/>
+                <w:bCs/>
               </w:rPr>
             </w:pPr>
-            <w:r>
-              <w:rPr>
-                <w:b/>
-              </w:rPr>
-              <w:t>{{ col_b_act }}</w:t>
+            <w:proofErr w:type="gramStart"/>
+            <w:r>
+              <w:rPr>
+                <w:b/>
+                <w:bCs/>
+              </w:rPr>
+              <w:t xml:space="preserve">{{ </w:t>
+            </w:r>
+            <w:proofErr w:type="spellStart"/>
+            <w:r>
+              <w:rPr>
+                <w:b/>
+                <w:bCs/>
+              </w:rPr>
+              <w:t>col</w:t>
+            </w:r>
+            <w:proofErr w:type="gramEnd"/>
+            <w:r>
+              <w:rPr>
+                <w:b/>
+                <w:bCs/>
+              </w:rPr>
+              <w:t>_b_act</w:t>
+            </w:r>
+            <w:proofErr w:type="spellEnd"/>
+            <w:r>
+              <w:rPr>
+                <w:b/>
+                <w:bCs/>
+              </w:rPr>
+              <w:t xml:space="preserve"> }}</w:t>
             </w:r>
           </w:p>
         </w:tc>
@@ -276,13 +402,40 @@
               <w:ind w:left="577"/>
               <w:rPr>
                 <w:b/>
+                <w:bCs/>
               </w:rPr>
             </w:pPr>
-            <w:r>
-              <w:rPr>
-                <w:b/>
-              </w:rPr>
-              <w:t>{{ col_b_ant }}</w:t>
+            <w:proofErr w:type="gramStart"/>
+            <w:r>
+              <w:rPr>
+                <w:b/>
+                <w:bCs/>
+              </w:rPr>
+              <w:t xml:space="preserve">{{ </w:t>
+            </w:r>
+            <w:proofErr w:type="spellStart"/>
+            <w:r>
+              <w:rPr>
+                <w:b/>
+                <w:bCs/>
+              </w:rPr>
+              <w:t>col</w:t>
+            </w:r>
+            <w:proofErr w:type="gramEnd"/>
+            <w:r>
+              <w:rPr>
+                <w:b/>
+                <w:bCs/>
+              </w:rPr>
+              <w:t>_b_ant</w:t>
+            </w:r>
+            <w:proofErr w:type="spellEnd"/>
+            <w:r>
+              <w:rPr>
+                <w:b/>
+                <w:bCs/>
+              </w:rPr>
+              <w:t xml:space="preserve"> }}</w:t>
             </w:r>
           </w:p>
         </w:tc>
@@ -298,13 +451,40 @@
               <w:ind w:left="506"/>
               <w:rPr>
                 <w:b/>
+                <w:bCs/>
               </w:rPr>
             </w:pPr>
-            <w:r>
-              <w:rPr>
-                <w:b/>
-              </w:rPr>
-              <w:t>{{ col_b_prev }}</w:t>
+            <w:proofErr w:type="gramStart"/>
+            <w:r>
+              <w:rPr>
+                <w:b/>
+                <w:bCs/>
+              </w:rPr>
+              <w:t xml:space="preserve">{{ </w:t>
+            </w:r>
+            <w:proofErr w:type="spellStart"/>
+            <w:r>
+              <w:rPr>
+                <w:b/>
+                <w:bCs/>
+              </w:rPr>
+              <w:t>col</w:t>
+            </w:r>
+            <w:proofErr w:type="gramEnd"/>
+            <w:r>
+              <w:rPr>
+                <w:b/>
+                <w:bCs/>
+              </w:rPr>
+              <w:t>_b_prev</w:t>
+            </w:r>
+            <w:proofErr w:type="spellEnd"/>
+            <w:r>
+              <w:rPr>
+                <w:b/>
+                <w:bCs/>
+              </w:rPr>
+              <w:t xml:space="preserve"> }}</w:t>
             </w:r>
           </w:p>
         </w:tc>
@@ -323,36 +503,59 @@
               <w:spacing w:before="9"/>
               <w:ind w:left="74"/>
               <w:rPr>
-                <w:rFonts w:ascii="Courier New" w:hAnsi="Courier New" w:cs="Courier New"/>
-                <w:sz w:val="20"/>
-                <w:szCs w:val="20"/>
                 <w:lang w:val="en-US"/>
               </w:rPr>
             </w:pPr>
             <w:r>
-              <w:rPr>
-                <w:rFonts w:ascii="Courier New" w:hAnsi="Courier New" w:cs="Courier New"/>
-                <w:sz w:val="20"/>
-                <w:szCs w:val="20"/>
-                <w:lang w:val="en-US"/>
-              </w:rPr>
-              <w:t>{% for item in tabla_proveedores %}</w:t>
-            </w:r>
-          </w:p>
-          <w:p>
-            <w:pPr>
-              <w:pStyle w:val="TableParagraph"/>
-              <w:spacing w:before="9"/>
-              <w:ind w:left="74"/>
-              <w:rPr>
-                <w:lang w:val="en-US"/>
-              </w:rPr>
-            </w:pPr>
-            <w:r>
-              <w:rPr>
-                <w:spacing w:val="-2"/>
-              </w:rPr>
-              <w:t>{{ item.PROVEEDOR }}</w:t>
+              <w:t xml:space="preserve">{% </w:t>
+            </w:r>
+            <w:proofErr w:type="spellStart"/>
+            <w:r>
+              <w:t>tr</w:t>
+            </w:r>
+            <w:proofErr w:type="spellEnd"/>
+            <w:r>
+              <w:t xml:space="preserve"> </w:t>
+            </w:r>
+            <w:proofErr w:type="spellStart"/>
+            <w:r>
+              <w:t>for</w:t>
+            </w:r>
+            <w:proofErr w:type="spellEnd"/>
+            <w:r>
+              <w:t xml:space="preserve"> </w:t>
+            </w:r>
+            <w:proofErr w:type="spellStart"/>
+            <w:r>
+              <w:t>item</w:t>
+            </w:r>
+            <w:proofErr w:type="spellEnd"/>
+            <w:r>
+              <w:t xml:space="preserve"> in </w:t>
+            </w:r>
+            <w:proofErr w:type="spellStart"/>
+            <w:r>
+              <w:t>tabla_proveedores</w:t>
+            </w:r>
+            <w:proofErr w:type="spellEnd"/>
+            <w:r>
+              <w:t xml:space="preserve"> </w:t>
+            </w:r>
+            <w:proofErr w:type="gramStart"/>
+            <w:r>
+              <w:t xml:space="preserve">%}{{ </w:t>
+            </w:r>
+            <w:proofErr w:type="spellStart"/>
+            <w:r>
+              <w:t>item</w:t>
+            </w:r>
+            <w:proofErr w:type="gramEnd"/>
+            <w:r>
+              <w:t>.PROVEEDOR</w:t>
+            </w:r>
+            <w:proofErr w:type="spellEnd"/>
+            <w:r>
+              <w:t xml:space="preserve"> }}</w:t>
             </w:r>
           </w:p>
         </w:tc>
@@ -368,13 +571,21 @@
                 <w:lang w:val="en-US"/>
               </w:rPr>
             </w:pPr>
-            <w:r>
-              <w:rPr>
-                <w:rFonts w:ascii="Courier New" w:hAnsi="Courier New" w:cs="Courier New"/>
-                <w:sz w:val="20"/>
-                <w:szCs w:val="20"/>
-              </w:rPr>
-              <w:t>{{ item.v_act }}</w:t>
+            <w:proofErr w:type="gramStart"/>
+            <w:r>
+              <w:t xml:space="preserve">{{ </w:t>
+            </w:r>
+            <w:proofErr w:type="spellStart"/>
+            <w:r>
+              <w:t>item</w:t>
+            </w:r>
+            <w:proofErr w:type="gramEnd"/>
+            <w:r>
+              <w:t>.v_act</w:t>
+            </w:r>
+            <w:proofErr w:type="spellEnd"/>
+            <w:r>
+              <w:t xml:space="preserve"> }}</w:t>
             </w:r>
           </w:p>
         </w:tc>
@@ -390,13 +601,13 @@
                 <w:lang w:val="en-US"/>
               </w:rPr>
             </w:pPr>
-            <w:r>
-              <w:rPr>
-                <w:rFonts w:ascii="Courier New" w:hAnsi="Courier New" w:cs="Courier New"/>
-                <w:sz w:val="20"/>
-                <w:szCs w:val="20"/>
-              </w:rPr>
-              <w:t>{{ item.v_p2 }}</w:t>
+            <w:proofErr w:type="gramStart"/>
+            <w:r>
+              <w:t>{{ item</w:t>
+            </w:r>
+            <w:proofErr w:type="gramEnd"/>
+            <w:r>
+              <w:t>.v_p2 }}</w:t>
             </w:r>
           </w:p>
         </w:tc>
@@ -409,38 +620,50 @@
               <w:pStyle w:val="TableParagraph"/>
               <w:spacing w:before="9"/>
               <w:rPr>
-                <w:rFonts w:ascii="Courier New" w:hAnsi="Courier New" w:cs="Courier New"/>
-                <w:sz w:val="20"/>
-                <w:szCs w:val="20"/>
+                <w:lang w:val="en-US"/>
               </w:rPr>
             </w:pPr>
-            <w:r>
-              <w:rPr>
-                <w:rFonts w:ascii="Courier New" w:hAnsi="Courier New" w:cs="Courier New"/>
-                <w:sz w:val="20"/>
-                <w:szCs w:val="20"/>
-              </w:rPr>
-              <w:t>{{item</w:t>
-            </w:r>
-            <w:r>
-              <w:rPr>
-                <w:rFonts w:ascii="Courier New" w:hAnsi="Courier New" w:cs="Courier New"/>
-                <w:sz w:val="20"/>
-                <w:szCs w:val="20"/>
-              </w:rPr>
-              <w:t>.v_p3 }}</w:t>
-            </w:r>
-          </w:p>
-          <w:p>
-            <w:pPr>
-              <w:pStyle w:val="TableParagraph"/>
-              <w:spacing w:before="9"/>
+            <w:proofErr w:type="gramStart"/>
+            <w:r>
               <w:rPr>
                 <w:lang w:val="en-US"/>
               </w:rPr>
-            </w:pPr>
-            <w:r>
-              <w:t>{% tr endfor %}</w:t>
+              <w:t>{{ item</w:t>
+            </w:r>
+            <w:proofErr w:type="gramEnd"/>
+            <w:r>
+              <w:rPr>
+                <w:lang w:val="en-US"/>
+              </w:rPr>
+              <w:t>.v_p</w:t>
+            </w:r>
+            <w:proofErr w:type="gramStart"/>
+            <w:r>
+              <w:rPr>
+                <w:lang w:val="en-US"/>
+              </w:rPr>
+              <w:t>3 }}{</w:t>
+            </w:r>
+            <w:proofErr w:type="gramEnd"/>
+            <w:r>
+              <w:rPr>
+                <w:lang w:val="en-US"/>
+              </w:rPr>
+              <w:t xml:space="preserve">% tr </w:t>
+            </w:r>
+            <w:proofErr w:type="spellStart"/>
+            <w:r>
+              <w:rPr>
+                <w:lang w:val="en-US"/>
+              </w:rPr>
+              <w:t>endfor</w:t>
+            </w:r>
+            <w:proofErr w:type="spellEnd"/>
+            <w:r>
+              <w:rPr>
+                <w:lang w:val="en-US"/>
+              </w:rPr>
+              <w:t xml:space="preserve"> %}</w:t>
             </w:r>
           </w:p>
         </w:tc>
@@ -461,12 +684,13 @@
               <w:jc w:val="center"/>
               <w:rPr>
                 <w:b/>
+                <w:bCs/>
               </w:rPr>
             </w:pPr>
             <w:r>
               <w:rPr>
                 <w:b/>
-                <w:spacing w:val="-2"/>
+                <w:bCs/>
               </w:rPr>
               <w:t>TOTAL</w:t>
             </w:r>
@@ -484,15 +708,21 @@
                 <w:lang w:val="en-US"/>
               </w:rPr>
             </w:pPr>
-            <w:r>
-              <w:rPr>
-                <w:rStyle w:val="CdigoHTML"/>
-                <w:rFonts w:eastAsia="Calibri"/>
-                <w:b/>
-                <w:bCs/>
-                <w:lang w:val="en-US"/>
-              </w:rPr>
-              <w:t>{{ total_b_act }}</w:t>
+            <w:proofErr w:type="gramStart"/>
+            <w:r>
+              <w:t xml:space="preserve">{{ </w:t>
+            </w:r>
+            <w:proofErr w:type="spellStart"/>
+            <w:r>
+              <w:t>total</w:t>
+            </w:r>
+            <w:proofErr w:type="gramEnd"/>
+            <w:r>
+              <w:t>_b_act</w:t>
+            </w:r>
+            <w:proofErr w:type="spellEnd"/>
+            <w:r>
+              <w:t xml:space="preserve"> }}</w:t>
             </w:r>
           </w:p>
         </w:tc>
@@ -509,15 +739,21 @@
                 <w:lang w:val="en-US"/>
               </w:rPr>
             </w:pPr>
-            <w:r>
-              <w:rPr>
-                <w:rStyle w:val="CdigoHTML"/>
-                <w:rFonts w:eastAsia="Calibri"/>
-                <w:b/>
-                <w:bCs/>
-                <w:lang w:val="en-US"/>
-              </w:rPr>
-              <w:t>{{ total_b_ant }}</w:t>
+            <w:proofErr w:type="gramStart"/>
+            <w:r>
+              <w:t xml:space="preserve">{{ </w:t>
+            </w:r>
+            <w:proofErr w:type="spellStart"/>
+            <w:r>
+              <w:t>total</w:t>
+            </w:r>
+            <w:proofErr w:type="gramEnd"/>
+            <w:r>
+              <w:t>_b_ant</w:t>
+            </w:r>
+            <w:proofErr w:type="spellEnd"/>
+            <w:r>
+              <w:t xml:space="preserve"> }}</w:t>
             </w:r>
           </w:p>
         </w:tc>
@@ -532,12 +768,21 @@
                 <w:b/>
               </w:rPr>
             </w:pPr>
-            <w:r>
-              <w:rPr>
-                <w:b/>
-                <w:bCs/>
-              </w:rPr>
-              <w:t>{{ total_b_prev }}</w:t>
+            <w:proofErr w:type="gramStart"/>
+            <w:r>
+              <w:t xml:space="preserve">{{ </w:t>
+            </w:r>
+            <w:proofErr w:type="spellStart"/>
+            <w:r>
+              <w:t>total</w:t>
+            </w:r>
+            <w:proofErr w:type="gramEnd"/>
+            <w:r>
+              <w:t>_b_prev</w:t>
+            </w:r>
+            <w:proofErr w:type="spellEnd"/>
+            <w:r>
+              <w:t xml:space="preserve"> }}</w:t>
             </w:r>
           </w:p>
         </w:tc>
@@ -625,14 +870,6 @@
         </w:rPr>
         <w:t xml:space="preserve"> </w:t>
       </w:r>
-      <w:r>
-        <w:rPr>
-          <w:b/>
-          <w:color w:val="1F1F1F"/>
-          <w:spacing w:val="-10"/>
-        </w:rPr>
-        <w:t>2</w:t>
-      </w:r>
     </w:p>
     <w:p>
       <w:pPr>
@@ -643,12 +880,53 @@
           <w:sz w:val="20"/>
         </w:rPr>
       </w:pPr>
+      <w:proofErr w:type="gramStart"/>
       <w:r>
         <w:rPr>
           <w:b/>
           <w:sz w:val="20"/>
         </w:rPr>
-        <w:t>{{ grafica_ventas }}</w:t>
+        <w:t xml:space="preserve">{{ </w:t>
+      </w:r>
+      <w:proofErr w:type="spellStart"/>
+      <w:r>
+        <w:rPr>
+          <w:b/>
+          <w:sz w:val="20"/>
+        </w:rPr>
+        <w:t>grafica</w:t>
+      </w:r>
+      <w:proofErr w:type="gramEnd"/>
+      <w:r>
+        <w:rPr>
+          <w:b/>
+          <w:sz w:val="20"/>
+        </w:rPr>
+        <w:t>_</w:t>
+      </w:r>
+      <w:proofErr w:type="gramStart"/>
+      <w:r>
+        <w:rPr>
+          <w:b/>
+          <w:sz w:val="20"/>
+        </w:rPr>
+        <w:t>ventas</w:t>
+      </w:r>
+      <w:proofErr w:type="spellEnd"/>
+      <w:r>
+        <w:rPr>
+          <w:b/>
+          <w:sz w:val="20"/>
+        </w:rPr>
+        <w:t xml:space="preserve"> }</w:t>
+      </w:r>
+      <w:proofErr w:type="gramEnd"/>
+      <w:r>
+        <w:rPr>
+          <w:b/>
+          <w:sz w:val="20"/>
+        </w:rPr>
+        <w:t>}</w:t>
       </w:r>
     </w:p>
     <w:p>
@@ -795,12 +1073,13 @@
               <w:jc w:val="center"/>
               <w:rPr>
                 <w:b/>
+                <w:bCs/>
               </w:rPr>
             </w:pPr>
             <w:r>
               <w:rPr>
                 <w:b/>
-                <w:spacing w:val="-2"/>
+                <w:bCs/>
               </w:rPr>
               <w:t>CLIENTE</w:t>
             </w:r>
@@ -819,13 +1098,40 @@
               <w:jc w:val="right"/>
               <w:rPr>
                 <w:b/>
+                <w:bCs/>
               </w:rPr>
             </w:pPr>
-            <w:r>
-              <w:rPr>
-                <w:b/>
-              </w:rPr>
-              <w:t>{{ col_b_act }}</w:t>
+            <w:proofErr w:type="gramStart"/>
+            <w:r>
+              <w:rPr>
+                <w:b/>
+                <w:bCs/>
+              </w:rPr>
+              <w:t xml:space="preserve">{{ </w:t>
+            </w:r>
+            <w:proofErr w:type="spellStart"/>
+            <w:r>
+              <w:rPr>
+                <w:b/>
+                <w:bCs/>
+              </w:rPr>
+              <w:t>col</w:t>
+            </w:r>
+            <w:proofErr w:type="gramEnd"/>
+            <w:r>
+              <w:rPr>
+                <w:b/>
+                <w:bCs/>
+              </w:rPr>
+              <w:t>_b_act</w:t>
+            </w:r>
+            <w:proofErr w:type="spellEnd"/>
+            <w:r>
+              <w:rPr>
+                <w:b/>
+                <w:bCs/>
+              </w:rPr>
+              <w:t xml:space="preserve"> }}</w:t>
             </w:r>
           </w:p>
         </w:tc>
@@ -841,13 +1147,40 @@
               <w:ind w:left="294"/>
               <w:rPr>
                 <w:b/>
+                <w:bCs/>
               </w:rPr>
             </w:pPr>
-            <w:r>
-              <w:rPr>
-                <w:b/>
-              </w:rPr>
-              <w:t>{{ col_b_ant }}</w:t>
+            <w:proofErr w:type="gramStart"/>
+            <w:r>
+              <w:rPr>
+                <w:b/>
+                <w:bCs/>
+              </w:rPr>
+              <w:t xml:space="preserve">{{ </w:t>
+            </w:r>
+            <w:proofErr w:type="spellStart"/>
+            <w:r>
+              <w:rPr>
+                <w:b/>
+                <w:bCs/>
+              </w:rPr>
+              <w:t>col</w:t>
+            </w:r>
+            <w:proofErr w:type="gramEnd"/>
+            <w:r>
+              <w:rPr>
+                <w:b/>
+                <w:bCs/>
+              </w:rPr>
+              <w:t>_b_ant</w:t>
+            </w:r>
+            <w:proofErr w:type="spellEnd"/>
+            <w:r>
+              <w:rPr>
+                <w:b/>
+                <w:bCs/>
+              </w:rPr>
+              <w:t xml:space="preserve"> }}</w:t>
             </w:r>
           </w:p>
         </w:tc>
@@ -864,13 +1197,40 @@
               <w:jc w:val="right"/>
               <w:rPr>
                 <w:b/>
+                <w:bCs/>
               </w:rPr>
             </w:pPr>
-            <w:r>
-              <w:rPr>
-                <w:b/>
-              </w:rPr>
-              <w:t>{{ col_b_prev }}</w:t>
+            <w:proofErr w:type="gramStart"/>
+            <w:r>
+              <w:rPr>
+                <w:b/>
+                <w:bCs/>
+              </w:rPr>
+              <w:t xml:space="preserve">{{ </w:t>
+            </w:r>
+            <w:proofErr w:type="spellStart"/>
+            <w:r>
+              <w:rPr>
+                <w:b/>
+                <w:bCs/>
+              </w:rPr>
+              <w:t>col</w:t>
+            </w:r>
+            <w:proofErr w:type="gramEnd"/>
+            <w:r>
+              <w:rPr>
+                <w:b/>
+                <w:bCs/>
+              </w:rPr>
+              <w:t>_b_prev</w:t>
+            </w:r>
+            <w:proofErr w:type="spellEnd"/>
+            <w:r>
+              <w:rPr>
+                <w:b/>
+                <w:bCs/>
+              </w:rPr>
+              <w:t xml:space="preserve"> }}</w:t>
             </w:r>
           </w:p>
         </w:tc>
@@ -895,19 +1255,49 @@
               <w:rPr>
                 <w:lang w:val="en-US"/>
               </w:rPr>
-              <w:t>{% for item in tabla_clientes %}</w:t>
-            </w:r>
-          </w:p>
-          <w:p>
-            <w:pPr>
-              <w:pStyle w:val="TableParagraph"/>
-              <w:ind w:left="74"/>
+              <w:t xml:space="preserve">{% tr for item in </w:t>
+            </w:r>
+            <w:proofErr w:type="spellStart"/>
+            <w:r>
               <w:rPr>
                 <w:lang w:val="en-US"/>
               </w:rPr>
-            </w:pPr>
-            <w:r>
-              <w:t>{{ item.CLIENTE }}</w:t>
+              <w:t>tabla_clientes</w:t>
+            </w:r>
+            <w:proofErr w:type="spellEnd"/>
+            <w:r>
+              <w:rPr>
+                <w:lang w:val="en-US"/>
+              </w:rPr>
+              <w:t xml:space="preserve"> </w:t>
+            </w:r>
+            <w:proofErr w:type="gramStart"/>
+            <w:r>
+              <w:rPr>
+                <w:lang w:val="en-US"/>
+              </w:rPr>
+              <w:t xml:space="preserve">%}{{ </w:t>
+            </w:r>
+            <w:proofErr w:type="spellStart"/>
+            <w:r>
+              <w:rPr>
+                <w:lang w:val="en-US"/>
+              </w:rPr>
+              <w:t>item</w:t>
+            </w:r>
+            <w:proofErr w:type="gramEnd"/>
+            <w:r>
+              <w:rPr>
+                <w:lang w:val="en-US"/>
+              </w:rPr>
+              <w:t>.CLIENTE</w:t>
+            </w:r>
+            <w:proofErr w:type="spellEnd"/>
+            <w:r>
+              <w:rPr>
+                <w:lang w:val="en-US"/>
+              </w:rPr>
+              <w:t xml:space="preserve"> }}</w:t>
             </w:r>
           </w:p>
         </w:tc>
@@ -921,8 +1311,21 @@
               <w:ind w:left="0" w:right="221"/>
               <w:jc w:val="right"/>
             </w:pPr>
-            <w:r>
-              <w:t>{{ item.v_act }}</w:t>
+            <w:proofErr w:type="gramStart"/>
+            <w:r>
+              <w:t xml:space="preserve">{{ </w:t>
+            </w:r>
+            <w:proofErr w:type="spellStart"/>
+            <w:r>
+              <w:t>item</w:t>
+            </w:r>
+            <w:proofErr w:type="gramEnd"/>
+            <w:r>
+              <w:t>.v_act</w:t>
+            </w:r>
+            <w:proofErr w:type="spellEnd"/>
+            <w:r>
+              <w:t xml:space="preserve"> }}</w:t>
             </w:r>
           </w:p>
         </w:tc>
@@ -934,8 +1337,13 @@
             <w:pPr>
               <w:pStyle w:val="TableParagraph"/>
             </w:pPr>
-            <w:r>
-              <w:t>{{ item.v_p2 }}</w:t>
+            <w:proofErr w:type="gramStart"/>
+            <w:r>
+              <w:t>{{ item</w:t>
+            </w:r>
+            <w:proofErr w:type="gramEnd"/>
+            <w:r>
+              <w:t>.v_p2 }}</w:t>
             </w:r>
           </w:p>
         </w:tc>
@@ -949,18 +1357,37 @@
               <w:ind w:left="0" w:right="221"/>
               <w:jc w:val="right"/>
             </w:pPr>
-            <w:r>
-              <w:t>{{ item.v_p3 }}</w:t>
-            </w:r>
-          </w:p>
-          <w:p>
-            <w:pPr>
-              <w:pStyle w:val="TableParagraph"/>
-              <w:ind w:left="0" w:right="221"/>
-              <w:jc w:val="right"/>
-            </w:pPr>
-            <w:r>
-              <w:t>{% tr endfor %}</w:t>
+            <w:proofErr w:type="gramStart"/>
+            <w:r>
+              <w:t>{{ item</w:t>
+            </w:r>
+            <w:proofErr w:type="gramEnd"/>
+            <w:r>
+              <w:t>.v_p</w:t>
+            </w:r>
+            <w:proofErr w:type="gramStart"/>
+            <w:r>
+              <w:t>3 }}{</w:t>
+            </w:r>
+            <w:proofErr w:type="gramEnd"/>
+            <w:r>
+              <w:t xml:space="preserve">% </w:t>
+            </w:r>
+            <w:proofErr w:type="spellStart"/>
+            <w:r>
+              <w:t>tr</w:t>
+            </w:r>
+            <w:proofErr w:type="spellEnd"/>
+            <w:r>
+              <w:t xml:space="preserve"> </w:t>
+            </w:r>
+            <w:proofErr w:type="spellStart"/>
+            <w:r>
+              <w:t>endfor</w:t>
+            </w:r>
+            <w:proofErr w:type="spellEnd"/>
+            <w:r>
+              <w:t xml:space="preserve"> %}</w:t>
             </w:r>
           </w:p>
         </w:tc>
@@ -978,14 +1405,16 @@
             <w:pPr>
               <w:pStyle w:val="TableParagraph"/>
               <w:ind w:left="74"/>
-              <w:rPr>
-                <w:b/>
+              <w:jc w:val="center"/>
+              <w:rPr>
+                <w:b/>
+                <w:bCs/>
               </w:rPr>
             </w:pPr>
             <w:r>
               <w:rPr>
                 <w:b/>
-                <w:spacing w:val="-2"/>
+                <w:bCs/>
               </w:rPr>
               <w:t>TOTAL</w:t>
             </w:r>
@@ -1004,11 +1433,21 @@
                 <w:b/>
               </w:rPr>
             </w:pPr>
-            <w:r>
-              <w:rPr>
-                <w:b/>
-              </w:rPr>
-              <w:t>{{ total_b_act }}</w:t>
+            <w:proofErr w:type="gramStart"/>
+            <w:r>
+              <w:t xml:space="preserve">{{ </w:t>
+            </w:r>
+            <w:proofErr w:type="spellStart"/>
+            <w:r>
+              <w:t>total</w:t>
+            </w:r>
+            <w:proofErr w:type="gramEnd"/>
+            <w:r>
+              <w:t>_b_act</w:t>
+            </w:r>
+            <w:proofErr w:type="spellEnd"/>
+            <w:r>
+              <w:t xml:space="preserve"> }}</w:t>
             </w:r>
           </w:p>
         </w:tc>
@@ -1023,11 +1462,21 @@
                 <w:b/>
               </w:rPr>
             </w:pPr>
-            <w:r>
-              <w:rPr>
-                <w:b/>
-              </w:rPr>
-              <w:t>{{ total_b_ant }}</w:t>
+            <w:proofErr w:type="gramStart"/>
+            <w:r>
+              <w:t xml:space="preserve">{{ </w:t>
+            </w:r>
+            <w:proofErr w:type="spellStart"/>
+            <w:r>
+              <w:t>total</w:t>
+            </w:r>
+            <w:proofErr w:type="gramEnd"/>
+            <w:r>
+              <w:t>_b_ant</w:t>
+            </w:r>
+            <w:proofErr w:type="spellEnd"/>
+            <w:r>
+              <w:t xml:space="preserve"> }}</w:t>
             </w:r>
           </w:p>
         </w:tc>
@@ -1042,11 +1491,21 @@
                 <w:b/>
               </w:rPr>
             </w:pPr>
-            <w:r>
-              <w:rPr>
-                <w:b/>
-              </w:rPr>
-              <w:t>{{ total_b_prev }}</w:t>
+            <w:proofErr w:type="gramStart"/>
+            <w:r>
+              <w:t xml:space="preserve">{{ </w:t>
+            </w:r>
+            <w:proofErr w:type="spellStart"/>
+            <w:r>
+              <w:t>total</w:t>
+            </w:r>
+            <w:proofErr w:type="gramEnd"/>
+            <w:r>
+              <w:t>_b_prev</w:t>
+            </w:r>
+            <w:proofErr w:type="spellEnd"/>
+            <w:r>
+              <w:t xml:space="preserve"> }}</w:t>
             </w:r>
           </w:p>
         </w:tc>
@@ -1116,21 +1575,191 @@
         <w:rPr>
           <w:lang w:val="es-CO"/>
         </w:rPr>
-        <w:t xml:space="preserve">{% for aspecto in aspectos_mejorar %} </w:t>
-      </w:r>
+        <w:t xml:space="preserve">{% </w:t>
+      </w:r>
+      <w:proofErr w:type="spellStart"/>
+      <w:r>
+        <w:rPr>
+          <w:lang w:val="es-CO"/>
+        </w:rPr>
+        <w:t>for</w:t>
+      </w:r>
+      <w:proofErr w:type="spellEnd"/>
+      <w:r>
+        <w:rPr>
+          <w:lang w:val="es-CO"/>
+        </w:rPr>
+        <w:t xml:space="preserve"> aspecto in </w:t>
+      </w:r>
+      <w:proofErr w:type="spellStart"/>
+      <w:r>
+        <w:rPr>
+          <w:lang w:val="es-CO"/>
+        </w:rPr>
+        <w:t>aspectos_mejorar</w:t>
+      </w:r>
+      <w:proofErr w:type="spellEnd"/>
+      <w:r>
+        <w:rPr>
+          <w:lang w:val="es-CO"/>
+        </w:rPr>
+        <w:t xml:space="preserve"> %} </w:t>
+      </w:r>
+      <w:proofErr w:type="gramStart"/>
       <w:r>
         <w:rPr>
           <w:b/>
           <w:bCs/>
           <w:lang w:val="es-CO"/>
         </w:rPr>
-        <w:t>{{ loop.index }}. {{ aspecto.titulo }}</w:t>
-      </w:r>
-      <w:r>
-        <w:rPr>
+        <w:t xml:space="preserve">{{ </w:t>
+      </w:r>
+      <w:proofErr w:type="spellStart"/>
+      <w:r>
+        <w:rPr>
+          <w:b/>
+          <w:bCs/>
           <w:lang w:val="es-CO"/>
         </w:rPr>
-        <w:t xml:space="preserve"> {{ aspecto.descripcion }}</w:t>
+        <w:t>loop</w:t>
+      </w:r>
+      <w:proofErr w:type="gramEnd"/>
+      <w:r>
+        <w:rPr>
+          <w:b/>
+          <w:bCs/>
+          <w:lang w:val="es-CO"/>
+        </w:rPr>
+        <w:t>.</w:t>
+      </w:r>
+      <w:proofErr w:type="gramStart"/>
+      <w:r>
+        <w:rPr>
+          <w:b/>
+          <w:bCs/>
+          <w:lang w:val="es-CO"/>
+        </w:rPr>
+        <w:t>index</w:t>
+      </w:r>
+      <w:proofErr w:type="spellEnd"/>
+      <w:r>
+        <w:rPr>
+          <w:b/>
+          <w:bCs/>
+          <w:lang w:val="es-CO"/>
+        </w:rPr>
+        <w:t xml:space="preserve"> }</w:t>
+      </w:r>
+      <w:proofErr w:type="gramEnd"/>
+      <w:r>
+        <w:rPr>
+          <w:b/>
+          <w:bCs/>
+          <w:lang w:val="es-CO"/>
+        </w:rPr>
+        <w:t xml:space="preserve">}. </w:t>
+      </w:r>
+      <w:proofErr w:type="gramStart"/>
+      <w:r>
+        <w:rPr>
+          <w:b/>
+          <w:bCs/>
+          <w:lang w:val="es-CO"/>
+        </w:rPr>
+        <w:t xml:space="preserve">{{ </w:t>
+      </w:r>
+      <w:proofErr w:type="spellStart"/>
+      <w:r>
+        <w:rPr>
+          <w:b/>
+          <w:bCs/>
+          <w:lang w:val="es-CO"/>
+        </w:rPr>
+        <w:t>aspecto</w:t>
+      </w:r>
+      <w:proofErr w:type="gramEnd"/>
+      <w:r>
+        <w:rPr>
+          <w:b/>
+          <w:bCs/>
+          <w:lang w:val="es-CO"/>
+        </w:rPr>
+        <w:t>.</w:t>
+      </w:r>
+      <w:proofErr w:type="gramStart"/>
+      <w:r>
+        <w:rPr>
+          <w:b/>
+          <w:bCs/>
+          <w:lang w:val="es-CO"/>
+        </w:rPr>
+        <w:t>titulo</w:t>
+      </w:r>
+      <w:proofErr w:type="spellEnd"/>
+      <w:r>
+        <w:rPr>
+          <w:b/>
+          <w:bCs/>
+          <w:lang w:val="es-CO"/>
+        </w:rPr>
+        <w:t xml:space="preserve"> }</w:t>
+      </w:r>
+      <w:proofErr w:type="gramEnd"/>
+      <w:r>
+        <w:rPr>
+          <w:b/>
+          <w:bCs/>
+          <w:lang w:val="es-CO"/>
+        </w:rPr>
+        <w:t>}</w:t>
+      </w:r>
+      <w:r>
+        <w:rPr>
+          <w:lang w:val="es-CO"/>
+        </w:rPr>
+        <w:t xml:space="preserve"> </w:t>
+      </w:r>
+      <w:proofErr w:type="gramStart"/>
+      <w:r>
+        <w:rPr>
+          <w:lang w:val="es-CO"/>
+        </w:rPr>
+        <w:t xml:space="preserve">{{ </w:t>
+      </w:r>
+      <w:proofErr w:type="spellStart"/>
+      <w:r>
+        <w:rPr>
+          <w:lang w:val="es-CO"/>
+        </w:rPr>
+        <w:t>aspecto</w:t>
+      </w:r>
+      <w:proofErr w:type="gramEnd"/>
+      <w:r>
+        <w:rPr>
+          <w:lang w:val="es-CO"/>
+        </w:rPr>
+        <w:t>.</w:t>
+      </w:r>
+      <w:proofErr w:type="gramStart"/>
+      <w:r>
+        <w:rPr>
+          <w:lang w:val="es-CO"/>
+        </w:rPr>
+        <w:t>descripcion</w:t>
+      </w:r>
+      <w:proofErr w:type="spellEnd"/>
+      <w:r>
+        <w:rPr>
+          <w:lang w:val="es-CO"/>
+        </w:rPr>
+        <w:t xml:space="preserve"> }</w:t>
+      </w:r>
+      <w:proofErr w:type="gramEnd"/>
+      <w:r>
+        <w:rPr>
+          <w:lang w:val="es-CO"/>
+        </w:rPr>
+        <w:t>}</w:t>
       </w:r>
     </w:p>
     <w:p>
@@ -1145,7 +1774,63 @@
         <w:rPr>
           <w:lang w:val="es-CO"/>
         </w:rPr>
-        <w:t>{% endfor %} {{ texto_cierre_aspectos }}</w:t>
+        <w:t xml:space="preserve">{% </w:t>
+      </w:r>
+      <w:proofErr w:type="spellStart"/>
+      <w:r>
+        <w:rPr>
+          <w:lang w:val="es-CO"/>
+        </w:rPr>
+        <w:t>endfor</w:t>
+      </w:r>
+      <w:proofErr w:type="spellEnd"/>
+      <w:r>
+        <w:rPr>
+          <w:lang w:val="es-CO"/>
+        </w:rPr>
+        <w:t xml:space="preserve"> %} </w:t>
+      </w:r>
+      <w:proofErr w:type="gramStart"/>
+      <w:r>
+        <w:rPr>
+          <w:lang w:val="es-CO"/>
+        </w:rPr>
+        <w:t xml:space="preserve">{{ </w:t>
+      </w:r>
+      <w:proofErr w:type="spellStart"/>
+      <w:r>
+        <w:rPr>
+          <w:lang w:val="es-CO"/>
+        </w:rPr>
+        <w:t>texto</w:t>
+      </w:r>
+      <w:proofErr w:type="gramEnd"/>
+      <w:r>
+        <w:rPr>
+          <w:lang w:val="es-CO"/>
+        </w:rPr>
+        <w:t>_cierre_</w:t>
+      </w:r>
+      <w:proofErr w:type="gramStart"/>
+      <w:r>
+        <w:rPr>
+          <w:lang w:val="es-CO"/>
+        </w:rPr>
+        <w:t>aspectos</w:t>
+      </w:r>
+      <w:proofErr w:type="spellEnd"/>
+      <w:r>
+        <w:rPr>
+          <w:lang w:val="es-CO"/>
+        </w:rPr>
+        <w:t xml:space="preserve"> }</w:t>
+      </w:r>
+      <w:proofErr w:type="gramEnd"/>
+      <w:r>
+        <w:rPr>
+          <w:lang w:val="es-CO"/>
+        </w:rPr>
+        <w:t>}</w:t>
       </w:r>
     </w:p>
     <w:p>

--- a/templates/BIMENSUAL MAY-JUN.docx
+++ b/templates/BIMENSUAL MAY-JUN.docx
@@ -4,289 +4,151 @@
   <w:body>
     <w:p>
       <w:pPr>
-        <w:spacing w:line="267" w:lineRule="exact"/>
-        <w:ind w:left="4102"/>
-        <w:rPr>
-          <w:b/>
-          <w:bCs/>
-        </w:rPr>
+        <w:jc w:val="center"/>
       </w:pPr>
-      <w:proofErr w:type="gramStart"/>
-      <w:r>
-        <w:rPr>
-          <w:b/>
-          <w:bCs/>
-        </w:rPr>
+      <w:r>
         <w:t xml:space="preserve">{{ </w:t>
       </w:r>
       <w:proofErr w:type="spellStart"/>
       <w:r>
-        <w:rPr>
-          <w:b/>
-          <w:bCs/>
-        </w:rPr>
-        <w:t>nombre</w:t>
-      </w:r>
-      <w:proofErr w:type="gramEnd"/>
-      <w:r>
-        <w:rPr>
-          <w:b/>
-          <w:bCs/>
-        </w:rPr>
-        <w:t>_</w:t>
-      </w:r>
-      <w:proofErr w:type="gramStart"/>
-      <w:r>
-        <w:rPr>
-          <w:b/>
-          <w:bCs/>
-        </w:rPr>
-        <w:t>responsable</w:t>
+        <w:t>nombre_responsable</w:t>
       </w:r>
       <w:proofErr w:type="spellEnd"/>
       <w:r>
-        <w:rPr>
-          <w:b/>
-          <w:bCs/>
-        </w:rPr>
-        <w:t xml:space="preserve"> }</w:t>
-      </w:r>
-      <w:proofErr w:type="gramEnd"/>
-      <w:r>
-        <w:rPr>
-          <w:b/>
-          <w:bCs/>
-        </w:rPr>
-        <w:t>}</w:t>
+        <w:t xml:space="preserve"> }}</w:t>
       </w:r>
     </w:p>
     <w:p>
       <w:pPr>
-        <w:spacing w:line="267" w:lineRule="exact"/>
-        <w:ind w:left="4102"/>
-        <w:rPr>
-          <w:b/>
-          <w:bCs/>
-        </w:rPr>
+        <w:jc w:val="center"/>
       </w:pPr>
-      <w:proofErr w:type="gramStart"/>
-      <w:r>
-        <w:rPr>
-          <w:b/>
-          <w:bCs/>
-        </w:rPr>
+      <w:r>
         <w:t xml:space="preserve">{{ </w:t>
       </w:r>
       <w:proofErr w:type="spellStart"/>
       <w:r>
-        <w:rPr>
-          <w:b/>
-          <w:bCs/>
-        </w:rPr>
-        <w:t>periodo</w:t>
-      </w:r>
-      <w:proofErr w:type="gramEnd"/>
-      <w:r>
-        <w:rPr>
-          <w:b/>
-          <w:bCs/>
-        </w:rPr>
-        <w:t>_</w:t>
-      </w:r>
-      <w:proofErr w:type="gramStart"/>
-      <w:r>
-        <w:rPr>
-          <w:b/>
-          <w:bCs/>
-        </w:rPr>
-        <w:t>titulo</w:t>
+        <w:t>periodo_titulo</w:t>
       </w:r>
       <w:proofErr w:type="spellEnd"/>
       <w:r>
-        <w:rPr>
-          <w:b/>
-          <w:bCs/>
-        </w:rPr>
-        <w:t xml:space="preserve"> }</w:t>
-      </w:r>
-      <w:proofErr w:type="gramEnd"/>
-      <w:r>
-        <w:rPr>
-          <w:b/>
-          <w:bCs/>
-        </w:rPr>
-        <w:t>}</w:t>
+        <w:t xml:space="preserve"> }}</w:t>
       </w:r>
     </w:p>
     <w:p>
       <w:pPr>
-        <w:spacing w:line="267" w:lineRule="exact"/>
-        <w:ind w:left="4102"/>
-        <w:rPr>
-          <w:b/>
-        </w:rPr>
+        <w:jc w:val="center"/>
       </w:pPr>
-      <w:proofErr w:type="gramStart"/>
-      <w:r>
-        <w:rPr>
-          <w:b/>
-        </w:rPr>
+      <w:r>
         <w:t xml:space="preserve">{{ </w:t>
       </w:r>
       <w:proofErr w:type="spellStart"/>
       <w:r>
-        <w:rPr>
-          <w:b/>
-        </w:rPr>
         <w:t>anio</w:t>
       </w:r>
       <w:proofErr w:type="spellEnd"/>
-      <w:proofErr w:type="gramEnd"/>
-      <w:r>
-        <w:rPr>
-          <w:b/>
+      <w:r>
+        <w:t xml:space="preserve"> }}</w:t>
+      </w:r>
+    </w:p>
+    <w:p>
+      <w:r>
+        <w:t>CUMPLIMIENTO</w:t>
+      </w:r>
+      <w:r>
+        <w:rPr>
+          <w:spacing w:val="-7"/>
         </w:rPr>
         <w:t xml:space="preserve"> </w:t>
       </w:r>
       <w:r>
-        <w:rPr>
-          <w:b/>
-        </w:rPr>
-        <w:t>}</w:t>
-      </w:r>
-      <w:r>
-        <w:rPr>
-          <w:b/>
-        </w:rPr>
-        <w:t>}</w:t>
+        <w:t xml:space="preserve">REAL: </w:t>
+      </w:r>
+    </w:p>
+    <w:p>
+      <w:r>
+        <w:rPr>
+          <w:spacing w:val="-2"/>
+        </w:rPr>
+        <w:t>CUMPLIMIENTO</w:t>
+      </w:r>
+      <w:r>
+        <w:rPr>
+          <w:spacing w:val="-11"/>
+        </w:rPr>
+        <w:t xml:space="preserve"> </w:t>
+      </w:r>
+      <w:r>
+        <w:rPr>
+          <w:spacing w:val="-2"/>
+        </w:rPr>
+        <w:t>TEORICO:</w:t>
+      </w:r>
+    </w:p>
+    <w:p/>
+    <w:p>
+      <w:r>
+        <w:rPr>
+          <w:color w:val="1F1F1F"/>
+        </w:rPr>
+        <w:t>Tabla</w:t>
+      </w:r>
+      <w:r>
+        <w:rPr>
+          <w:color w:val="1F1F1F"/>
+          <w:spacing w:val="-13"/>
+        </w:rPr>
+        <w:t xml:space="preserve"> </w:t>
+      </w:r>
+      <w:r>
+        <w:rPr>
+          <w:color w:val="1F1F1F"/>
+        </w:rPr>
+        <w:t>1.</w:t>
+      </w:r>
+      <w:r>
+        <w:rPr>
+          <w:color w:val="1F1F1F"/>
+          <w:spacing w:val="-9"/>
+        </w:rPr>
+        <w:t xml:space="preserve"> </w:t>
+      </w:r>
+      <w:r>
+        <w:rPr>
+          <w:color w:val="1F1F1F"/>
+        </w:rPr>
+        <w:t>Ventas</w:t>
+      </w:r>
+      <w:r>
+        <w:rPr>
+          <w:color w:val="1F1F1F"/>
+          <w:spacing w:val="-7"/>
+        </w:rPr>
+        <w:t xml:space="preserve"> </w:t>
+      </w:r>
+      <w:r>
+        <w:rPr>
+          <w:color w:val="1F1F1F"/>
+        </w:rPr>
+        <w:t>por</w:t>
+      </w:r>
+      <w:r>
+        <w:rPr>
+          <w:color w:val="1F1F1F"/>
+          <w:spacing w:val="-9"/>
+        </w:rPr>
+        <w:t xml:space="preserve"> </w:t>
+      </w:r>
+      <w:r>
+        <w:rPr>
+          <w:color w:val="1F1F1F"/>
+          <w:spacing w:val="-2"/>
+        </w:rPr>
+        <w:t>línea</w:t>
       </w:r>
     </w:p>
     <w:p>
       <w:pPr>
-        <w:pStyle w:val="Textoindependiente"/>
-        <w:spacing w:before="266"/>
-        <w:ind w:left="206" w:right="7901"/>
-      </w:pPr>
-      <w:r>
-        <w:t>CUMPLIMIENTO</w:t>
-      </w:r>
-      <w:r>
-        <w:rPr>
-          <w:spacing w:val="-7"/>
-        </w:rPr>
-        <w:t xml:space="preserve"> </w:t>
-      </w:r>
-      <w:r>
-        <w:t xml:space="preserve">REAL: </w:t>
-      </w:r>
-      <w:r>
-        <w:rPr>
-          <w:spacing w:val="-2"/>
-        </w:rPr>
-        <w:t>CUMPLIMIENTO</w:t>
-      </w:r>
-      <w:r>
-        <w:rPr>
-          <w:spacing w:val="-11"/>
-        </w:rPr>
-        <w:t xml:space="preserve"> </w:t>
-      </w:r>
-      <w:r>
-        <w:rPr>
-          <w:spacing w:val="-2"/>
-        </w:rPr>
-        <w:t>TEORICO:</w:t>
-      </w:r>
-    </w:p>
-    <w:p>
-      <w:pPr>
-        <w:pStyle w:val="Textoindependiente"/>
-        <w:spacing w:before="39"/>
-      </w:pPr>
-    </w:p>
-    <w:p>
-      <w:pPr>
-        <w:spacing w:before="1"/>
-        <w:ind w:left="206"/>
-        <w:rPr>
-          <w:b/>
-        </w:rPr>
-      </w:pPr>
-      <w:r>
-        <w:rPr>
-          <w:b/>
-          <w:color w:val="1F1F1F"/>
-        </w:rPr>
-        <w:t>Tabla</w:t>
-      </w:r>
-      <w:r>
-        <w:rPr>
-          <w:b/>
-          <w:color w:val="1F1F1F"/>
-          <w:spacing w:val="-13"/>
-        </w:rPr>
-        <w:t xml:space="preserve"> </w:t>
-      </w:r>
-      <w:r>
-        <w:rPr>
-          <w:b/>
-          <w:color w:val="1F1F1F"/>
-        </w:rPr>
-        <w:t>1.</w:t>
-      </w:r>
-      <w:r>
-        <w:rPr>
-          <w:b/>
-          <w:color w:val="1F1F1F"/>
-          <w:spacing w:val="-9"/>
-        </w:rPr>
-        <w:t xml:space="preserve"> </w:t>
-      </w:r>
-      <w:r>
-        <w:rPr>
-          <w:b/>
-          <w:color w:val="1F1F1F"/>
-        </w:rPr>
-        <w:t>Ventas</w:t>
-      </w:r>
-      <w:r>
-        <w:rPr>
-          <w:b/>
-          <w:color w:val="1F1F1F"/>
-          <w:spacing w:val="-7"/>
-        </w:rPr>
-        <w:t xml:space="preserve"> </w:t>
-      </w:r>
-      <w:r>
-        <w:rPr>
-          <w:b/>
-          <w:color w:val="1F1F1F"/>
-        </w:rPr>
-        <w:t>por</w:t>
-      </w:r>
-      <w:r>
-        <w:rPr>
-          <w:b/>
-          <w:color w:val="1F1F1F"/>
-          <w:spacing w:val="-9"/>
-        </w:rPr>
-        <w:t xml:space="preserve"> </w:t>
-      </w:r>
-      <w:r>
-        <w:rPr>
-          <w:b/>
-          <w:color w:val="1F1F1F"/>
-          <w:spacing w:val="-2"/>
-        </w:rPr>
-        <w:t>línea</w:t>
-      </w:r>
-    </w:p>
-    <w:p>
-      <w:pPr>
-        <w:pStyle w:val="Textoindependiente"/>
-        <w:spacing w:before="1"/>
-        <w:rPr>
-          <w:b/>
+        <w:rPr>
           <w:sz w:val="20"/>
         </w:rPr>
       </w:pPr>
@@ -323,20 +185,7 @@
             <w:shd w:val="clear" w:color="auto" w:fill="92D050"/>
           </w:tcPr>
           <w:p>
-            <w:pPr>
-              <w:pStyle w:val="TableParagraph"/>
-              <w:spacing w:line="259" w:lineRule="exact"/>
-              <w:ind w:left="998"/>
-              <w:rPr>
-                <w:b/>
-                <w:bCs/>
-              </w:rPr>
-            </w:pPr>
-            <w:r>
-              <w:rPr>
-                <w:b/>
-                <w:bCs/>
-              </w:rPr>
+            <w:r>
               <w:t>PROVEEDOR</w:t>
             </w:r>
           </w:p>
@@ -347,45 +196,15 @@
             <w:shd w:val="clear" w:color="auto" w:fill="92D050"/>
           </w:tcPr>
           <w:p>
-            <w:pPr>
-              <w:pStyle w:val="TableParagraph"/>
-              <w:spacing w:line="259" w:lineRule="exact"/>
-              <w:ind w:left="496"/>
-              <w:rPr>
-                <w:b/>
-                <w:bCs/>
-              </w:rPr>
-            </w:pPr>
-            <w:proofErr w:type="gramStart"/>
-            <w:r>
-              <w:rPr>
-                <w:b/>
-                <w:bCs/>
-              </w:rPr>
+            <w:r>
               <w:t xml:space="preserve">{{ </w:t>
             </w:r>
             <w:proofErr w:type="spellStart"/>
             <w:r>
-              <w:rPr>
-                <w:b/>
-                <w:bCs/>
-              </w:rPr>
-              <w:t>col</w:t>
-            </w:r>
-            <w:proofErr w:type="gramEnd"/>
-            <w:r>
-              <w:rPr>
-                <w:b/>
-                <w:bCs/>
-              </w:rPr>
-              <w:t>_b_act</w:t>
+              <w:t>col_b_act</w:t>
             </w:r>
             <w:proofErr w:type="spellEnd"/>
             <w:r>
-              <w:rPr>
-                <w:b/>
-                <w:bCs/>
-              </w:rPr>
               <w:t xml:space="preserve"> }}</w:t>
             </w:r>
           </w:p>
@@ -396,45 +215,15 @@
             <w:shd w:val="clear" w:color="auto" w:fill="92D050"/>
           </w:tcPr>
           <w:p>
-            <w:pPr>
-              <w:pStyle w:val="TableParagraph"/>
-              <w:spacing w:line="259" w:lineRule="exact"/>
-              <w:ind w:left="577"/>
-              <w:rPr>
-                <w:b/>
-                <w:bCs/>
-              </w:rPr>
-            </w:pPr>
-            <w:proofErr w:type="gramStart"/>
-            <w:r>
-              <w:rPr>
-                <w:b/>
-                <w:bCs/>
-              </w:rPr>
+            <w:r>
               <w:t xml:space="preserve">{{ </w:t>
             </w:r>
             <w:proofErr w:type="spellStart"/>
             <w:r>
-              <w:rPr>
-                <w:b/>
-                <w:bCs/>
-              </w:rPr>
-              <w:t>col</w:t>
-            </w:r>
-            <w:proofErr w:type="gramEnd"/>
-            <w:r>
-              <w:rPr>
-                <w:b/>
-                <w:bCs/>
-              </w:rPr>
-              <w:t>_b_ant</w:t>
+              <w:t>col_b_ant</w:t>
             </w:r>
             <w:proofErr w:type="spellEnd"/>
             <w:r>
-              <w:rPr>
-                <w:b/>
-                <w:bCs/>
-              </w:rPr>
               <w:t xml:space="preserve"> }}</w:t>
             </w:r>
           </w:p>
@@ -445,45 +234,15 @@
             <w:shd w:val="clear" w:color="auto" w:fill="92D050"/>
           </w:tcPr>
           <w:p>
-            <w:pPr>
-              <w:pStyle w:val="TableParagraph"/>
-              <w:spacing w:line="259" w:lineRule="exact"/>
-              <w:ind w:left="506"/>
-              <w:rPr>
-                <w:b/>
-                <w:bCs/>
-              </w:rPr>
-            </w:pPr>
-            <w:proofErr w:type="gramStart"/>
-            <w:r>
-              <w:rPr>
-                <w:b/>
-                <w:bCs/>
-              </w:rPr>
+            <w:r>
               <w:t xml:space="preserve">{{ </w:t>
             </w:r>
             <w:proofErr w:type="spellStart"/>
             <w:r>
-              <w:rPr>
-                <w:b/>
-                <w:bCs/>
-              </w:rPr>
-              <w:t>col</w:t>
-            </w:r>
-            <w:proofErr w:type="gramEnd"/>
-            <w:r>
-              <w:rPr>
-                <w:b/>
-                <w:bCs/>
-              </w:rPr>
-              <w:t>_b_prev</w:t>
+              <w:t>col_b_prev</w:t>
             </w:r>
             <w:proofErr w:type="spellEnd"/>
             <w:r>
-              <w:rPr>
-                <w:b/>
-                <w:bCs/>
-              </w:rPr>
               <w:t xml:space="preserve"> }}</w:t>
             </w:r>
           </w:p>
@@ -498,14 +257,6 @@
             <w:tcW w:w="3121" w:type="dxa"/>
           </w:tcPr>
           <w:p>
-            <w:pPr>
-              <w:pStyle w:val="TableParagraph"/>
-              <w:spacing w:before="9"/>
-              <w:ind w:left="74"/>
-              <w:rPr>
-                <w:lang w:val="en-US"/>
-              </w:rPr>
-            </w:pPr>
             <w:r>
               <w:t xml:space="preserve">{% </w:t>
             </w:r>
@@ -539,19 +290,11 @@
             </w:r>
             <w:proofErr w:type="spellEnd"/>
             <w:r>
-              <w:t xml:space="preserve"> </w:t>
-            </w:r>
-            <w:proofErr w:type="gramStart"/>
-            <w:r>
-              <w:t xml:space="preserve">%}{{ </w:t>
+              <w:t xml:space="preserve"> %}{{ </w:t>
             </w:r>
             <w:proofErr w:type="spellStart"/>
             <w:r>
-              <w:t>item</w:t>
-            </w:r>
-            <w:proofErr w:type="gramEnd"/>
-            <w:r>
-              <w:t>.PROVEEDOR</w:t>
+              <w:t>item.PROVEEDOR</w:t>
             </w:r>
             <w:proofErr w:type="spellEnd"/>
             <w:r>
@@ -564,24 +307,12 @@
             <w:tcW w:w="1983" w:type="dxa"/>
           </w:tcPr>
           <w:p>
-            <w:pPr>
-              <w:pStyle w:val="TableParagraph"/>
-              <w:spacing w:before="9"/>
-              <w:rPr>
-                <w:lang w:val="en-US"/>
-              </w:rPr>
-            </w:pPr>
-            <w:proofErr w:type="gramStart"/>
             <w:r>
               <w:t xml:space="preserve">{{ </w:t>
             </w:r>
             <w:proofErr w:type="spellStart"/>
             <w:r>
-              <w:t>item</w:t>
-            </w:r>
-            <w:proofErr w:type="gramEnd"/>
-            <w:r>
-              <w:t>.v_act</w:t>
+              <w:t>item.v_act</w:t>
             </w:r>
             <w:proofErr w:type="spellEnd"/>
             <w:r>
@@ -594,20 +325,8 @@
             <w:tcW w:w="1985" w:type="dxa"/>
           </w:tcPr>
           <w:p>
-            <w:pPr>
-              <w:pStyle w:val="TableParagraph"/>
-              <w:spacing w:before="9"/>
-              <w:rPr>
-                <w:lang w:val="en-US"/>
-              </w:rPr>
-            </w:pPr>
-            <w:proofErr w:type="gramStart"/>
-            <w:r>
-              <w:t>{{ item</w:t>
-            </w:r>
-            <w:proofErr w:type="gramEnd"/>
-            <w:r>
-              <w:t>.v_p2 }}</w:t>
+            <w:r>
+              <w:t>{{ item.v_p2 }}</w:t>
             </w:r>
           </w:p>
         </w:tc>
@@ -616,53 +335,23 @@
             <w:tcW w:w="1986" w:type="dxa"/>
           </w:tcPr>
           <w:p>
-            <w:pPr>
-              <w:pStyle w:val="TableParagraph"/>
-              <w:spacing w:before="9"/>
-              <w:rPr>
-                <w:lang w:val="en-US"/>
-              </w:rPr>
-            </w:pPr>
-            <w:proofErr w:type="gramStart"/>
-            <w:r>
-              <w:rPr>
-                <w:lang w:val="en-US"/>
-              </w:rPr>
-              <w:t>{{ item</w:t>
-            </w:r>
-            <w:proofErr w:type="gramEnd"/>
-            <w:r>
-              <w:rPr>
-                <w:lang w:val="en-US"/>
-              </w:rPr>
-              <w:t>.v_p</w:t>
-            </w:r>
-            <w:proofErr w:type="gramStart"/>
-            <w:r>
-              <w:rPr>
-                <w:lang w:val="en-US"/>
-              </w:rPr>
-              <w:t>3 }}{</w:t>
-            </w:r>
-            <w:proofErr w:type="gramEnd"/>
-            <w:r>
-              <w:rPr>
-                <w:lang w:val="en-US"/>
-              </w:rPr>
-              <w:t xml:space="preserve">% tr </w:t>
+            <w:r>
+              <w:t xml:space="preserve">{{ item.v_p3 }}{% </w:t>
             </w:r>
             <w:proofErr w:type="spellStart"/>
             <w:r>
-              <w:rPr>
-                <w:lang w:val="en-US"/>
-              </w:rPr>
+              <w:t>tr</w:t>
+            </w:r>
+            <w:proofErr w:type="spellEnd"/>
+            <w:r>
+              <w:t xml:space="preserve"> </w:t>
+            </w:r>
+            <w:proofErr w:type="spellStart"/>
+            <w:r>
               <w:t>endfor</w:t>
             </w:r>
             <w:proofErr w:type="spellEnd"/>
             <w:r>
-              <w:rPr>
-                <w:lang w:val="en-US"/>
-              </w:rPr>
               <w:t xml:space="preserve"> %}</w:t>
             </w:r>
           </w:p>
@@ -678,20 +367,7 @@
             <w:shd w:val="clear" w:color="auto" w:fill="92D050"/>
           </w:tcPr>
           <w:p>
-            <w:pPr>
-              <w:pStyle w:val="TableParagraph"/>
-              <w:ind w:left="21"/>
-              <w:jc w:val="center"/>
-              <w:rPr>
-                <w:b/>
-                <w:bCs/>
-              </w:rPr>
-            </w:pPr>
-            <w:r>
-              <w:rPr>
-                <w:b/>
-                <w:bCs/>
-              </w:rPr>
+            <w:r>
               <w:t>TOTAL</w:t>
             </w:r>
           </w:p>
@@ -701,24 +377,12 @@
             <w:tcW w:w="1983" w:type="dxa"/>
           </w:tcPr>
           <w:p>
-            <w:pPr>
-              <w:pStyle w:val="TableParagraph"/>
-              <w:rPr>
-                <w:b/>
-                <w:lang w:val="en-US"/>
-              </w:rPr>
-            </w:pPr>
-            <w:proofErr w:type="gramStart"/>
             <w:r>
               <w:t xml:space="preserve">{{ </w:t>
             </w:r>
             <w:proofErr w:type="spellStart"/>
             <w:r>
-              <w:t>total</w:t>
-            </w:r>
-            <w:proofErr w:type="gramEnd"/>
-            <w:r>
-              <w:t>_b_act</w:t>
+              <w:t>total_b_act</w:t>
             </w:r>
             <w:proofErr w:type="spellEnd"/>
             <w:r>
@@ -731,25 +395,12 @@
             <w:tcW w:w="1985" w:type="dxa"/>
           </w:tcPr>
           <w:p>
-            <w:pPr>
-              <w:pStyle w:val="TableParagraph"/>
-              <w:ind w:left="0"/>
-              <w:rPr>
-                <w:b/>
-                <w:lang w:val="en-US"/>
-              </w:rPr>
-            </w:pPr>
-            <w:proofErr w:type="gramStart"/>
             <w:r>
               <w:t xml:space="preserve">{{ </w:t>
             </w:r>
             <w:proofErr w:type="spellStart"/>
             <w:r>
-              <w:t>total</w:t>
-            </w:r>
-            <w:proofErr w:type="gramEnd"/>
-            <w:r>
-              <w:t>_b_ant</w:t>
+              <w:t>total_b_ant</w:t>
             </w:r>
             <w:proofErr w:type="spellEnd"/>
             <w:r>
@@ -762,23 +413,12 @@
             <w:tcW w:w="1986" w:type="dxa"/>
           </w:tcPr>
           <w:p>
-            <w:pPr>
-              <w:pStyle w:val="TableParagraph"/>
-              <w:rPr>
-                <w:b/>
-              </w:rPr>
-            </w:pPr>
-            <w:proofErr w:type="gramStart"/>
             <w:r>
               <w:t xml:space="preserve">{{ </w:t>
             </w:r>
             <w:proofErr w:type="spellStart"/>
             <w:r>
-              <w:t>total</w:t>
-            </w:r>
-            <w:proofErr w:type="gramEnd"/>
-            <w:r>
-              <w:t>_b_prev</w:t>
+              <w:t>total_b_prev</w:t>
             </w:r>
             <w:proofErr w:type="spellEnd"/>
             <w:r>
@@ -790,11 +430,6 @@
     </w:tbl>
     <w:p>
       <w:pPr>
-        <w:pStyle w:val="TableParagraph"/>
-        <w:jc w:val="right"/>
-        <w:rPr>
-          <w:b/>
-        </w:rPr>
         <w:sectPr>
           <w:headerReference w:type="default" r:id="rId7"/>
           <w:footerReference w:type="default" r:id="rId8"/>
@@ -806,230 +441,143 @@
         </w:sectPr>
       </w:pPr>
     </w:p>
+    <w:p/>
+    <w:p>
+      <w:r>
+        <w:rPr>
+          <w:color w:val="1F1F1F"/>
+          <w:spacing w:val="-2"/>
+        </w:rPr>
+        <w:t>Grafica</w:t>
+      </w:r>
+      <w:r>
+        <w:rPr>
+          <w:color w:val="1F1F1F"/>
+          <w:spacing w:val="1"/>
+        </w:rPr>
+        <w:t xml:space="preserve"> </w:t>
+      </w:r>
+      <w:r>
+        <w:rPr>
+          <w:color w:val="1F1F1F"/>
+          <w:spacing w:val="-2"/>
+        </w:rPr>
+        <w:t>1. Comparativo</w:t>
+      </w:r>
+      <w:r>
+        <w:rPr>
+          <w:color w:val="1F1F1F"/>
+          <w:spacing w:val="-4"/>
+        </w:rPr>
+        <w:t xml:space="preserve"> </w:t>
+      </w:r>
+      <w:r>
+        <w:rPr>
+          <w:color w:val="1F1F1F"/>
+          <w:spacing w:val="-2"/>
+        </w:rPr>
+        <w:t>Bimestre</w:t>
+      </w:r>
+    </w:p>
     <w:p>
       <w:pPr>
-        <w:pStyle w:val="Textoindependiente"/>
-        <w:spacing w:before="25"/>
-        <w:rPr>
-          <w:b/>
+        <w:jc w:val="center"/>
+        <w:rPr>
+          <w:sz w:val="20"/>
+        </w:rPr>
+      </w:pPr>
+      <w:r>
+        <w:rPr>
+          <w:sz w:val="20"/>
+        </w:rPr>
+        <w:t>{{</w:t>
+      </w:r>
+      <w:proofErr w:type="spellStart"/>
+      <w:r>
+        <w:rPr>
+          <w:sz w:val="20"/>
+        </w:rPr>
+        <w:t>grafica_ventas</w:t>
+      </w:r>
+      <w:proofErr w:type="spellEnd"/>
+      <w:r>
+        <w:rPr>
+          <w:sz w:val="20"/>
+        </w:rPr>
+        <w:t>}}</w:t>
+      </w:r>
+    </w:p>
+    <w:p>
+      <w:r>
+        <w:rPr>
+          <w:color w:val="1F1F1F"/>
+        </w:rPr>
+        <w:t>Tabla</w:t>
+      </w:r>
+      <w:r>
+        <w:rPr>
+          <w:color w:val="1F1F1F"/>
+          <w:spacing w:val="-13"/>
+        </w:rPr>
+        <w:t xml:space="preserve"> </w:t>
+      </w:r>
+      <w:r>
+        <w:rPr>
+          <w:color w:val="1F1F1F"/>
+        </w:rPr>
+        <w:t>2.</w:t>
+      </w:r>
+      <w:r>
+        <w:rPr>
+          <w:color w:val="1F1F1F"/>
+          <w:spacing w:val="-8"/>
+        </w:rPr>
+        <w:t xml:space="preserve"> </w:t>
+      </w:r>
+      <w:r>
+        <w:rPr>
+          <w:color w:val="1F1F1F"/>
+        </w:rPr>
+        <w:t>Ventas</w:t>
+      </w:r>
+      <w:r>
+        <w:rPr>
+          <w:color w:val="1F1F1F"/>
+          <w:spacing w:val="-7"/>
+        </w:rPr>
+        <w:t xml:space="preserve"> </w:t>
+      </w:r>
+      <w:r>
+        <w:rPr>
+          <w:color w:val="1F1F1F"/>
+        </w:rPr>
+        <w:t>por</w:t>
+      </w:r>
+      <w:r>
+        <w:rPr>
+          <w:color w:val="1F1F1F"/>
+          <w:spacing w:val="-11"/>
+        </w:rPr>
+        <w:t xml:space="preserve"> </w:t>
+      </w:r>
+      <w:r>
+        <w:rPr>
+          <w:color w:val="1F1F1F"/>
+          <w:spacing w:val="-2"/>
+        </w:rPr>
+        <w:t>cliente</w:t>
+      </w:r>
+    </w:p>
+    <w:p>
+      <w:pPr>
+        <w:rPr>
+          <w:sz w:val="20"/>
         </w:rPr>
       </w:pPr>
     </w:p>
     <w:p>
       <w:pPr>
-        <w:ind w:left="264"/>
-        <w:rPr>
-          <w:b/>
-        </w:rPr>
-      </w:pPr>
-      <w:r>
-        <w:rPr>
-          <w:b/>
-          <w:color w:val="1F1F1F"/>
-          <w:spacing w:val="-2"/>
-        </w:rPr>
-        <w:t>Grafica</w:t>
-      </w:r>
-      <w:r>
-        <w:rPr>
-          <w:b/>
-          <w:color w:val="1F1F1F"/>
-          <w:spacing w:val="1"/>
-        </w:rPr>
-        <w:t xml:space="preserve"> </w:t>
-      </w:r>
-      <w:r>
-        <w:rPr>
-          <w:b/>
-          <w:color w:val="1F1F1F"/>
-          <w:spacing w:val="-2"/>
-        </w:rPr>
-        <w:t>1. Comparativo</w:t>
-      </w:r>
-      <w:r>
-        <w:rPr>
-          <w:b/>
-          <w:color w:val="1F1F1F"/>
-          <w:spacing w:val="-4"/>
-        </w:rPr>
-        <w:t xml:space="preserve"> </w:t>
-      </w:r>
-      <w:r>
-        <w:rPr>
-          <w:b/>
-          <w:color w:val="1F1F1F"/>
-          <w:spacing w:val="-2"/>
-        </w:rPr>
-        <w:t>Bimestre</w:t>
-      </w:r>
-      <w:r>
-        <w:rPr>
-          <w:b/>
-          <w:color w:val="1F1F1F"/>
-          <w:spacing w:val="2"/>
-        </w:rPr>
-        <w:t xml:space="preserve"> </w:t>
-      </w:r>
-    </w:p>
-    <w:p>
-      <w:pPr>
-        <w:pStyle w:val="Textoindependiente"/>
-        <w:jc w:val="center"/>
-        <w:rPr>
-          <w:b/>
-          <w:sz w:val="20"/>
-        </w:rPr>
-      </w:pPr>
-      <w:proofErr w:type="gramStart"/>
-      <w:r>
-        <w:rPr>
-          <w:b/>
-          <w:sz w:val="20"/>
-        </w:rPr>
-        <w:t xml:space="preserve">{{ </w:t>
-      </w:r>
-      <w:proofErr w:type="spellStart"/>
-      <w:r>
-        <w:rPr>
-          <w:b/>
-          <w:sz w:val="20"/>
-        </w:rPr>
-        <w:t>grafica</w:t>
-      </w:r>
-      <w:proofErr w:type="gramEnd"/>
-      <w:r>
-        <w:rPr>
-          <w:b/>
-          <w:sz w:val="20"/>
-        </w:rPr>
-        <w:t>_</w:t>
-      </w:r>
-      <w:proofErr w:type="gramStart"/>
-      <w:r>
-        <w:rPr>
-          <w:b/>
-          <w:sz w:val="20"/>
-        </w:rPr>
-        <w:t>ventas</w:t>
-      </w:r>
-      <w:proofErr w:type="spellEnd"/>
-      <w:r>
-        <w:rPr>
-          <w:b/>
-          <w:sz w:val="20"/>
-        </w:rPr>
-        <w:t xml:space="preserve"> }</w:t>
-      </w:r>
-      <w:proofErr w:type="gramEnd"/>
-      <w:r>
-        <w:rPr>
-          <w:b/>
-          <w:sz w:val="20"/>
-        </w:rPr>
-        <w:t>}</w:t>
-      </w:r>
-    </w:p>
-    <w:p>
-      <w:pPr>
-        <w:pStyle w:val="Textoindependiente"/>
-        <w:jc w:val="center"/>
-        <w:rPr>
-          <w:b/>
-          <w:sz w:val="20"/>
-        </w:rPr>
-      </w:pPr>
-    </w:p>
-    <w:p>
-      <w:pPr>
-        <w:ind w:left="264"/>
-        <w:rPr>
-          <w:b/>
-        </w:rPr>
-      </w:pPr>
-      <w:r>
-        <w:rPr>
-          <w:b/>
-          <w:color w:val="1F1F1F"/>
-        </w:rPr>
-        <w:t>Tabla</w:t>
-      </w:r>
-      <w:r>
-        <w:rPr>
-          <w:b/>
-          <w:color w:val="1F1F1F"/>
-          <w:spacing w:val="-13"/>
-        </w:rPr>
-        <w:t xml:space="preserve"> </w:t>
-      </w:r>
-      <w:r>
-        <w:rPr>
-          <w:b/>
-          <w:color w:val="1F1F1F"/>
-        </w:rPr>
-        <w:t>2.</w:t>
-      </w:r>
-      <w:r>
-        <w:rPr>
-          <w:b/>
-          <w:color w:val="1F1F1F"/>
-          <w:spacing w:val="-8"/>
-        </w:rPr>
-        <w:t xml:space="preserve"> </w:t>
-      </w:r>
-      <w:r>
-        <w:rPr>
-          <w:b/>
-          <w:color w:val="1F1F1F"/>
-        </w:rPr>
-        <w:t>Ventas</w:t>
-      </w:r>
-      <w:r>
-        <w:rPr>
-          <w:b/>
-          <w:color w:val="1F1F1F"/>
-          <w:spacing w:val="-7"/>
-        </w:rPr>
-        <w:t xml:space="preserve"> </w:t>
-      </w:r>
-      <w:r>
-        <w:rPr>
-          <w:b/>
-          <w:color w:val="1F1F1F"/>
-        </w:rPr>
-        <w:t>por</w:t>
-      </w:r>
-      <w:r>
-        <w:rPr>
-          <w:b/>
-          <w:color w:val="1F1F1F"/>
-          <w:spacing w:val="-11"/>
-        </w:rPr>
-        <w:t xml:space="preserve"> </w:t>
-      </w:r>
-      <w:r>
-        <w:rPr>
-          <w:b/>
-          <w:color w:val="1F1F1F"/>
-          <w:spacing w:val="-2"/>
-        </w:rPr>
-        <w:t>cliente</w:t>
-      </w:r>
-    </w:p>
-    <w:p>
-      <w:pPr>
-        <w:pStyle w:val="Textoindependiente"/>
-        <w:rPr>
-          <w:b/>
-          <w:sz w:val="20"/>
-        </w:rPr>
-      </w:pPr>
-    </w:p>
-    <w:p>
-      <w:pPr>
-        <w:pStyle w:val="Textoindependiente"/>
-        <w:spacing w:before="81" w:after="1"/>
-        <w:rPr>
-          <w:b/>
+        <w:rPr>
           <w:sz w:val="20"/>
         </w:rPr>
       </w:pPr>
@@ -1066,21 +614,7 @@
             <w:shd w:val="clear" w:color="auto" w:fill="92D050"/>
           </w:tcPr>
           <w:p>
-            <w:pPr>
-              <w:pStyle w:val="TableParagraph"/>
-              <w:spacing w:before="11" w:line="259" w:lineRule="exact"/>
-              <w:ind w:left="21" w:right="5"/>
-              <w:jc w:val="center"/>
-              <w:rPr>
-                <w:b/>
-                <w:bCs/>
-              </w:rPr>
-            </w:pPr>
-            <w:r>
-              <w:rPr>
-                <w:b/>
-                <w:bCs/>
-              </w:rPr>
+            <w:r>
               <w:t>CLIENTE</w:t>
             </w:r>
           </w:p>
@@ -1091,46 +625,15 @@
             <w:shd w:val="clear" w:color="auto" w:fill="92D050"/>
           </w:tcPr>
           <w:p>
-            <w:pPr>
-              <w:pStyle w:val="TableParagraph"/>
-              <w:spacing w:before="11" w:line="259" w:lineRule="exact"/>
-              <w:ind w:left="0" w:right="269"/>
-              <w:jc w:val="right"/>
-              <w:rPr>
-                <w:b/>
-                <w:bCs/>
-              </w:rPr>
-            </w:pPr>
-            <w:proofErr w:type="gramStart"/>
-            <w:r>
-              <w:rPr>
-                <w:b/>
-                <w:bCs/>
-              </w:rPr>
+            <w:r>
               <w:t xml:space="preserve">{{ </w:t>
             </w:r>
             <w:proofErr w:type="spellStart"/>
             <w:r>
-              <w:rPr>
-                <w:b/>
-                <w:bCs/>
-              </w:rPr>
-              <w:t>col</w:t>
-            </w:r>
-            <w:proofErr w:type="gramEnd"/>
-            <w:r>
-              <w:rPr>
-                <w:b/>
-                <w:bCs/>
-              </w:rPr>
-              <w:t>_b_act</w:t>
+              <w:t>col_b_act</w:t>
             </w:r>
             <w:proofErr w:type="spellEnd"/>
             <w:r>
-              <w:rPr>
-                <w:b/>
-                <w:bCs/>
-              </w:rPr>
               <w:t xml:space="preserve"> }}</w:t>
             </w:r>
           </w:p>
@@ -1141,45 +644,15 @@
             <w:shd w:val="clear" w:color="auto" w:fill="92D050"/>
           </w:tcPr>
           <w:p>
-            <w:pPr>
-              <w:pStyle w:val="TableParagraph"/>
-              <w:spacing w:before="11" w:line="259" w:lineRule="exact"/>
-              <w:ind w:left="294"/>
-              <w:rPr>
-                <w:b/>
-                <w:bCs/>
-              </w:rPr>
-            </w:pPr>
-            <w:proofErr w:type="gramStart"/>
-            <w:r>
-              <w:rPr>
-                <w:b/>
-                <w:bCs/>
-              </w:rPr>
+            <w:r>
               <w:t xml:space="preserve">{{ </w:t>
             </w:r>
             <w:proofErr w:type="spellStart"/>
             <w:r>
-              <w:rPr>
-                <w:b/>
-                <w:bCs/>
-              </w:rPr>
-              <w:t>col</w:t>
-            </w:r>
-            <w:proofErr w:type="gramEnd"/>
-            <w:r>
-              <w:rPr>
-                <w:b/>
-                <w:bCs/>
-              </w:rPr>
-              <w:t>_b_ant</w:t>
+              <w:t>col_b_ant</w:t>
             </w:r>
             <w:proofErr w:type="spellEnd"/>
             <w:r>
-              <w:rPr>
-                <w:b/>
-                <w:bCs/>
-              </w:rPr>
               <w:t xml:space="preserve"> }}</w:t>
             </w:r>
           </w:p>
@@ -1190,46 +663,15 @@
             <w:shd w:val="clear" w:color="auto" w:fill="92D050"/>
           </w:tcPr>
           <w:p>
-            <w:pPr>
-              <w:pStyle w:val="TableParagraph"/>
-              <w:spacing w:before="11" w:line="259" w:lineRule="exact"/>
-              <w:ind w:left="0" w:right="269"/>
-              <w:jc w:val="right"/>
-              <w:rPr>
-                <w:b/>
-                <w:bCs/>
-              </w:rPr>
-            </w:pPr>
-            <w:proofErr w:type="gramStart"/>
-            <w:r>
-              <w:rPr>
-                <w:b/>
-                <w:bCs/>
-              </w:rPr>
+            <w:r>
               <w:t xml:space="preserve">{{ </w:t>
             </w:r>
             <w:proofErr w:type="spellStart"/>
             <w:r>
-              <w:rPr>
-                <w:b/>
-                <w:bCs/>
-              </w:rPr>
-              <w:t>col</w:t>
-            </w:r>
-            <w:proofErr w:type="gramEnd"/>
-            <w:r>
-              <w:rPr>
-                <w:b/>
-                <w:bCs/>
-              </w:rPr>
-              <w:t>_b_prev</w:t>
+              <w:t>col_b_prev</w:t>
             </w:r>
             <w:proofErr w:type="spellEnd"/>
             <w:r>
-              <w:rPr>
-                <w:b/>
-                <w:bCs/>
-              </w:rPr>
               <w:t xml:space="preserve"> }}</w:t>
             </w:r>
           </w:p>
@@ -1245,8 +687,6 @@
           </w:tcPr>
           <w:p>
             <w:pPr>
-              <w:pStyle w:val="TableParagraph"/>
-              <w:ind w:left="74"/>
               <w:rPr>
                 <w:lang w:val="en-US"/>
               </w:rPr>
@@ -1269,28 +709,14 @@
               <w:rPr>
                 <w:lang w:val="en-US"/>
               </w:rPr>
-              <w:t xml:space="preserve"> </w:t>
-            </w:r>
-            <w:proofErr w:type="gramStart"/>
+              <w:t xml:space="preserve"> %}{{ </w:t>
+            </w:r>
+            <w:proofErr w:type="spellStart"/>
             <w:r>
               <w:rPr>
                 <w:lang w:val="en-US"/>
               </w:rPr>
-              <w:t xml:space="preserve">%}{{ </w:t>
-            </w:r>
-            <w:proofErr w:type="spellStart"/>
-            <w:r>
-              <w:rPr>
-                <w:lang w:val="en-US"/>
-              </w:rPr>
-              <w:t>item</w:t>
-            </w:r>
-            <w:proofErr w:type="gramEnd"/>
-            <w:r>
-              <w:rPr>
-                <w:lang w:val="en-US"/>
-              </w:rPr>
-              <w:t>.CLIENTE</w:t>
+              <w:t>item.CLIENTE</w:t>
             </w:r>
             <w:proofErr w:type="spellEnd"/>
             <w:r>
@@ -1306,22 +732,12 @@
             <w:tcW w:w="1983" w:type="dxa"/>
           </w:tcPr>
           <w:p>
-            <w:pPr>
-              <w:pStyle w:val="TableParagraph"/>
-              <w:ind w:left="0" w:right="221"/>
-              <w:jc w:val="right"/>
-            </w:pPr>
-            <w:proofErr w:type="gramStart"/>
             <w:r>
               <w:t xml:space="preserve">{{ </w:t>
             </w:r>
             <w:proofErr w:type="spellStart"/>
             <w:r>
-              <w:t>item</w:t>
-            </w:r>
-            <w:proofErr w:type="gramEnd"/>
-            <w:r>
-              <w:t>.v_act</w:t>
+              <w:t>item.v_act</w:t>
             </w:r>
             <w:proofErr w:type="spellEnd"/>
             <w:r>
@@ -1334,16 +750,8 @@
             <w:tcW w:w="1985" w:type="dxa"/>
           </w:tcPr>
           <w:p>
-            <w:pPr>
-              <w:pStyle w:val="TableParagraph"/>
-            </w:pPr>
-            <w:proofErr w:type="gramStart"/>
-            <w:r>
-              <w:t>{{ item</w:t>
-            </w:r>
-            <w:proofErr w:type="gramEnd"/>
-            <w:r>
-              <w:t>.v_p2 }}</w:t>
+            <w:r>
+              <w:t>{{ item.v_p2 }}</w:t>
             </w:r>
           </w:p>
         </w:tc>
@@ -1352,26 +760,8 @@
             <w:tcW w:w="1844" w:type="dxa"/>
           </w:tcPr>
           <w:p>
-            <w:pPr>
-              <w:pStyle w:val="TableParagraph"/>
-              <w:ind w:left="0" w:right="221"/>
-              <w:jc w:val="right"/>
-            </w:pPr>
-            <w:proofErr w:type="gramStart"/>
-            <w:r>
-              <w:t>{{ item</w:t>
-            </w:r>
-            <w:proofErr w:type="gramEnd"/>
-            <w:r>
-              <w:t>.v_p</w:t>
-            </w:r>
-            <w:proofErr w:type="gramStart"/>
-            <w:r>
-              <w:t>3 }}{</w:t>
-            </w:r>
-            <w:proofErr w:type="gramEnd"/>
-            <w:r>
-              <w:t xml:space="preserve">% </w:t>
+            <w:r>
+              <w:t xml:space="preserve">{{ item.v_p3 }}{% </w:t>
             </w:r>
             <w:proofErr w:type="spellStart"/>
             <w:r>
@@ -1402,20 +792,7 @@
             <w:shd w:val="clear" w:color="auto" w:fill="92D050"/>
           </w:tcPr>
           <w:p>
-            <w:pPr>
-              <w:pStyle w:val="TableParagraph"/>
-              <w:ind w:left="74"/>
-              <w:jc w:val="center"/>
-              <w:rPr>
-                <w:b/>
-                <w:bCs/>
-              </w:rPr>
-            </w:pPr>
-            <w:r>
-              <w:rPr>
-                <w:b/>
-                <w:bCs/>
-              </w:rPr>
+            <w:r>
               <w:t>TOTAL</w:t>
             </w:r>
           </w:p>
@@ -1425,25 +802,12 @@
             <w:tcW w:w="1983" w:type="dxa"/>
           </w:tcPr>
           <w:p>
-            <w:pPr>
-              <w:pStyle w:val="TableParagraph"/>
-              <w:ind w:left="33" w:right="125"/>
-              <w:jc w:val="center"/>
-              <w:rPr>
-                <w:b/>
-              </w:rPr>
-            </w:pPr>
-            <w:proofErr w:type="gramStart"/>
             <w:r>
               <w:t xml:space="preserve">{{ </w:t>
             </w:r>
             <w:proofErr w:type="spellStart"/>
             <w:r>
-              <w:t>total</w:t>
-            </w:r>
-            <w:proofErr w:type="gramEnd"/>
-            <w:r>
-              <w:t>_b_act</w:t>
+              <w:t>total_b_act</w:t>
             </w:r>
             <w:proofErr w:type="spellEnd"/>
             <w:r>
@@ -1456,23 +820,12 @@
             <w:tcW w:w="1985" w:type="dxa"/>
           </w:tcPr>
           <w:p>
-            <w:pPr>
-              <w:pStyle w:val="TableParagraph"/>
-              <w:rPr>
-                <w:b/>
-              </w:rPr>
-            </w:pPr>
-            <w:proofErr w:type="gramStart"/>
             <w:r>
               <w:t xml:space="preserve">{{ </w:t>
             </w:r>
             <w:proofErr w:type="spellStart"/>
             <w:r>
-              <w:t>total</w:t>
-            </w:r>
-            <w:proofErr w:type="gramEnd"/>
-            <w:r>
-              <w:t>_b_ant</w:t>
+              <w:t>total_b_ant</w:t>
             </w:r>
             <w:proofErr w:type="spellEnd"/>
             <w:r>
@@ -1485,23 +838,12 @@
             <w:tcW w:w="1844" w:type="dxa"/>
           </w:tcPr>
           <w:p>
-            <w:pPr>
-              <w:pStyle w:val="TableParagraph"/>
-              <w:rPr>
-                <w:b/>
-              </w:rPr>
-            </w:pPr>
-            <w:proofErr w:type="gramStart"/>
             <w:r>
               <w:t xml:space="preserve">{{ </w:t>
             </w:r>
             <w:proofErr w:type="spellStart"/>
             <w:r>
-              <w:t>total</w:t>
-            </w:r>
-            <w:proofErr w:type="gramEnd"/>
-            <w:r>
-              <w:t>_b_prev</w:t>
+              <w:t>total_b_prev</w:t>
             </w:r>
             <w:proofErr w:type="spellEnd"/>
             <w:r>
@@ -1513,10 +855,6 @@
     </w:tbl>
     <w:p>
       <w:pPr>
-        <w:pStyle w:val="TableParagraph"/>
-        <w:rPr>
-          <w:b/>
-        </w:rPr>
         <w:sectPr>
           <w:type w:val="continuous"/>
           <w:pgSz w:w="12240" w:h="15840"/>
@@ -1526,35 +864,116 @@
       </w:pPr>
     </w:p>
     <w:p>
+      <w:r>
+        <w:lastRenderedPageBreak/>
+        <w:t>Aspectos</w:t>
+      </w:r>
+      <w:r>
+        <w:rPr>
+          <w:spacing w:val="-7"/>
+        </w:rPr>
+        <w:t xml:space="preserve"> </w:t>
+      </w:r>
+      <w:r>
+        <w:t>por</w:t>
+      </w:r>
+      <w:r>
+        <w:rPr>
+          <w:spacing w:val="-12"/>
+        </w:rPr>
+        <w:t xml:space="preserve"> </w:t>
+      </w:r>
+      <w:r>
+        <w:rPr>
+          <w:spacing w:val="-2"/>
+        </w:rPr>
+        <w:t>mejorar:</w:t>
+      </w:r>
+    </w:p>
+    <w:p/>
+    <w:p>
       <w:pPr>
         <w:pStyle w:val="Textoindependiente"/>
-        <w:spacing w:before="147"/>
-        <w:ind w:left="132"/>
+        <w:ind w:left="132" w:right="950"/>
+        <w:rPr>
+          <w:lang w:val="es-CO"/>
+        </w:rPr>
       </w:pPr>
       <w:r>
-        <w:lastRenderedPageBreak/>
-        <w:t>Aspectos</w:t>
-      </w:r>
-      <w:r>
-        <w:rPr>
-          <w:spacing w:val="-7"/>
-        </w:rPr>
-        <w:t xml:space="preserve"> </w:t>
-      </w:r>
-      <w:r>
-        <w:t>por</w:t>
-      </w:r>
-      <w:r>
-        <w:rPr>
-          <w:spacing w:val="-12"/>
-        </w:rPr>
-        <w:t xml:space="preserve"> </w:t>
-      </w:r>
-      <w:r>
-        <w:rPr>
-          <w:spacing w:val="-2"/>
-        </w:rPr>
-        <w:t>mejorar:</w:t>
+        <w:rPr>
+          <w:lang w:val="es-CO"/>
+        </w:rPr>
+        <w:t xml:space="preserve">{% </w:t>
+      </w:r>
+      <w:proofErr w:type="spellStart"/>
+      <w:r>
+        <w:rPr>
+          <w:lang w:val="es-CO"/>
+        </w:rPr>
+        <w:t>for</w:t>
+      </w:r>
+      <w:proofErr w:type="spellEnd"/>
+      <w:r>
+        <w:rPr>
+          <w:lang w:val="es-CO"/>
+        </w:rPr>
+        <w:t xml:space="preserve"> aspecto in </w:t>
+      </w:r>
+      <w:proofErr w:type="spellStart"/>
+      <w:r>
+        <w:rPr>
+          <w:lang w:val="es-CO"/>
+        </w:rPr>
+        <w:t>aspectos_mejorar</w:t>
+      </w:r>
+      <w:proofErr w:type="spellEnd"/>
+      <w:r>
+        <w:rPr>
+          <w:lang w:val="es-CO"/>
+        </w:rPr>
+        <w:t xml:space="preserve"> %} {{ </w:t>
+      </w:r>
+      <w:proofErr w:type="spellStart"/>
+      <w:r>
+        <w:rPr>
+          <w:lang w:val="es-CO"/>
+        </w:rPr>
+        <w:t>loop.index</w:t>
+      </w:r>
+      <w:proofErr w:type="spellEnd"/>
+      <w:r>
+        <w:rPr>
+          <w:lang w:val="es-CO"/>
+        </w:rPr>
+        <w:t xml:space="preserve"> }}. {{ </w:t>
+      </w:r>
+      <w:proofErr w:type="spellStart"/>
+      <w:r>
+        <w:rPr>
+          <w:lang w:val="es-CO"/>
+        </w:rPr>
+        <w:t>aspecto.titulo</w:t>
+      </w:r>
+      <w:proofErr w:type="spellEnd"/>
+      <w:r>
+        <w:rPr>
+          <w:lang w:val="es-CO"/>
+        </w:rPr>
+        <w:t xml:space="preserve"> }} {{ </w:t>
+      </w:r>
+      <w:proofErr w:type="spellStart"/>
+      <w:r>
+        <w:rPr>
+          <w:lang w:val="es-CO"/>
+        </w:rPr>
+        <w:t>aspecto.descripcion</w:t>
+      </w:r>
+      <w:proofErr w:type="spellEnd"/>
+      <w:r>
+        <w:rPr>
+          <w:lang w:val="es-CO"/>
+        </w:rPr>
+        <w:t xml:space="preserve"> }}</w:t>
       </w:r>
     </w:p>
     <w:p>
@@ -1562,282 +981,40 @@
         <w:pStyle w:val="Textoindependiente"/>
         <w:ind w:left="132" w:right="950"/>
       </w:pPr>
-    </w:p>
-    <w:p>
-      <w:pPr>
-        <w:pStyle w:val="Textoindependiente"/>
-        <w:ind w:left="132" w:right="950"/>
+      <w:r>
         <w:rPr>
           <w:lang w:val="es-CO"/>
         </w:rPr>
-      </w:pPr>
+        <w:t xml:space="preserve">{% </w:t>
+      </w:r>
+      <w:proofErr w:type="spellStart"/>
       <w:r>
         <w:rPr>
           <w:lang w:val="es-CO"/>
         </w:rPr>
-        <w:t xml:space="preserve">{% </w:t>
+        <w:t>endfor</w:t>
+      </w:r>
+      <w:proofErr w:type="spellEnd"/>
+      <w:r>
+        <w:rPr>
+          <w:lang w:val="es-CO"/>
+        </w:rPr>
+        <w:t xml:space="preserve"> %} {{ </w:t>
       </w:r>
       <w:proofErr w:type="spellStart"/>
       <w:r>
         <w:rPr>
           <w:lang w:val="es-CO"/>
         </w:rPr>
-        <w:t>for</w:t>
+        <w:t>texto_cierre_aspectos</w:t>
       </w:r>
       <w:proofErr w:type="spellEnd"/>
       <w:r>
         <w:rPr>
           <w:lang w:val="es-CO"/>
         </w:rPr>
-        <w:t xml:space="preserve"> aspecto in </w:t>
-      </w:r>
-      <w:proofErr w:type="spellStart"/>
-      <w:r>
-        <w:rPr>
-          <w:lang w:val="es-CO"/>
-        </w:rPr>
-        <w:t>aspectos_mejorar</w:t>
-      </w:r>
-      <w:proofErr w:type="spellEnd"/>
-      <w:r>
-        <w:rPr>
-          <w:lang w:val="es-CO"/>
-        </w:rPr>
-        <w:t xml:space="preserve"> %} </w:t>
-      </w:r>
-      <w:proofErr w:type="gramStart"/>
-      <w:r>
-        <w:rPr>
-          <w:b/>
-          <w:bCs/>
-          <w:lang w:val="es-CO"/>
-        </w:rPr>
-        <w:t xml:space="preserve">{{ </w:t>
-      </w:r>
-      <w:proofErr w:type="spellStart"/>
-      <w:r>
-        <w:rPr>
-          <w:b/>
-          <w:bCs/>
-          <w:lang w:val="es-CO"/>
-        </w:rPr>
-        <w:t>loop</w:t>
-      </w:r>
-      <w:proofErr w:type="gramEnd"/>
-      <w:r>
-        <w:rPr>
-          <w:b/>
-          <w:bCs/>
-          <w:lang w:val="es-CO"/>
-        </w:rPr>
-        <w:t>.</w:t>
-      </w:r>
-      <w:proofErr w:type="gramStart"/>
-      <w:r>
-        <w:rPr>
-          <w:b/>
-          <w:bCs/>
-          <w:lang w:val="es-CO"/>
-        </w:rPr>
-        <w:t>index</w:t>
-      </w:r>
-      <w:proofErr w:type="spellEnd"/>
-      <w:r>
-        <w:rPr>
-          <w:b/>
-          <w:bCs/>
-          <w:lang w:val="es-CO"/>
-        </w:rPr>
-        <w:t xml:space="preserve"> }</w:t>
-      </w:r>
-      <w:proofErr w:type="gramEnd"/>
-      <w:r>
-        <w:rPr>
-          <w:b/>
-          <w:bCs/>
-          <w:lang w:val="es-CO"/>
-        </w:rPr>
-        <w:t xml:space="preserve">}. </w:t>
-      </w:r>
-      <w:proofErr w:type="gramStart"/>
-      <w:r>
-        <w:rPr>
-          <w:b/>
-          <w:bCs/>
-          <w:lang w:val="es-CO"/>
-        </w:rPr>
-        <w:t xml:space="preserve">{{ </w:t>
-      </w:r>
-      <w:proofErr w:type="spellStart"/>
-      <w:r>
-        <w:rPr>
-          <w:b/>
-          <w:bCs/>
-          <w:lang w:val="es-CO"/>
-        </w:rPr>
-        <w:t>aspecto</w:t>
-      </w:r>
-      <w:proofErr w:type="gramEnd"/>
-      <w:r>
-        <w:rPr>
-          <w:b/>
-          <w:bCs/>
-          <w:lang w:val="es-CO"/>
-        </w:rPr>
-        <w:t>.</w:t>
-      </w:r>
-      <w:proofErr w:type="gramStart"/>
-      <w:r>
-        <w:rPr>
-          <w:b/>
-          <w:bCs/>
-          <w:lang w:val="es-CO"/>
-        </w:rPr>
-        <w:t>titulo</w:t>
-      </w:r>
-      <w:proofErr w:type="spellEnd"/>
-      <w:r>
-        <w:rPr>
-          <w:b/>
-          <w:bCs/>
-          <w:lang w:val="es-CO"/>
-        </w:rPr>
-        <w:t xml:space="preserve"> }</w:t>
-      </w:r>
-      <w:proofErr w:type="gramEnd"/>
-      <w:r>
-        <w:rPr>
-          <w:b/>
-          <w:bCs/>
-          <w:lang w:val="es-CO"/>
-        </w:rPr>
-        <w:t>}</w:t>
-      </w:r>
-      <w:r>
-        <w:rPr>
-          <w:lang w:val="es-CO"/>
-        </w:rPr>
-        <w:t xml:space="preserve"> </w:t>
-      </w:r>
-      <w:proofErr w:type="gramStart"/>
-      <w:r>
-        <w:rPr>
-          <w:lang w:val="es-CO"/>
-        </w:rPr>
-        <w:t xml:space="preserve">{{ </w:t>
-      </w:r>
-      <w:proofErr w:type="spellStart"/>
-      <w:r>
-        <w:rPr>
-          <w:lang w:val="es-CO"/>
-        </w:rPr>
-        <w:t>aspecto</w:t>
-      </w:r>
-      <w:proofErr w:type="gramEnd"/>
-      <w:r>
-        <w:rPr>
-          <w:lang w:val="es-CO"/>
-        </w:rPr>
-        <w:t>.</w:t>
-      </w:r>
-      <w:proofErr w:type="gramStart"/>
-      <w:r>
-        <w:rPr>
-          <w:lang w:val="es-CO"/>
-        </w:rPr>
-        <w:t>descripcion</w:t>
-      </w:r>
-      <w:proofErr w:type="spellEnd"/>
-      <w:r>
-        <w:rPr>
-          <w:lang w:val="es-CO"/>
-        </w:rPr>
-        <w:t xml:space="preserve"> }</w:t>
-      </w:r>
-      <w:proofErr w:type="gramEnd"/>
-      <w:r>
-        <w:rPr>
-          <w:lang w:val="es-CO"/>
-        </w:rPr>
-        <w:t>}</w:t>
-      </w:r>
-    </w:p>
-    <w:p>
-      <w:pPr>
-        <w:pStyle w:val="Textoindependiente"/>
-        <w:ind w:left="132" w:right="950"/>
-        <w:rPr>
-          <w:lang w:val="es-CO"/>
-        </w:rPr>
-      </w:pPr>
-      <w:r>
-        <w:rPr>
-          <w:lang w:val="es-CO"/>
-        </w:rPr>
-        <w:t xml:space="preserve">{% </w:t>
-      </w:r>
-      <w:proofErr w:type="spellStart"/>
-      <w:r>
-        <w:rPr>
-          <w:lang w:val="es-CO"/>
-        </w:rPr>
-        <w:t>endfor</w:t>
-      </w:r>
-      <w:proofErr w:type="spellEnd"/>
-      <w:r>
-        <w:rPr>
-          <w:lang w:val="es-CO"/>
-        </w:rPr>
-        <w:t xml:space="preserve"> %} </w:t>
-      </w:r>
-      <w:proofErr w:type="gramStart"/>
-      <w:r>
-        <w:rPr>
-          <w:lang w:val="es-CO"/>
-        </w:rPr>
-        <w:t xml:space="preserve">{{ </w:t>
-      </w:r>
-      <w:proofErr w:type="spellStart"/>
-      <w:r>
-        <w:rPr>
-          <w:lang w:val="es-CO"/>
-        </w:rPr>
-        <w:t>texto</w:t>
-      </w:r>
-      <w:proofErr w:type="gramEnd"/>
-      <w:r>
-        <w:rPr>
-          <w:lang w:val="es-CO"/>
-        </w:rPr>
-        <w:t>_cierre_</w:t>
-      </w:r>
-      <w:proofErr w:type="gramStart"/>
-      <w:r>
-        <w:rPr>
-          <w:lang w:val="es-CO"/>
-        </w:rPr>
-        <w:t>aspectos</w:t>
-      </w:r>
-      <w:proofErr w:type="spellEnd"/>
-      <w:r>
-        <w:rPr>
-          <w:lang w:val="es-CO"/>
-        </w:rPr>
-        <w:t xml:space="preserve"> }</w:t>
-      </w:r>
-      <w:proofErr w:type="gramEnd"/>
-      <w:r>
-        <w:rPr>
-          <w:lang w:val="es-CO"/>
-        </w:rPr>
-        <w:t>}</w:t>
-      </w:r>
-    </w:p>
-    <w:p>
-      <w:pPr>
-        <w:pStyle w:val="Textoindependiente"/>
-        <w:ind w:left="132" w:right="950"/>
-      </w:pPr>
+        <w:t xml:space="preserve"> }}</w:t>
+      </w:r>
     </w:p>
     <w:sectPr>
       <w:pgSz w:w="12240" w:h="15840"/>
@@ -1885,7 +1062,7 @@
       <mc:AlternateContent>
         <mc:Choice Requires="wps">
           <w:drawing>
-            <wp:anchor distT="0" distB="0" distL="0" distR="0" simplePos="0" relativeHeight="486925312" behindDoc="1" locked="0" layoutInCell="1" allowOverlap="1" wp14:anchorId="053C5C1B" wp14:editId="77A62417">
+            <wp:anchor distT="0" distB="0" distL="0" distR="0" simplePos="0" relativeHeight="251661312" behindDoc="1" locked="0" layoutInCell="1" allowOverlap="1" wp14:anchorId="053C5C1B" wp14:editId="77A62417">
               <wp:simplePos x="0" y="0"/>
               <wp:positionH relativeFrom="page">
                 <wp:posOffset>1828545</wp:posOffset>
@@ -2265,7 +1442,7 @@
               <v:stroke joinstyle="miter"/>
               <v:path gradientshapeok="t" o:connecttype="rect"/>
             </v:shapetype>
-            <v:shape id="Textbox 2" o:spid="_x0000_s1026" type="#_x0000_t202" style="position:absolute;margin-left:2in;margin-top:726.85pt;width:324.7pt;height:24pt;z-index:-16391168;visibility:visible;mso-wrap-style:square;mso-wrap-distance-left:0;mso-wrap-distance-top:0;mso-wrap-distance-right:0;mso-wrap-distance-bottom:0;mso-position-horizontal:absolute;mso-position-horizontal-relative:page;mso-position-vertical:absolute;mso-position-vertical-relative:page;v-text-anchor:top" o:gfxdata="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" filled="f" stroked="f">
+            <v:shape id="Textbox 2" o:spid="_x0000_s1026" type="#_x0000_t202" style="position:absolute;margin-left:2in;margin-top:726.85pt;width:324.7pt;height:24pt;z-index:-251655168;visibility:visible;mso-wrap-style:square;mso-wrap-distance-left:0;mso-wrap-distance-top:0;mso-wrap-distance-right:0;mso-wrap-distance-bottom:0;mso-position-horizontal:absolute;mso-position-horizontal-relative:page;mso-position-vertical:absolute;mso-position-vertical-relative:page;v-text-anchor:top" o:gfxdata="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" filled="f" stroked="f">
               <v:textbox inset="0,0,0,0">
                 <w:txbxContent>
                   <w:p>
@@ -2646,7 +1823,7 @@
         <w:sz w:val="20"/>
       </w:rPr>
       <w:drawing>
-        <wp:anchor distT="0" distB="0" distL="0" distR="0" simplePos="0" relativeHeight="486924800" behindDoc="1" locked="0" layoutInCell="1" allowOverlap="1" wp14:anchorId="438C7734" wp14:editId="7EC5CC52">
+        <wp:anchor distT="0" distB="0" distL="0" distR="0" simplePos="0" relativeHeight="251657216" behindDoc="1" locked="0" layoutInCell="1" allowOverlap="1" wp14:anchorId="438C7734" wp14:editId="7EC5CC52">
           <wp:simplePos x="0" y="0"/>
           <wp:positionH relativeFrom="page">
             <wp:posOffset>539750</wp:posOffset>
@@ -2657,7 +1834,7 @@
           <wp:extent cx="1465580" cy="794956"/>
           <wp:effectExtent l="0" t="0" r="0" b="0"/>
           <wp:wrapNone/>
-          <wp:docPr id="1" name="Image 1"/>
+          <wp:docPr id="1289095209" name="Image 1"/>
           <wp:cNvGraphicFramePr>
             <a:graphicFrameLocks xmlns:a="http://schemas.openxmlformats.org/drawingml/2006/main"/>
           </wp:cNvGraphicFramePr>
@@ -3245,6 +2422,7 @@
   <w:style w:type="character" w:default="1" w:styleId="Fuentedeprrafopredeter">
     <w:name w:val="Default Paragraph Font"/>
     <w:uiPriority w:val="1"/>
+    <w:semiHidden/>
     <w:unhideWhenUsed/>
   </w:style>
   <w:style w:type="table" w:default="1" w:styleId="Tablanormal">

--- a/templates/BIMENSUAL MAY-JUN.docx
+++ b/templates/BIMENSUAL MAY-JUN.docx
@@ -159,12 +159,12 @@
         <w:tblW w:w="0" w:type="auto"/>
         <w:tblInd w:w="137" w:type="dxa"/>
         <w:tblBorders>
-          <w:top w:val="single" w:sz="4" w:space="0" w:color="000000"/>
-          <w:left w:val="single" w:sz="4" w:space="0" w:color="000000"/>
-          <w:bottom w:val="single" w:sz="4" w:space="0" w:color="000000"/>
-          <w:right w:val="single" w:sz="4" w:space="0" w:color="000000"/>
-          <w:insideH w:val="single" w:sz="4" w:space="0" w:color="000000"/>
-          <w:insideV w:val="single" w:sz="4" w:space="0" w:color="000000"/>
+          <w:top w:val="single" w:color="000000" w:sz="4" w:space="0"/>
+          <w:left w:val="single" w:color="000000" w:sz="4" w:space="0"/>
+          <w:bottom w:val="single" w:color="000000" w:sz="4" w:space="0"/>
+          <w:right w:val="single" w:color="000000" w:sz="4" w:space="0"/>
+          <w:insideH w:val="single" w:color="000000" w:sz="4" w:space="0"/>
+          <w:insideV w:val="single" w:color="000000" w:sz="4" w:space="0"/>
         </w:tblBorders>
         <w:tblLayout w:type="fixed"/>
         <w:tblLook w:val="01E0" w:firstRow="1" w:lastRow="1" w:firstColumn="1" w:lastColumn="1" w:noHBand="0" w:noVBand="0"/>
@@ -183,6 +183,7 @@
           <w:tcPr>
             <w:tcW w:w="3121" w:type="dxa"/>
             <w:shd w:val="clear" w:color="auto" w:fill="92D050"/>
+            <w:tcMar/>
           </w:tcPr>
           <w:p>
             <w:r>
@@ -194,6 +195,7 @@
           <w:tcPr>
             <w:tcW w:w="1983" w:type="dxa"/>
             <w:shd w:val="clear" w:color="auto" w:fill="92D050"/>
+            <w:tcMar/>
           </w:tcPr>
           <w:p>
             <w:r>
@@ -213,6 +215,7 @@
           <w:tcPr>
             <w:tcW w:w="1985" w:type="dxa"/>
             <w:shd w:val="clear" w:color="auto" w:fill="92D050"/>
+            <w:tcMar/>
           </w:tcPr>
           <w:p>
             <w:r>
@@ -232,6 +235,7 @@
           <w:tcPr>
             <w:tcW w:w="1986" w:type="dxa"/>
             <w:shd w:val="clear" w:color="auto" w:fill="92D050"/>
+            <w:tcMar/>
           </w:tcPr>
           <w:p>
             <w:r>
@@ -255,77 +259,37 @@
         <w:tc>
           <w:tcPr>
             <w:tcW w:w="3121" w:type="dxa"/>
+            <w:tcMar/>
           </w:tcPr>
           <w:p>
             <w:r>
-              <w:t xml:space="preserve">{% </w:t>
-            </w:r>
-            <w:proofErr w:type="spellStart"/>
-            <w:r>
-              <w:t>tr</w:t>
-            </w:r>
-            <w:proofErr w:type="spellEnd"/>
-            <w:r>
-              <w:t xml:space="preserve"> </w:t>
-            </w:r>
-            <w:proofErr w:type="spellStart"/>
-            <w:r>
-              <w:t>for</w:t>
-            </w:r>
-            <w:proofErr w:type="spellEnd"/>
-            <w:r>
-              <w:t xml:space="preserve"> </w:t>
-            </w:r>
-            <w:proofErr w:type="spellStart"/>
-            <w:r>
-              <w:t>item</w:t>
-            </w:r>
-            <w:proofErr w:type="spellEnd"/>
-            <w:r>
-              <w:t xml:space="preserve"> in </w:t>
-            </w:r>
-            <w:proofErr w:type="spellStart"/>
-            <w:r>
-              <w:t>tabla_proveedores</w:t>
-            </w:r>
-            <w:proofErr w:type="spellEnd"/>
-            <w:r>
-              <w:t xml:space="preserve"> %}{{ </w:t>
-            </w:r>
-            <w:proofErr w:type="spellStart"/>
-            <w:r>
-              <w:t>item.PROVEEDOR</w:t>
-            </w:r>
-            <w:proofErr w:type="spellEnd"/>
-            <w:r>
-              <w:t xml:space="preserve"> }}</w:t>
+              <w:rPr>
+                <w:lang w:val="en-US"/>
+              </w:rPr>
+              <w:t>{% tr for item in tabla_proveedores %} {{ item.PROVEEDOR }}</w:t>
             </w:r>
           </w:p>
         </w:tc>
         <w:tc>
           <w:tcPr>
             <w:tcW w:w="1983" w:type="dxa"/>
+            <w:tcMar/>
           </w:tcPr>
           <w:p>
             <w:r>
-              <w:t xml:space="preserve">{{ </w:t>
-            </w:r>
-            <w:proofErr w:type="spellStart"/>
-            <w:r>
-              <w:t>item.v_act</w:t>
-            </w:r>
-            <w:proofErr w:type="spellEnd"/>
-            <w:r>
-              <w:t xml:space="preserve"> }}</w:t>
+              <w:rPr/>
+              <w:t>{{ item.v_act }}</w:t>
             </w:r>
           </w:p>
         </w:tc>
         <w:tc>
           <w:tcPr>
             <w:tcW w:w="1985" w:type="dxa"/>
+            <w:tcMar/>
           </w:tcPr>
           <w:p>
             <w:r>
+              <w:rPr/>
               <w:t>{{ item.v_p2 }}</w:t>
             </w:r>
           </w:p>
@@ -333,26 +297,12 @@
         <w:tc>
           <w:tcPr>
             <w:tcW w:w="1986" w:type="dxa"/>
+            <w:tcMar/>
           </w:tcPr>
           <w:p>
             <w:r>
-              <w:t xml:space="preserve">{{ item.v_p3 }}{% </w:t>
-            </w:r>
-            <w:proofErr w:type="spellStart"/>
-            <w:r>
-              <w:t>tr</w:t>
-            </w:r>
-            <w:proofErr w:type="spellEnd"/>
-            <w:r>
-              <w:t xml:space="preserve"> </w:t>
-            </w:r>
-            <w:proofErr w:type="spellStart"/>
-            <w:r>
-              <w:t>endfor</w:t>
-            </w:r>
-            <w:proofErr w:type="spellEnd"/>
-            <w:r>
-              <w:t xml:space="preserve"> %}</w:t>
+              <w:rPr/>
+              <w:t>{{ item.v_p3 }} {% endtr %}</w:t>
             </w:r>
           </w:p>
         </w:tc>
@@ -365,6 +315,7 @@
           <w:tcPr>
             <w:tcW w:w="3121" w:type="dxa"/>
             <w:shd w:val="clear" w:color="auto" w:fill="92D050"/>
+            <w:tcMar/>
           </w:tcPr>
           <w:p>
             <w:r>
@@ -375,6 +326,7 @@
         <w:tc>
           <w:tcPr>
             <w:tcW w:w="1983" w:type="dxa"/>
+            <w:tcMar/>
           </w:tcPr>
           <w:p>
             <w:r>
@@ -393,6 +345,7 @@
         <w:tc>
           <w:tcPr>
             <w:tcW w:w="1985" w:type="dxa"/>
+            <w:tcMar/>
           </w:tcPr>
           <w:p>
             <w:r>
@@ -411,6 +364,7 @@
         <w:tc>
           <w:tcPr>
             <w:tcW w:w="1986" w:type="dxa"/>
+            <w:tcMar/>
           </w:tcPr>
           <w:p>
             <w:r>
@@ -434,7 +388,7 @@
           <w:headerReference w:type="default" r:id="rId7"/>
           <w:footerReference w:type="default" r:id="rId8"/>
           <w:type w:val="continuous"/>
-          <w:pgSz w:w="12240" w:h="15840"/>
+          <w:pgSz w:w="12240" w:h="15840" w:orient="portrait"/>
           <w:pgMar w:top="1820" w:right="0" w:bottom="1280" w:left="720" w:header="585" w:footer="1083" w:gutter="0"/>
           <w:pgNumType w:start="1"/>
           <w:cols w:space="720"/>
@@ -588,12 +542,12 @@
         <w:tblW w:w="0" w:type="auto"/>
         <w:tblInd w:w="137" w:type="dxa"/>
         <w:tblBorders>
-          <w:top w:val="single" w:sz="4" w:space="0" w:color="000000"/>
-          <w:left w:val="single" w:sz="4" w:space="0" w:color="000000"/>
-          <w:bottom w:val="single" w:sz="4" w:space="0" w:color="000000"/>
-          <w:right w:val="single" w:sz="4" w:space="0" w:color="000000"/>
-          <w:insideH w:val="single" w:sz="4" w:space="0" w:color="000000"/>
-          <w:insideV w:val="single" w:sz="4" w:space="0" w:color="000000"/>
+          <w:top w:val="single" w:color="000000" w:sz="4" w:space="0"/>
+          <w:left w:val="single" w:color="000000" w:sz="4" w:space="0"/>
+          <w:bottom w:val="single" w:color="000000" w:sz="4" w:space="0"/>
+          <w:right w:val="single" w:color="000000" w:sz="4" w:space="0"/>
+          <w:insideH w:val="single" w:color="000000" w:sz="4" w:space="0"/>
+          <w:insideV w:val="single" w:color="000000" w:sz="4" w:space="0"/>
         </w:tblBorders>
         <w:tblLayout w:type="fixed"/>
         <w:tblLook w:val="01E0" w:firstRow="1" w:lastRow="1" w:firstColumn="1" w:lastColumn="1" w:noHBand="0" w:noVBand="0"/>
@@ -612,6 +566,7 @@
           <w:tcPr>
             <w:tcW w:w="3121" w:type="dxa"/>
             <w:shd w:val="clear" w:color="auto" w:fill="92D050"/>
+            <w:tcMar/>
           </w:tcPr>
           <w:p>
             <w:r>
@@ -623,6 +578,7 @@
           <w:tcPr>
             <w:tcW w:w="1983" w:type="dxa"/>
             <w:shd w:val="clear" w:color="auto" w:fill="92D050"/>
+            <w:tcMar/>
           </w:tcPr>
           <w:p>
             <w:r>
@@ -642,6 +598,7 @@
           <w:tcPr>
             <w:tcW w:w="1985" w:type="dxa"/>
             <w:shd w:val="clear" w:color="auto" w:fill="92D050"/>
+            <w:tcMar/>
           </w:tcPr>
           <w:p>
             <w:r>
@@ -661,6 +618,7 @@
           <w:tcPr>
             <w:tcW w:w="1844" w:type="dxa"/>
             <w:shd w:val="clear" w:color="auto" w:fill="92D050"/>
+            <w:tcMar/>
           </w:tcPr>
           <w:p>
             <w:r>
@@ -684,52 +642,22 @@
         <w:tc>
           <w:tcPr>
             <w:tcW w:w="3121" w:type="dxa"/>
+            <w:tcMar/>
           </w:tcPr>
           <w:p>
-            <w:pPr>
+            <w:pPr/>
+            <w:r>
               <w:rPr>
-                <w:lang w:val="en-US"/>
+                <w:lang w:val="pt-BR"/>
               </w:rPr>
-            </w:pPr>
-            <w:r>
-              <w:rPr>
-                <w:lang w:val="en-US"/>
-              </w:rPr>
-              <w:t xml:space="preserve">{% tr for item in </w:t>
-            </w:r>
-            <w:proofErr w:type="spellStart"/>
-            <w:r>
-              <w:rPr>
-                <w:lang w:val="en-US"/>
-              </w:rPr>
-              <w:t>tabla_clientes</w:t>
-            </w:r>
-            <w:proofErr w:type="spellEnd"/>
-            <w:r>
-              <w:rPr>
-                <w:lang w:val="en-US"/>
-              </w:rPr>
-              <w:t xml:space="preserve"> %}{{ </w:t>
-            </w:r>
-            <w:proofErr w:type="spellStart"/>
-            <w:r>
-              <w:rPr>
-                <w:lang w:val="en-US"/>
-              </w:rPr>
-              <w:t>item.CLIENTE</w:t>
-            </w:r>
-            <w:proofErr w:type="spellEnd"/>
-            <w:r>
-              <w:rPr>
-                <w:lang w:val="en-US"/>
-              </w:rPr>
-              <w:t xml:space="preserve"> }}</w:t>
+              <w:t>{% tr for item in tabla_clientes %} {{ item.CLIENTE }}</w:t>
             </w:r>
           </w:p>
         </w:tc>
         <w:tc>
           <w:tcPr>
             <w:tcW w:w="1983" w:type="dxa"/>
+            <w:tcMar/>
           </w:tcPr>
           <w:p>
             <w:r>
@@ -748,6 +676,7 @@
         <w:tc>
           <w:tcPr>
             <w:tcW w:w="1985" w:type="dxa"/>
+            <w:tcMar/>
           </w:tcPr>
           <w:p>
             <w:r>
@@ -758,26 +687,20 @@
         <w:tc>
           <w:tcPr>
             <w:tcW w:w="1844" w:type="dxa"/>
+            <w:tcMar/>
           </w:tcPr>
           <w:p>
             <w:r>
-              <w:t xml:space="preserve">{{ item.v_p3 }}{% </w:t>
-            </w:r>
-            <w:proofErr w:type="spellStart"/>
-            <w:r>
-              <w:t>tr</w:t>
-            </w:r>
-            <w:proofErr w:type="spellEnd"/>
-            <w:r>
-              <w:t xml:space="preserve"> </w:t>
-            </w:r>
-            <w:proofErr w:type="spellStart"/>
-            <w:r>
-              <w:t>endfor</w:t>
-            </w:r>
-            <w:proofErr w:type="spellEnd"/>
-            <w:r>
-              <w:t xml:space="preserve"> %}</w:t>
+              <w:rPr/>
+              <w:t>{{ item</w:t>
+            </w:r>
+            <w:r>
+              <w:rPr/>
+              <w:t>.v_p3 }}</w:t>
+            </w:r>
+            <w:r>
+              <w:rPr/>
+              <w:t xml:space="preserve"> {% endtr %}</w:t>
             </w:r>
           </w:p>
         </w:tc>
@@ -790,6 +713,7 @@
           <w:tcPr>
             <w:tcW w:w="3121" w:type="dxa"/>
             <w:shd w:val="clear" w:color="auto" w:fill="92D050"/>
+            <w:tcMar/>
           </w:tcPr>
           <w:p>
             <w:r>
@@ -800,6 +724,7 @@
         <w:tc>
           <w:tcPr>
             <w:tcW w:w="1983" w:type="dxa"/>
+            <w:tcMar/>
           </w:tcPr>
           <w:p>
             <w:r>
@@ -818,6 +743,7 @@
         <w:tc>
           <w:tcPr>
             <w:tcW w:w="1985" w:type="dxa"/>
+            <w:tcMar/>
           </w:tcPr>
           <w:p>
             <w:r>
@@ -836,6 +762,7 @@
         <w:tc>
           <w:tcPr>
             <w:tcW w:w="1844" w:type="dxa"/>
+            <w:tcMar/>
           </w:tcPr>
           <w:p>
             <w:r>
@@ -857,7 +784,7 @@
       <w:pPr>
         <w:sectPr>
           <w:type w:val="continuous"/>
-          <w:pgSz w:w="12240" w:h="15840"/>
+          <w:pgSz w:w="12240" w:h="15840" w:orient="portrait"/>
           <w:pgMar w:top="1800" w:right="0" w:bottom="1280" w:left="720" w:header="585" w:footer="1083" w:gutter="0"/>
           <w:cols w:space="720"/>
         </w:sectPr>
@@ -1017,7 +944,7 @@
       </w:r>
     </w:p>
     <w:sectPr>
-      <w:pgSz w:w="12240" w:h="15840"/>
+      <w:pgSz w:w="12240" w:h="15840" w:orient="portrait"/>
       <w:pgMar w:top="1820" w:right="0" w:bottom="1280" w:left="720" w:header="585" w:footer="1083" w:gutter="0"/>
       <w:cols w:space="720"/>
     </w:sectPr>
@@ -1045,7 +972,7 @@
 </file>
 
 <file path=word/footer1.xml><?xml version="1.0" encoding="utf-8"?>
-<w:ftr xmlns:wpc="http://schemas.microsoft.com/office/word/2010/wordprocessingCanvas" xmlns:cx="http://schemas.microsoft.com/office/drawing/2014/chartex" xmlns:cx1="http://schemas.microsoft.com/office/drawing/2015/9/8/chartex" xmlns:cx2="http://schemas.microsoft.com/office/drawing/2015/10/21/chartex" xmlns:cx3="http://schemas.microsoft.com/office/drawing/2016/5/9/chartex" xmlns:cx4="http://schemas.microsoft.com/office/drawing/2016/5/10/chartex" xmlns:cx5="http://schemas.microsoft.com/office/drawing/2016/5/11/chartex" xmlns:cx6="http://schemas.microsoft.com/office/drawing/2016/5/12/chartex" xmlns:cx7="http://schemas.microsoft.com/office/drawing/2016/5/13/chartex" xmlns:cx8="http://schemas.microsoft.com/office/drawing/2016/5/14/chartex" xmlns:mc="http://schemas.openxmlformats.org/markup-compatibility/2006" xmlns:aink="http://schemas.microsoft.com/office/drawing/2016/ink" xmlns:am3d="http://schemas.microsoft.com/office/drawing/2017/model3d" xmlns:o="urn:schemas-microsoft-com:office:office" xmlns:oel="http://schemas.microsoft.com/office/2019/extlst" xmlns:r="http://schemas.openxmlformats.org/officeDocument/2006/relationships" xmlns:m="http://schemas.openxmlformats.org/officeDocument/2006/math" xmlns:v="urn:schemas-microsoft-com:vml" xmlns:wp14="http://schemas.microsoft.com/office/word/2010/wordprocessingDrawing" xmlns:wp="http://schemas.openxmlformats.org/drawingml/2006/wordprocessingDrawing" xmlns:w10="urn:schemas-microsoft-com:office:word" xmlns:w="http://schemas.openxmlformats.org/wordprocessingml/2006/main" xmlns:w14="http://schemas.microsoft.com/office/word/2010/wordml" xmlns:w15="http://schemas.microsoft.com/office/word/2012/wordml" xmlns:w16cex="http://schemas.microsoft.com/office/word/2018/wordml/cex" xmlns:w16cid="http://schemas.microsoft.com/office/word/2016/wordml/cid" xmlns:w16="http://schemas.microsoft.com/office/word/2018/wordml" xmlns:w16du="http://schemas.microsoft.com/office/word/2023/wordml/word16du" xmlns:w16sdtdh="http://schemas.microsoft.com/office/word/2020/wordml/sdtdatahash" xmlns:w16sdtfl="http://schemas.microsoft.com/office/word/2024/wordml/sdtformatlock" xmlns:w16se="http://schemas.microsoft.com/office/word/2015/wordml/symex" xmlns:wpg="http://schemas.microsoft.com/office/word/2010/wordprocessingGroup" xmlns:wpi="http://schemas.microsoft.com/office/word/2010/wordprocessingInk" xmlns:wne="http://schemas.microsoft.com/office/word/2006/wordml" xmlns:wps="http://schemas.microsoft.com/office/word/2010/wordprocessingShape" mc:Ignorable="w14 w15 w16se w16cid w16 w16cex w16sdtdh w16sdtfl w16du wp14">
+<w:ftr xmlns:wpc="http://schemas.microsoft.com/office/word/2010/wordprocessingCanvas" xmlns:cx="http://schemas.microsoft.com/office/drawing/2014/chartex" xmlns:cx1="http://schemas.microsoft.com/office/drawing/2015/9/8/chartex" xmlns:cx2="http://schemas.microsoft.com/office/drawing/2015/10/21/chartex" xmlns:cx3="http://schemas.microsoft.com/office/drawing/2016/5/9/chartex" xmlns:cx4="http://schemas.microsoft.com/office/drawing/2016/5/10/chartex" xmlns:cx5="http://schemas.microsoft.com/office/drawing/2016/5/11/chartex" xmlns:cx6="http://schemas.microsoft.com/office/drawing/2016/5/12/chartex" xmlns:cx7="http://schemas.microsoft.com/office/drawing/2016/5/13/chartex" xmlns:cx8="http://schemas.microsoft.com/office/drawing/2016/5/14/chartex" xmlns:mc="http://schemas.openxmlformats.org/markup-compatibility/2006" xmlns:aink="http://schemas.microsoft.com/office/drawing/2016/ink" xmlns:am3d="http://schemas.microsoft.com/office/drawing/2017/model3d" xmlns:o="urn:schemas-microsoft-com:office:office" xmlns:oel="http://schemas.microsoft.com/office/2019/extlst" xmlns:r="http://schemas.openxmlformats.org/officeDocument/2006/relationships" xmlns:m="http://schemas.openxmlformats.org/officeDocument/2006/math" xmlns:v="urn:schemas-microsoft-com:vml" xmlns:wp14="http://schemas.microsoft.com/office/word/2010/wordprocessingDrawing" xmlns:wp="http://schemas.openxmlformats.org/drawingml/2006/wordprocessingDrawing" xmlns:w10="urn:schemas-microsoft-com:office:word" xmlns:w="http://schemas.openxmlformats.org/wordprocessingml/2006/main" xmlns:w14="http://schemas.microsoft.com/office/word/2010/wordml" xmlns:w15="http://schemas.microsoft.com/office/word/2012/wordml" xmlns:w16cex="http://schemas.microsoft.com/office/word/2018/wordml/cex" xmlns:w16cid="http://schemas.microsoft.com/office/word/2016/wordml/cid" xmlns:w16="http://schemas.microsoft.com/office/word/2018/wordml" xmlns:w16du="http://schemas.microsoft.com/office/word/2023/wordml/word16du" xmlns:w16sdtdh="http://schemas.microsoft.com/office/word/2020/wordml/sdtdatahash" xmlns:w16sdtfl="http://schemas.microsoft.com/office/word/2024/wordml/sdtformatlock" xmlns:w16se="http://schemas.microsoft.com/office/word/2015/wordml/symex" xmlns:wpg="http://schemas.microsoft.com/office/word/2010/wordprocessingGroup" xmlns:wpi="http://schemas.microsoft.com/office/word/2010/wordprocessingInk" xmlns:wne="http://schemas.microsoft.com/office/word/2006/wordml" xmlns:wps="http://schemas.microsoft.com/office/word/2010/wordprocessingShape" xmlns:a="http://schemas.openxmlformats.org/drawingml/2006/main" mc:Ignorable="w14 w15 w16se w16cid w16 w16cex w16sdtdh w16sdtfl w16du wp14">
   <w:p>
     <w:pPr>
       <w:pStyle w:val="Textoindependiente"/>
@@ -1438,11 +1365,11 @@
         </mc:Choice>
         <mc:Fallback>
           <w:pict>
-            <v:shapetype w14:anchorId="053C5C1B" id="_x0000_t202" coordsize="21600,21600" o:spt="202" path="m,l,21600r21600,l21600,xe">
+            <v:shapetype id="_x0000_t202" coordsize="21600,21600" o:spt="202" path="m,l,21600r21600,l21600,xe" w14:anchorId="053C5C1B">
               <v:stroke joinstyle="miter"/>
               <v:path gradientshapeok="t" o:connecttype="rect"/>
             </v:shapetype>
-            <v:shape id="Textbox 2" o:spid="_x0000_s1026" type="#_x0000_t202" style="position:absolute;margin-left:2in;margin-top:726.85pt;width:324.7pt;height:24pt;z-index:-251655168;visibility:visible;mso-wrap-style:square;mso-wrap-distance-left:0;mso-wrap-distance-top:0;mso-wrap-distance-right:0;mso-wrap-distance-bottom:0;mso-position-horizontal:absolute;mso-position-horizontal-relative:page;mso-position-vertical:absolute;mso-position-vertical-relative:page;v-text-anchor:top" o:gfxdata="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" filled="f" stroked="f">
+            <v:shape id="Textbox 2" style="position:absolute;margin-left:2in;margin-top:726.85pt;width:324.7pt;height:24pt;z-index:-251655168;visibility:visible;mso-wrap-style:square;mso-wrap-distance-left:0;mso-wrap-distance-top:0;mso-wrap-distance-right:0;mso-wrap-distance-bottom:0;mso-position-horizontal:absolute;mso-position-horizontal-relative:page;mso-position-vertical:absolute;mso-position-vertical-relative:page;v-text-anchor:top" o:spid="_x0000_s1026" filled="f" stroked="f" type="#_x0000_t202" o:gfxdata="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">
               <v:textbox inset="0,0,0,0">
                 <w:txbxContent>
                   <w:p>
@@ -1808,7 +1735,7 @@
 </file>
 
 <file path=word/header1.xml><?xml version="1.0" encoding="utf-8"?>
-<w:hdr xmlns:wpc="http://schemas.microsoft.com/office/word/2010/wordprocessingCanvas" xmlns:cx="http://schemas.microsoft.com/office/drawing/2014/chartex" xmlns:cx1="http://schemas.microsoft.com/office/drawing/2015/9/8/chartex" xmlns:cx2="http://schemas.microsoft.com/office/drawing/2015/10/21/chartex" xmlns:cx3="http://schemas.microsoft.com/office/drawing/2016/5/9/chartex" xmlns:cx4="http://schemas.microsoft.com/office/drawing/2016/5/10/chartex" xmlns:cx5="http://schemas.microsoft.com/office/drawing/2016/5/11/chartex" xmlns:cx6="http://schemas.microsoft.com/office/drawing/2016/5/12/chartex" xmlns:cx7="http://schemas.microsoft.com/office/drawing/2016/5/13/chartex" xmlns:cx8="http://schemas.microsoft.com/office/drawing/2016/5/14/chartex" xmlns:mc="http://schemas.openxmlformats.org/markup-compatibility/2006" xmlns:aink="http://schemas.microsoft.com/office/drawing/2016/ink" xmlns:am3d="http://schemas.microsoft.com/office/drawing/2017/model3d" xmlns:o="urn:schemas-microsoft-com:office:office" xmlns:oel="http://schemas.microsoft.com/office/2019/extlst" xmlns:r="http://schemas.openxmlformats.org/officeDocument/2006/relationships" xmlns:m="http://schemas.openxmlformats.org/officeDocument/2006/math" xmlns:v="urn:schemas-microsoft-com:vml" xmlns:wp14="http://schemas.microsoft.com/office/word/2010/wordprocessingDrawing" xmlns:wp="http://schemas.openxmlformats.org/drawingml/2006/wordprocessingDrawing" xmlns:w10="urn:schemas-microsoft-com:office:word" xmlns:w="http://schemas.openxmlformats.org/wordprocessingml/2006/main" xmlns:w14="http://schemas.microsoft.com/office/word/2010/wordml" xmlns:w15="http://schemas.microsoft.com/office/word/2012/wordml" xmlns:w16cex="http://schemas.microsoft.com/office/word/2018/wordml/cex" xmlns:w16cid="http://schemas.microsoft.com/office/word/2016/wordml/cid" xmlns:w16="http://schemas.microsoft.com/office/word/2018/wordml" xmlns:w16du="http://schemas.microsoft.com/office/word/2023/wordml/word16du" xmlns:w16sdtdh="http://schemas.microsoft.com/office/word/2020/wordml/sdtdatahash" xmlns:w16sdtfl="http://schemas.microsoft.com/office/word/2024/wordml/sdtformatlock" xmlns:w16se="http://schemas.microsoft.com/office/word/2015/wordml/symex" xmlns:wpg="http://schemas.microsoft.com/office/word/2010/wordprocessingGroup" xmlns:wpi="http://schemas.microsoft.com/office/word/2010/wordprocessingInk" xmlns:wne="http://schemas.microsoft.com/office/word/2006/wordml" xmlns:wps="http://schemas.microsoft.com/office/word/2010/wordprocessingShape" mc:Ignorable="w14 w15 w16se w16cid w16 w16cex w16sdtdh w16sdtfl w16du wp14">
+<w:hdr xmlns:wpc="http://schemas.microsoft.com/office/word/2010/wordprocessingCanvas" xmlns:cx="http://schemas.microsoft.com/office/drawing/2014/chartex" xmlns:cx1="http://schemas.microsoft.com/office/drawing/2015/9/8/chartex" xmlns:cx2="http://schemas.microsoft.com/office/drawing/2015/10/21/chartex" xmlns:cx3="http://schemas.microsoft.com/office/drawing/2016/5/9/chartex" xmlns:cx4="http://schemas.microsoft.com/office/drawing/2016/5/10/chartex" xmlns:cx5="http://schemas.microsoft.com/office/drawing/2016/5/11/chartex" xmlns:cx6="http://schemas.microsoft.com/office/drawing/2016/5/12/chartex" xmlns:cx7="http://schemas.microsoft.com/office/drawing/2016/5/13/chartex" xmlns:cx8="http://schemas.microsoft.com/office/drawing/2016/5/14/chartex" xmlns:mc="http://schemas.openxmlformats.org/markup-compatibility/2006" xmlns:aink="http://schemas.microsoft.com/office/drawing/2016/ink" xmlns:am3d="http://schemas.microsoft.com/office/drawing/2017/model3d" xmlns:o="urn:schemas-microsoft-com:office:office" xmlns:oel="http://schemas.microsoft.com/office/2019/extlst" xmlns:r="http://schemas.openxmlformats.org/officeDocument/2006/relationships" xmlns:m="http://schemas.openxmlformats.org/officeDocument/2006/math" xmlns:v="urn:schemas-microsoft-com:vml" xmlns:wp14="http://schemas.microsoft.com/office/word/2010/wordprocessingDrawing" xmlns:wp="http://schemas.openxmlformats.org/drawingml/2006/wordprocessingDrawing" xmlns:w10="urn:schemas-microsoft-com:office:word" xmlns:w="http://schemas.openxmlformats.org/wordprocessingml/2006/main" xmlns:w14="http://schemas.microsoft.com/office/word/2010/wordml" xmlns:w15="http://schemas.microsoft.com/office/word/2012/wordml" xmlns:w16cex="http://schemas.microsoft.com/office/word/2018/wordml/cex" xmlns:w16cid="http://schemas.microsoft.com/office/word/2016/wordml/cid" xmlns:w16="http://schemas.microsoft.com/office/word/2018/wordml" xmlns:w16du="http://schemas.microsoft.com/office/word/2023/wordml/word16du" xmlns:w16sdtdh="http://schemas.microsoft.com/office/word/2020/wordml/sdtdatahash" xmlns:w16sdtfl="http://schemas.microsoft.com/office/word/2024/wordml/sdtformatlock" xmlns:w16se="http://schemas.microsoft.com/office/word/2015/wordml/symex" xmlns:wpg="http://schemas.microsoft.com/office/word/2010/wordprocessingGroup" xmlns:wpi="http://schemas.microsoft.com/office/word/2010/wordprocessingInk" xmlns:wne="http://schemas.microsoft.com/office/word/2006/wordml" xmlns:wps="http://schemas.microsoft.com/office/word/2010/wordprocessingShape" xmlns:a="http://schemas.openxmlformats.org/drawingml/2006/main" xmlns:pic="http://schemas.openxmlformats.org/drawingml/2006/picture" mc:Ignorable="w14 w15 w16se w16cid w16 w16cex w16sdtdh w16sdtfl w16du wp14">
   <w:p>
     <w:pPr>
       <w:pStyle w:val="Textoindependiente"/>
@@ -1885,7 +1812,7 @@
         <w:ind w:left="352" w:hanging="221"/>
       </w:pPr>
       <w:rPr>
-        <w:rFonts w:ascii="Calibri" w:eastAsia="Calibri" w:hAnsi="Calibri" w:cs="Calibri" w:hint="default"/>
+        <w:rFonts w:hint="default" w:ascii="Calibri" w:hAnsi="Calibri" w:eastAsia="Calibri" w:cs="Calibri"/>
         <w:b/>
         <w:bCs/>
         <w:i w:val="0"/>
@@ -2005,7 +1932,7 @@
   <w:docDefaults>
     <w:rPrDefault>
       <w:rPr>
-        <w:rFonts w:asciiTheme="minorHAnsi" w:eastAsiaTheme="minorHAnsi" w:hAnsiTheme="minorHAnsi" w:cstheme="minorBidi"/>
+        <w:rFonts w:asciiTheme="minorHAnsi" w:hAnsiTheme="minorHAnsi" w:eastAsiaTheme="minorHAnsi" w:cstheme="minorBidi"/>
         <w:sz w:val="22"/>
         <w:szCs w:val="22"/>
         <w:lang w:val="en-US" w:eastAsia="en-US" w:bidi="ar-SA"/>
@@ -2022,14 +1949,14 @@
   <w:latentStyles w:defLockedState="0" w:defUIPriority="99" w:defSemiHidden="0" w:defUnhideWhenUsed="0" w:defQFormat="0" w:count="376">
     <w:lsdException w:name="Normal" w:uiPriority="0" w:qFormat="1"/>
     <w:lsdException w:name="heading 1" w:uiPriority="9" w:qFormat="1"/>
-    <w:lsdException w:name="heading 2" w:semiHidden="1" w:uiPriority="9" w:unhideWhenUsed="1" w:qFormat="1"/>
-    <w:lsdException w:name="heading 3" w:semiHidden="1" w:uiPriority="9" w:unhideWhenUsed="1" w:qFormat="1"/>
-    <w:lsdException w:name="heading 4" w:semiHidden="1" w:uiPriority="9" w:unhideWhenUsed="1" w:qFormat="1"/>
-    <w:lsdException w:name="heading 5" w:semiHidden="1" w:uiPriority="9" w:unhideWhenUsed="1" w:qFormat="1"/>
-    <w:lsdException w:name="heading 6" w:semiHidden="1" w:uiPriority="9" w:unhideWhenUsed="1" w:qFormat="1"/>
-    <w:lsdException w:name="heading 7" w:semiHidden="1" w:uiPriority="9" w:unhideWhenUsed="1" w:qFormat="1"/>
-    <w:lsdException w:name="heading 8" w:semiHidden="1" w:uiPriority="9" w:unhideWhenUsed="1" w:qFormat="1"/>
-    <w:lsdException w:name="heading 9" w:semiHidden="1" w:uiPriority="9" w:unhideWhenUsed="1" w:qFormat="1"/>
+    <w:lsdException w:name="heading 2" w:uiPriority="9" w:semiHidden="1" w:unhideWhenUsed="1" w:qFormat="1"/>
+    <w:lsdException w:name="heading 3" w:uiPriority="9" w:semiHidden="1" w:unhideWhenUsed="1" w:qFormat="1"/>
+    <w:lsdException w:name="heading 4" w:uiPriority="9" w:semiHidden="1" w:unhideWhenUsed="1" w:qFormat="1"/>
+    <w:lsdException w:name="heading 5" w:uiPriority="9" w:semiHidden="1" w:unhideWhenUsed="1" w:qFormat="1"/>
+    <w:lsdException w:name="heading 6" w:uiPriority="9" w:semiHidden="1" w:unhideWhenUsed="1" w:qFormat="1"/>
+    <w:lsdException w:name="heading 7" w:uiPriority="9" w:semiHidden="1" w:unhideWhenUsed="1" w:qFormat="1"/>
+    <w:lsdException w:name="heading 8" w:uiPriority="9" w:semiHidden="1" w:unhideWhenUsed="1" w:qFormat="1"/>
+    <w:lsdException w:name="heading 9" w:uiPriority="9" w:semiHidden="1" w:unhideWhenUsed="1" w:qFormat="1"/>
     <w:lsdException w:name="index 1" w:semiHidden="1" w:unhideWhenUsed="1"/>
     <w:lsdException w:name="index 2" w:semiHidden="1" w:unhideWhenUsed="1"/>
     <w:lsdException w:name="index 3" w:semiHidden="1" w:unhideWhenUsed="1"/>
@@ -2039,22 +1966,22 @@
     <w:lsdException w:name="index 7" w:semiHidden="1" w:unhideWhenUsed="1"/>
     <w:lsdException w:name="index 8" w:semiHidden="1" w:unhideWhenUsed="1"/>
     <w:lsdException w:name="index 9" w:semiHidden="1" w:unhideWhenUsed="1"/>
-    <w:lsdException w:name="toc 1" w:semiHidden="1" w:uiPriority="39" w:unhideWhenUsed="1"/>
-    <w:lsdException w:name="toc 2" w:semiHidden="1" w:uiPriority="39" w:unhideWhenUsed="1"/>
-    <w:lsdException w:name="toc 3" w:semiHidden="1" w:uiPriority="39" w:unhideWhenUsed="1"/>
-    <w:lsdException w:name="toc 4" w:semiHidden="1" w:uiPriority="39" w:unhideWhenUsed="1"/>
-    <w:lsdException w:name="toc 5" w:semiHidden="1" w:uiPriority="39" w:unhideWhenUsed="1"/>
-    <w:lsdException w:name="toc 6" w:semiHidden="1" w:uiPriority="39" w:unhideWhenUsed="1"/>
-    <w:lsdException w:name="toc 7" w:semiHidden="1" w:uiPriority="39" w:unhideWhenUsed="1"/>
-    <w:lsdException w:name="toc 8" w:semiHidden="1" w:uiPriority="39" w:unhideWhenUsed="1"/>
-    <w:lsdException w:name="toc 9" w:semiHidden="1" w:uiPriority="39" w:unhideWhenUsed="1"/>
+    <w:lsdException w:name="toc 1" w:uiPriority="39" w:semiHidden="1" w:unhideWhenUsed="1"/>
+    <w:lsdException w:name="toc 2" w:uiPriority="39" w:semiHidden="1" w:unhideWhenUsed="1"/>
+    <w:lsdException w:name="toc 3" w:uiPriority="39" w:semiHidden="1" w:unhideWhenUsed="1"/>
+    <w:lsdException w:name="toc 4" w:uiPriority="39" w:semiHidden="1" w:unhideWhenUsed="1"/>
+    <w:lsdException w:name="toc 5" w:uiPriority="39" w:semiHidden="1" w:unhideWhenUsed="1"/>
+    <w:lsdException w:name="toc 6" w:uiPriority="39" w:semiHidden="1" w:unhideWhenUsed="1"/>
+    <w:lsdException w:name="toc 7" w:uiPriority="39" w:semiHidden="1" w:unhideWhenUsed="1"/>
+    <w:lsdException w:name="toc 8" w:uiPriority="39" w:semiHidden="1" w:unhideWhenUsed="1"/>
+    <w:lsdException w:name="toc 9" w:uiPriority="39" w:semiHidden="1" w:unhideWhenUsed="1"/>
     <w:lsdException w:name="Normal Indent" w:semiHidden="1" w:unhideWhenUsed="1"/>
     <w:lsdException w:name="footnote text" w:semiHidden="1" w:unhideWhenUsed="1"/>
     <w:lsdException w:name="annotation text" w:semiHidden="1" w:unhideWhenUsed="1"/>
     <w:lsdException w:name="header" w:semiHidden="1" w:unhideWhenUsed="1"/>
     <w:lsdException w:name="footer" w:semiHidden="1" w:unhideWhenUsed="1"/>
     <w:lsdException w:name="index heading" w:semiHidden="1" w:unhideWhenUsed="1"/>
-    <w:lsdException w:name="caption" w:semiHidden="1" w:uiPriority="35" w:unhideWhenUsed="1" w:qFormat="1"/>
+    <w:lsdException w:name="caption" w:uiPriority="35" w:semiHidden="1" w:unhideWhenUsed="1" w:qFormat="1"/>
     <w:lsdException w:name="table of figures" w:semiHidden="1" w:unhideWhenUsed="1"/>
     <w:lsdException w:name="envelope address" w:semiHidden="1" w:unhideWhenUsed="1"/>
     <w:lsdException w:name="envelope return" w:semiHidden="1" w:unhideWhenUsed="1"/>
@@ -2085,7 +2012,7 @@
     <w:lsdException w:name="Title" w:uiPriority="10" w:qFormat="1"/>
     <w:lsdException w:name="Closing" w:semiHidden="1" w:unhideWhenUsed="1"/>
     <w:lsdException w:name="Signature" w:semiHidden="1" w:unhideWhenUsed="1"/>
-    <w:lsdException w:name="Default Paragraph Font" w:semiHidden="1" w:uiPriority="1" w:unhideWhenUsed="1"/>
+    <w:lsdException w:name="Default Paragraph Font" w:uiPriority="1" w:semiHidden="1" w:unhideWhenUsed="1"/>
     <w:lsdException w:name="Body Text" w:semiHidden="1" w:unhideWhenUsed="1"/>
     <w:lsdException w:name="Body Text Indent" w:semiHidden="1" w:unhideWhenUsed="1"/>
     <w:lsdException w:name="List Continue" w:semiHidden="1" w:unhideWhenUsed="1"/>
@@ -2285,8 +2212,8 @@
     <w:lsdException w:name="Subtle Reference" w:uiPriority="31" w:qFormat="1"/>
     <w:lsdException w:name="Intense Reference" w:uiPriority="32" w:qFormat="1"/>
     <w:lsdException w:name="Book Title" w:uiPriority="33" w:qFormat="1"/>
-    <w:lsdException w:name="Bibliography" w:semiHidden="1" w:uiPriority="37" w:unhideWhenUsed="1"/>
-    <w:lsdException w:name="TOC Heading" w:semiHidden="1" w:uiPriority="39" w:unhideWhenUsed="1" w:qFormat="1"/>
+    <w:lsdException w:name="Bibliography" w:uiPriority="37" w:semiHidden="1" w:unhideWhenUsed="1"/>
+    <w:lsdException w:name="TOC Heading" w:uiPriority="39" w:semiHidden="1" w:unhideWhenUsed="1" w:qFormat="1"/>
     <w:lsdException w:name="Plain Table 1" w:uiPriority="41"/>
     <w:lsdException w:name="Plain Table 2" w:uiPriority="42"/>
     <w:lsdException w:name="Plain Table 3" w:uiPriority="43"/>
@@ -2397,11 +2324,11 @@
     <w:lsdException w:name="Unresolved Mention" w:semiHidden="1" w:unhideWhenUsed="1"/>
     <w:lsdException w:name="Smart Link" w:semiHidden="1" w:unhideWhenUsed="1"/>
   </w:latentStyles>
-  <w:style w:type="paragraph" w:default="1" w:styleId="Normal">
+  <w:style w:type="paragraph" w:styleId="Normal" w:default="1">
     <w:name w:val="Normal"/>
     <w:qFormat/>
     <w:rPr>
-      <w:rFonts w:ascii="Calibri" w:eastAsia="Calibri" w:hAnsi="Calibri" w:cs="Calibri"/>
+      <w:rFonts w:ascii="Calibri" w:hAnsi="Calibri" w:eastAsia="Calibri" w:cs="Calibri"/>
       <w:lang w:val="es-ES"/>
     </w:rPr>
   </w:style>
@@ -2419,13 +2346,13 @@
       <w:bCs/>
     </w:rPr>
   </w:style>
-  <w:style w:type="character" w:default="1" w:styleId="Fuentedeprrafopredeter">
+  <w:style w:type="character" w:styleId="Fuentedeprrafopredeter" w:default="1">
     <w:name w:val="Default Paragraph Font"/>
     <w:uiPriority w:val="1"/>
     <w:semiHidden/>
     <w:unhideWhenUsed/>
   </w:style>
-  <w:style w:type="table" w:default="1" w:styleId="Tablanormal">
+  <w:style w:type="table" w:styleId="Tablanormal" w:default="1">
     <w:name w:val="Normal Table"/>
     <w:uiPriority w:val="99"/>
     <w:semiHidden/>
@@ -2440,13 +2367,13 @@
       </w:tblCellMar>
     </w:tblPr>
   </w:style>
-  <w:style w:type="numbering" w:default="1" w:styleId="Sinlista">
+  <w:style w:type="numbering" w:styleId="Sinlista" w:default="1">
     <w:name w:val="No List"/>
     <w:uiPriority w:val="99"/>
     <w:semiHidden/>
     <w:unhideWhenUsed/>
   </w:style>
-  <w:style w:type="table" w:customStyle="1" w:styleId="TableNormal">
+  <w:style w:type="table" w:styleId="TableNormal" w:customStyle="1">
     <w:name w:val="Table Normal"/>
     <w:uiPriority w:val="2"/>
     <w:semiHidden/>
@@ -2478,7 +2405,7 @@
       <w:ind w:left="351" w:hanging="219"/>
     </w:pPr>
   </w:style>
-  <w:style w:type="paragraph" w:customStyle="1" w:styleId="TableParagraph">
+  <w:style w:type="paragraph" w:styleId="TableParagraph" w:customStyle="1">
     <w:name w:val="Table Paragraph"/>
     <w:basedOn w:val="Normal"/>
     <w:uiPriority w:val="1"/>
@@ -2496,7 +2423,7 @@
     <w:unhideWhenUsed/>
     <w:rsid w:val="003B1D7F"/>
     <w:rPr>
-      <w:rFonts w:ascii="Courier New" w:eastAsia="Times New Roman" w:hAnsi="Courier New" w:cs="Courier New"/>
+      <w:rFonts w:ascii="Courier New" w:hAnsi="Courier New" w:eastAsia="Times New Roman" w:cs="Courier New"/>
       <w:sz w:val="20"/>
       <w:szCs w:val="20"/>
     </w:rPr>

--- a/templates/BIMENSUAL MAY-JUN.docx
+++ b/templates/BIMENSUAL MAY-JUN.docx
@@ -4,947 +4,24 @@
   <w:body>
     <w:p>
       <w:pPr>
-        <w:jc w:val="center"/>
-      </w:pPr>
-      <w:r>
-        <w:t xml:space="preserve">{{ </w:t>
-      </w:r>
-      <w:proofErr w:type="spellStart"/>
-      <w:r>
-        <w:t>nombre_responsable</w:t>
-      </w:r>
-      <w:proofErr w:type="spellEnd"/>
-      <w:r>
-        <w:t xml:space="preserve"> }}</w:t>
-      </w:r>
-    </w:p>
-    <w:p>
-      <w:pPr>
-        <w:jc w:val="center"/>
-      </w:pPr>
-      <w:r>
-        <w:t xml:space="preserve">{{ </w:t>
-      </w:r>
-      <w:proofErr w:type="spellStart"/>
-      <w:r>
-        <w:t>periodo_titulo</w:t>
-      </w:r>
-      <w:proofErr w:type="spellEnd"/>
-      <w:r>
-        <w:t xml:space="preserve"> }}</w:t>
-      </w:r>
-    </w:p>
-    <w:p>
-      <w:pPr>
-        <w:jc w:val="center"/>
-      </w:pPr>
-      <w:r>
-        <w:t xml:space="preserve">{{ </w:t>
-      </w:r>
-      <w:proofErr w:type="spellStart"/>
-      <w:r>
-        <w:t>anio</w:t>
-      </w:r>
-      <w:proofErr w:type="spellEnd"/>
-      <w:r>
-        <w:t xml:space="preserve"> }}</w:t>
-      </w:r>
-    </w:p>
-    <w:p>
-      <w:r>
-        <w:t>CUMPLIMIENTO</w:t>
-      </w:r>
-      <w:r>
-        <w:rPr>
-          <w:spacing w:val="-7"/>
-        </w:rPr>
-        <w:t xml:space="preserve"> </w:t>
-      </w:r>
-      <w:r>
-        <w:t xml:space="preserve">REAL: </w:t>
-      </w:r>
-    </w:p>
-    <w:p>
-      <w:r>
-        <w:rPr>
-          <w:spacing w:val="-2"/>
-        </w:rPr>
-        <w:t>CUMPLIMIENTO</w:t>
-      </w:r>
-      <w:r>
-        <w:rPr>
-          <w:spacing w:val="-11"/>
-        </w:rPr>
-        <w:t xml:space="preserve"> </w:t>
-      </w:r>
-      <w:r>
-        <w:rPr>
-          <w:spacing w:val="-2"/>
-        </w:rPr>
-        <w:t>TEORICO:</w:t>
-      </w:r>
-    </w:p>
-    <w:p/>
-    <w:p>
-      <w:r>
-        <w:rPr>
-          <w:color w:val="1F1F1F"/>
-        </w:rPr>
-        <w:t>Tabla</w:t>
-      </w:r>
-      <w:r>
-        <w:rPr>
-          <w:color w:val="1F1F1F"/>
-          <w:spacing w:val="-13"/>
-        </w:rPr>
-        <w:t xml:space="preserve"> </w:t>
-      </w:r>
-      <w:r>
-        <w:rPr>
-          <w:color w:val="1F1F1F"/>
-        </w:rPr>
-        <w:t>1.</w:t>
-      </w:r>
-      <w:r>
-        <w:rPr>
-          <w:color w:val="1F1F1F"/>
-          <w:spacing w:val="-9"/>
-        </w:rPr>
-        <w:t xml:space="preserve"> </w:t>
-      </w:r>
-      <w:r>
-        <w:rPr>
-          <w:color w:val="1F1F1F"/>
-        </w:rPr>
-        <w:t>Ventas</w:t>
-      </w:r>
-      <w:r>
-        <w:rPr>
-          <w:color w:val="1F1F1F"/>
-          <w:spacing w:val="-7"/>
-        </w:rPr>
-        <w:t xml:space="preserve"> </w:t>
-      </w:r>
-      <w:r>
-        <w:rPr>
-          <w:color w:val="1F1F1F"/>
-        </w:rPr>
-        <w:t>por</w:t>
-      </w:r>
-      <w:r>
-        <w:rPr>
-          <w:color w:val="1F1F1F"/>
-          <w:spacing w:val="-9"/>
-        </w:rPr>
-        <w:t xml:space="preserve"> </w:t>
-      </w:r>
-      <w:r>
-        <w:rPr>
-          <w:color w:val="1F1F1F"/>
-          <w:spacing w:val="-2"/>
-        </w:rPr>
-        <w:t>línea</w:t>
-      </w:r>
-    </w:p>
-    <w:p>
-      <w:pPr>
-        <w:rPr>
-          <w:sz w:val="20"/>
-        </w:rPr>
-      </w:pPr>
-    </w:p>
-    <w:tbl>
-      <w:tblPr>
-        <w:tblStyle w:val="TableNormal"/>
-        <w:tblW w:w="0" w:type="auto"/>
-        <w:tblInd w:w="137" w:type="dxa"/>
-        <w:tblBorders>
-          <w:top w:val="single" w:color="000000" w:sz="4" w:space="0"/>
-          <w:left w:val="single" w:color="000000" w:sz="4" w:space="0"/>
-          <w:bottom w:val="single" w:color="000000" w:sz="4" w:space="0"/>
-          <w:right w:val="single" w:color="000000" w:sz="4" w:space="0"/>
-          <w:insideH w:val="single" w:color="000000" w:sz="4" w:space="0"/>
-          <w:insideV w:val="single" w:color="000000" w:sz="4" w:space="0"/>
-        </w:tblBorders>
-        <w:tblLayout w:type="fixed"/>
-        <w:tblLook w:val="01E0" w:firstRow="1" w:lastRow="1" w:firstColumn="1" w:lastColumn="1" w:noHBand="0" w:noVBand="0"/>
-      </w:tblPr>
-      <w:tblGrid>
-        <w:gridCol w:w="3121"/>
-        <w:gridCol w:w="1983"/>
-        <w:gridCol w:w="1985"/>
-        <w:gridCol w:w="1986"/>
-      </w:tblGrid>
-      <w:tr>
-        <w:trPr>
-          <w:trHeight w:val="285"/>
-        </w:trPr>
-        <w:tc>
-          <w:tcPr>
-            <w:tcW w:w="3121" w:type="dxa"/>
-            <w:shd w:val="clear" w:color="auto" w:fill="92D050"/>
-            <w:tcMar/>
-          </w:tcPr>
-          <w:p>
-            <w:r>
-              <w:t>PROVEEDOR</w:t>
-            </w:r>
-          </w:p>
-        </w:tc>
-        <w:tc>
-          <w:tcPr>
-            <w:tcW w:w="1983" w:type="dxa"/>
-            <w:shd w:val="clear" w:color="auto" w:fill="92D050"/>
-            <w:tcMar/>
-          </w:tcPr>
-          <w:p>
-            <w:r>
-              <w:t xml:space="preserve">{{ </w:t>
-            </w:r>
-            <w:proofErr w:type="spellStart"/>
-            <w:r>
-              <w:t>col_b_act</w:t>
-            </w:r>
-            <w:proofErr w:type="spellEnd"/>
-            <w:r>
-              <w:t xml:space="preserve"> }}</w:t>
-            </w:r>
-          </w:p>
-        </w:tc>
-        <w:tc>
-          <w:tcPr>
-            <w:tcW w:w="1985" w:type="dxa"/>
-            <w:shd w:val="clear" w:color="auto" w:fill="92D050"/>
-            <w:tcMar/>
-          </w:tcPr>
-          <w:p>
-            <w:r>
-              <w:t xml:space="preserve">{{ </w:t>
-            </w:r>
-            <w:proofErr w:type="spellStart"/>
-            <w:r>
-              <w:t>col_b_ant</w:t>
-            </w:r>
-            <w:proofErr w:type="spellEnd"/>
-            <w:r>
-              <w:t xml:space="preserve"> }}</w:t>
-            </w:r>
-          </w:p>
-        </w:tc>
-        <w:tc>
-          <w:tcPr>
-            <w:tcW w:w="1986" w:type="dxa"/>
-            <w:shd w:val="clear" w:color="auto" w:fill="92D050"/>
-            <w:tcMar/>
-          </w:tcPr>
-          <w:p>
-            <w:r>
-              <w:t xml:space="preserve">{{ </w:t>
-            </w:r>
-            <w:proofErr w:type="spellStart"/>
-            <w:r>
-              <w:t>col_b_prev</w:t>
-            </w:r>
-            <w:proofErr w:type="spellEnd"/>
-            <w:r>
-              <w:t xml:space="preserve"> }}</w:t>
-            </w:r>
-          </w:p>
-        </w:tc>
-      </w:tr>
-      <w:tr>
-        <w:trPr>
-          <w:trHeight w:val="290"/>
-        </w:trPr>
-        <w:tc>
-          <w:tcPr>
-            <w:tcW w:w="3121" w:type="dxa"/>
-            <w:tcMar/>
-          </w:tcPr>
-          <w:p>
-            <w:r>
-              <w:rPr>
-                <w:lang w:val="en-US"/>
-              </w:rPr>
-              <w:t>{% tr for item in tabla_proveedores %} {{ item.PROVEEDOR }}</w:t>
-            </w:r>
-          </w:p>
-        </w:tc>
-        <w:tc>
-          <w:tcPr>
-            <w:tcW w:w="1983" w:type="dxa"/>
-            <w:tcMar/>
-          </w:tcPr>
-          <w:p>
-            <w:r>
-              <w:rPr/>
-              <w:t>{{ item.v_act }}</w:t>
-            </w:r>
-          </w:p>
-        </w:tc>
-        <w:tc>
-          <w:tcPr>
-            <w:tcW w:w="1985" w:type="dxa"/>
-            <w:tcMar/>
-          </w:tcPr>
-          <w:p>
-            <w:r>
-              <w:rPr/>
-              <w:t>{{ item.v_p2 }}</w:t>
-            </w:r>
-          </w:p>
-        </w:tc>
-        <w:tc>
-          <w:tcPr>
-            <w:tcW w:w="1986" w:type="dxa"/>
-            <w:tcMar/>
-          </w:tcPr>
-          <w:p>
-            <w:r>
-              <w:rPr/>
-              <w:t>{{ item.v_p3 }} {% endtr %}</w:t>
-            </w:r>
-          </w:p>
-        </w:tc>
-      </w:tr>
-      <w:tr>
-        <w:trPr>
-          <w:trHeight w:val="287"/>
-        </w:trPr>
-        <w:tc>
-          <w:tcPr>
-            <w:tcW w:w="3121" w:type="dxa"/>
-            <w:shd w:val="clear" w:color="auto" w:fill="92D050"/>
-            <w:tcMar/>
-          </w:tcPr>
-          <w:p>
-            <w:r>
-              <w:t>TOTAL</w:t>
-            </w:r>
-          </w:p>
-        </w:tc>
-        <w:tc>
-          <w:tcPr>
-            <w:tcW w:w="1983" w:type="dxa"/>
-            <w:tcMar/>
-          </w:tcPr>
-          <w:p>
-            <w:r>
-              <w:t xml:space="preserve">{{ </w:t>
-            </w:r>
-            <w:proofErr w:type="spellStart"/>
-            <w:r>
-              <w:t>total_b_act</w:t>
-            </w:r>
-            <w:proofErr w:type="spellEnd"/>
-            <w:r>
-              <w:t xml:space="preserve"> }}</w:t>
-            </w:r>
-          </w:p>
-        </w:tc>
-        <w:tc>
-          <w:tcPr>
-            <w:tcW w:w="1985" w:type="dxa"/>
-            <w:tcMar/>
-          </w:tcPr>
-          <w:p>
-            <w:r>
-              <w:t xml:space="preserve">{{ </w:t>
-            </w:r>
-            <w:proofErr w:type="spellStart"/>
-            <w:r>
-              <w:t>total_b_ant</w:t>
-            </w:r>
-            <w:proofErr w:type="spellEnd"/>
-            <w:r>
-              <w:t xml:space="preserve"> }}</w:t>
-            </w:r>
-          </w:p>
-        </w:tc>
-        <w:tc>
-          <w:tcPr>
-            <w:tcW w:w="1986" w:type="dxa"/>
-            <w:tcMar/>
-          </w:tcPr>
-          <w:p>
-            <w:r>
-              <w:t xml:space="preserve">{{ </w:t>
-            </w:r>
-            <w:proofErr w:type="spellStart"/>
-            <w:r>
-              <w:t>total_b_prev</w:t>
-            </w:r>
-            <w:proofErr w:type="spellEnd"/>
-            <w:r>
-              <w:t xml:space="preserve"> }}</w:t>
-            </w:r>
-          </w:p>
-        </w:tc>
-      </w:tr>
-    </w:tbl>
-    <w:p>
-      <w:pPr>
         <w:sectPr>
           <w:headerReference w:type="default" r:id="rId7"/>
           <w:footerReference w:type="default" r:id="rId8"/>
           <w:type w:val="continuous"/>
-          <w:pgSz w:w="12240" w:h="15840" w:orient="portrait"/>
-          <w:pgMar w:top="1820" w:right="0" w:bottom="1280" w:left="720" w:header="585" w:footer="1083" w:gutter="0"/>
-          <w:pgNumType w:start="1"/>
-          <w:cols w:space="720"/>
-        </w:sectPr>
-      </w:pPr>
-    </w:p>
-    <w:p/>
-    <w:p>
-      <w:r>
-        <w:rPr>
-          <w:color w:val="1F1F1F"/>
-          <w:spacing w:val="-2"/>
-        </w:rPr>
-        <w:t>Grafica</w:t>
-      </w:r>
-      <w:r>
-        <w:rPr>
-          <w:color w:val="1F1F1F"/>
-          <w:spacing w:val="1"/>
-        </w:rPr>
-        <w:t xml:space="preserve"> </w:t>
-      </w:r>
-      <w:r>
-        <w:rPr>
-          <w:color w:val="1F1F1F"/>
-          <w:spacing w:val="-2"/>
-        </w:rPr>
-        <w:t>1. Comparativo</w:t>
-      </w:r>
-      <w:r>
-        <w:rPr>
-          <w:color w:val="1F1F1F"/>
-          <w:spacing w:val="-4"/>
-        </w:rPr>
-        <w:t xml:space="preserve"> </w:t>
-      </w:r>
-      <w:r>
-        <w:rPr>
-          <w:color w:val="1F1F1F"/>
-          <w:spacing w:val="-2"/>
-        </w:rPr>
-        <w:t>Bimestre</w:t>
-      </w:r>
-    </w:p>
-    <w:p>
-      <w:pPr>
-        <w:jc w:val="center"/>
-        <w:rPr>
-          <w:sz w:val="20"/>
-        </w:rPr>
-      </w:pPr>
-      <w:r>
-        <w:rPr>
-          <w:sz w:val="20"/>
-        </w:rPr>
-        <w:t>{{</w:t>
-      </w:r>
-      <w:proofErr w:type="spellStart"/>
-      <w:r>
-        <w:rPr>
-          <w:sz w:val="20"/>
-        </w:rPr>
-        <w:t>grafica_ventas</w:t>
-      </w:r>
-      <w:proofErr w:type="spellEnd"/>
-      <w:r>
-        <w:rPr>
-          <w:sz w:val="20"/>
-        </w:rPr>
-        <w:t>}}</w:t>
-      </w:r>
-    </w:p>
-    <w:p>
-      <w:r>
-        <w:rPr>
-          <w:color w:val="1F1F1F"/>
-        </w:rPr>
-        <w:t>Tabla</w:t>
-      </w:r>
-      <w:r>
-        <w:rPr>
-          <w:color w:val="1F1F1F"/>
-          <w:spacing w:val="-13"/>
-        </w:rPr>
-        <w:t xml:space="preserve"> </w:t>
-      </w:r>
-      <w:r>
-        <w:rPr>
-          <w:color w:val="1F1F1F"/>
-        </w:rPr>
-        <w:t>2.</w:t>
-      </w:r>
-      <w:r>
-        <w:rPr>
-          <w:color w:val="1F1F1F"/>
-          <w:spacing w:val="-8"/>
-        </w:rPr>
-        <w:t xml:space="preserve"> </w:t>
-      </w:r>
-      <w:r>
-        <w:rPr>
-          <w:color w:val="1F1F1F"/>
-        </w:rPr>
-        <w:t>Ventas</w:t>
-      </w:r>
-      <w:r>
-        <w:rPr>
-          <w:color w:val="1F1F1F"/>
-          <w:spacing w:val="-7"/>
-        </w:rPr>
-        <w:t xml:space="preserve"> </w:t>
-      </w:r>
-      <w:r>
-        <w:rPr>
-          <w:color w:val="1F1F1F"/>
-        </w:rPr>
-        <w:t>por</w:t>
-      </w:r>
-      <w:r>
-        <w:rPr>
-          <w:color w:val="1F1F1F"/>
-          <w:spacing w:val="-11"/>
-        </w:rPr>
-        <w:t xml:space="preserve"> </w:t>
-      </w:r>
-      <w:r>
-        <w:rPr>
-          <w:color w:val="1F1F1F"/>
-          <w:spacing w:val="-2"/>
-        </w:rPr>
-        <w:t>cliente</w:t>
-      </w:r>
-    </w:p>
-    <w:p>
-      <w:pPr>
-        <w:rPr>
-          <w:sz w:val="20"/>
-        </w:rPr>
-      </w:pPr>
-    </w:p>
-    <w:p>
-      <w:pPr>
-        <w:rPr>
-          <w:sz w:val="20"/>
-        </w:rPr>
-      </w:pPr>
-    </w:p>
-    <w:tbl>
-      <w:tblPr>
-        <w:tblStyle w:val="TableNormal"/>
-        <w:tblW w:w="0" w:type="auto"/>
-        <w:tblInd w:w="137" w:type="dxa"/>
-        <w:tblBorders>
-          <w:top w:val="single" w:color="000000" w:sz="4" w:space="0"/>
-          <w:left w:val="single" w:color="000000" w:sz="4" w:space="0"/>
-          <w:bottom w:val="single" w:color="000000" w:sz="4" w:space="0"/>
-          <w:right w:val="single" w:color="000000" w:sz="4" w:space="0"/>
-          <w:insideH w:val="single" w:color="000000" w:sz="4" w:space="0"/>
-          <w:insideV w:val="single" w:color="000000" w:sz="4" w:space="0"/>
-        </w:tblBorders>
-        <w:tblLayout w:type="fixed"/>
-        <w:tblLook w:val="01E0" w:firstRow="1" w:lastRow="1" w:firstColumn="1" w:lastColumn="1" w:noHBand="0" w:noVBand="0"/>
-      </w:tblPr>
-      <w:tblGrid>
-        <w:gridCol w:w="3121"/>
-        <w:gridCol w:w="1983"/>
-        <w:gridCol w:w="1985"/>
-        <w:gridCol w:w="1844"/>
-      </w:tblGrid>
-      <w:tr>
-        <w:trPr>
-          <w:trHeight w:val="290"/>
-        </w:trPr>
-        <w:tc>
-          <w:tcPr>
-            <w:tcW w:w="3121" w:type="dxa"/>
-            <w:shd w:val="clear" w:color="auto" w:fill="92D050"/>
-            <w:tcMar/>
-          </w:tcPr>
-          <w:p>
-            <w:r>
-              <w:t>CLIENTE</w:t>
-            </w:r>
-          </w:p>
-        </w:tc>
-        <w:tc>
-          <w:tcPr>
-            <w:tcW w:w="1983" w:type="dxa"/>
-            <w:shd w:val="clear" w:color="auto" w:fill="92D050"/>
-            <w:tcMar/>
-          </w:tcPr>
-          <w:p>
-            <w:r>
-              <w:t xml:space="preserve">{{ </w:t>
-            </w:r>
-            <w:proofErr w:type="spellStart"/>
-            <w:r>
-              <w:t>col_b_act</w:t>
-            </w:r>
-            <w:proofErr w:type="spellEnd"/>
-            <w:r>
-              <w:t xml:space="preserve"> }}</w:t>
-            </w:r>
-          </w:p>
-        </w:tc>
-        <w:tc>
-          <w:tcPr>
-            <w:tcW w:w="1985" w:type="dxa"/>
-            <w:shd w:val="clear" w:color="auto" w:fill="92D050"/>
-            <w:tcMar/>
-          </w:tcPr>
-          <w:p>
-            <w:r>
-              <w:t xml:space="preserve">{{ </w:t>
-            </w:r>
-            <w:proofErr w:type="spellStart"/>
-            <w:r>
-              <w:t>col_b_ant</w:t>
-            </w:r>
-            <w:proofErr w:type="spellEnd"/>
-            <w:r>
-              <w:t xml:space="preserve"> }}</w:t>
-            </w:r>
-          </w:p>
-        </w:tc>
-        <w:tc>
-          <w:tcPr>
-            <w:tcW w:w="1844" w:type="dxa"/>
-            <w:shd w:val="clear" w:color="auto" w:fill="92D050"/>
-            <w:tcMar/>
-          </w:tcPr>
-          <w:p>
-            <w:r>
-              <w:t xml:space="preserve">{{ </w:t>
-            </w:r>
-            <w:proofErr w:type="spellStart"/>
-            <w:r>
-              <w:t>col_b_prev</w:t>
-            </w:r>
-            <w:proofErr w:type="spellEnd"/>
-            <w:r>
-              <w:t xml:space="preserve"> }}</w:t>
-            </w:r>
-          </w:p>
-        </w:tc>
-      </w:tr>
-      <w:tr>
-        <w:trPr>
-          <w:trHeight w:val="287"/>
-        </w:trPr>
-        <w:tc>
-          <w:tcPr>
-            <w:tcW w:w="3121" w:type="dxa"/>
-            <w:tcMar/>
-          </w:tcPr>
-          <w:p>
-            <w:pPr/>
-            <w:r>
-              <w:rPr>
-                <w:lang w:val="pt-BR"/>
-              </w:rPr>
-              <w:t>{% tr for item in tabla_clientes %} {{ item.CLIENTE }}</w:t>
-            </w:r>
-          </w:p>
-        </w:tc>
-        <w:tc>
-          <w:tcPr>
-            <w:tcW w:w="1983" w:type="dxa"/>
-            <w:tcMar/>
-          </w:tcPr>
-          <w:p>
-            <w:r>
-              <w:t xml:space="preserve">{{ </w:t>
-            </w:r>
-            <w:proofErr w:type="spellStart"/>
-            <w:r>
-              <w:t>item.v_act</w:t>
-            </w:r>
-            <w:proofErr w:type="spellEnd"/>
-            <w:r>
-              <w:t xml:space="preserve"> }}</w:t>
-            </w:r>
-          </w:p>
-        </w:tc>
-        <w:tc>
-          <w:tcPr>
-            <w:tcW w:w="1985" w:type="dxa"/>
-            <w:tcMar/>
-          </w:tcPr>
-          <w:p>
-            <w:r>
-              <w:t>{{ item.v_p2 }}</w:t>
-            </w:r>
-          </w:p>
-        </w:tc>
-        <w:tc>
-          <w:tcPr>
-            <w:tcW w:w="1844" w:type="dxa"/>
-            <w:tcMar/>
-          </w:tcPr>
-          <w:p>
-            <w:r>
-              <w:rPr/>
-              <w:t>{{ item</w:t>
-            </w:r>
-            <w:r>
-              <w:rPr/>
-              <w:t>.v_p3 }}</w:t>
-            </w:r>
-            <w:r>
-              <w:rPr/>
-              <w:t xml:space="preserve"> {% endtr %}</w:t>
-            </w:r>
-          </w:p>
-        </w:tc>
-      </w:tr>
-      <w:tr>
-        <w:trPr>
-          <w:trHeight w:val="287"/>
-        </w:trPr>
-        <w:tc>
-          <w:tcPr>
-            <w:tcW w:w="3121" w:type="dxa"/>
-            <w:shd w:val="clear" w:color="auto" w:fill="92D050"/>
-            <w:tcMar/>
-          </w:tcPr>
-          <w:p>
-            <w:r>
-              <w:t>TOTAL</w:t>
-            </w:r>
-          </w:p>
-        </w:tc>
-        <w:tc>
-          <w:tcPr>
-            <w:tcW w:w="1983" w:type="dxa"/>
-            <w:tcMar/>
-          </w:tcPr>
-          <w:p>
-            <w:r>
-              <w:t xml:space="preserve">{{ </w:t>
-            </w:r>
-            <w:proofErr w:type="spellStart"/>
-            <w:r>
-              <w:t>total_b_act</w:t>
-            </w:r>
-            <w:proofErr w:type="spellEnd"/>
-            <w:r>
-              <w:t xml:space="preserve"> }}</w:t>
-            </w:r>
-          </w:p>
-        </w:tc>
-        <w:tc>
-          <w:tcPr>
-            <w:tcW w:w="1985" w:type="dxa"/>
-            <w:tcMar/>
-          </w:tcPr>
-          <w:p>
-            <w:r>
-              <w:t xml:space="preserve">{{ </w:t>
-            </w:r>
-            <w:proofErr w:type="spellStart"/>
-            <w:r>
-              <w:t>total_b_ant</w:t>
-            </w:r>
-            <w:proofErr w:type="spellEnd"/>
-            <w:r>
-              <w:t xml:space="preserve"> }}</w:t>
-            </w:r>
-          </w:p>
-        </w:tc>
-        <w:tc>
-          <w:tcPr>
-            <w:tcW w:w="1844" w:type="dxa"/>
-            <w:tcMar/>
-          </w:tcPr>
-          <w:p>
-            <w:r>
-              <w:t xml:space="preserve">{{ </w:t>
-            </w:r>
-            <w:proofErr w:type="spellStart"/>
-            <w:r>
-              <w:t>total_b_prev</w:t>
-            </w:r>
-            <w:proofErr w:type="spellEnd"/>
-            <w:r>
-              <w:t xml:space="preserve"> }}</w:t>
-            </w:r>
-          </w:p>
-        </w:tc>
-      </w:tr>
-    </w:tbl>
-    <w:p>
-      <w:pPr>
-        <w:sectPr>
-          <w:type w:val="continuous"/>
-          <w:pgSz w:w="12240" w:h="15840" w:orient="portrait"/>
+          <w:pgSz w:w="12240" w:h="15840"/>
           <w:pgMar w:top="1800" w:right="0" w:bottom="1280" w:left="720" w:header="585" w:footer="1083" w:gutter="0"/>
           <w:cols w:space="720"/>
         </w:sectPr>
       </w:pPr>
     </w:p>
     <w:p>
-      <w:r>
-        <w:lastRenderedPageBreak/>
-        <w:t>Aspectos</w:t>
-      </w:r>
-      <w:r>
-        <w:rPr>
-          <w:spacing w:val="-7"/>
-        </w:rPr>
-        <w:t xml:space="preserve"> </w:t>
-      </w:r>
-      <w:r>
-        <w:t>por</w:t>
-      </w:r>
-      <w:r>
-        <w:rPr>
-          <w:spacing w:val="-12"/>
-        </w:rPr>
-        <w:t xml:space="preserve"> </w:t>
-      </w:r>
-      <w:r>
-        <w:rPr>
-          <w:spacing w:val="-2"/>
-        </w:rPr>
-        <w:t>mejorar:</w:t>
-      </w:r>
-    </w:p>
-    <w:p/>
-    <w:p>
-      <w:pPr>
-        <w:pStyle w:val="Textoindependiente"/>
-        <w:ind w:left="132" w:right="950"/>
-        <w:rPr>
-          <w:lang w:val="es-CO"/>
-        </w:rPr>
-      </w:pPr>
-      <w:r>
-        <w:rPr>
-          <w:lang w:val="es-CO"/>
-        </w:rPr>
-        <w:t xml:space="preserve">{% </w:t>
-      </w:r>
-      <w:proofErr w:type="spellStart"/>
-      <w:r>
-        <w:rPr>
-          <w:lang w:val="es-CO"/>
-        </w:rPr>
-        <w:t>for</w:t>
-      </w:r>
-      <w:proofErr w:type="spellEnd"/>
-      <w:r>
-        <w:rPr>
-          <w:lang w:val="es-CO"/>
-        </w:rPr>
-        <w:t xml:space="preserve"> aspecto in </w:t>
-      </w:r>
-      <w:proofErr w:type="spellStart"/>
-      <w:r>
-        <w:rPr>
-          <w:lang w:val="es-CO"/>
-        </w:rPr>
-        <w:t>aspectos_mejorar</w:t>
-      </w:r>
-      <w:proofErr w:type="spellEnd"/>
-      <w:r>
-        <w:rPr>
-          <w:lang w:val="es-CO"/>
-        </w:rPr>
-        <w:t xml:space="preserve"> %} {{ </w:t>
-      </w:r>
-      <w:proofErr w:type="spellStart"/>
-      <w:r>
-        <w:rPr>
-          <w:lang w:val="es-CO"/>
-        </w:rPr>
-        <w:t>loop.index</w:t>
-      </w:r>
-      <w:proofErr w:type="spellEnd"/>
-      <w:r>
-        <w:rPr>
-          <w:lang w:val="es-CO"/>
-        </w:rPr>
-        <w:t xml:space="preserve"> }}. {{ </w:t>
-      </w:r>
-      <w:proofErr w:type="spellStart"/>
-      <w:r>
-        <w:rPr>
-          <w:lang w:val="es-CO"/>
-        </w:rPr>
-        <w:t>aspecto.titulo</w:t>
-      </w:r>
-      <w:proofErr w:type="spellEnd"/>
-      <w:r>
-        <w:rPr>
-          <w:lang w:val="es-CO"/>
-        </w:rPr>
-        <w:t xml:space="preserve"> }} {{ </w:t>
-      </w:r>
-      <w:proofErr w:type="spellStart"/>
-      <w:r>
-        <w:rPr>
-          <w:lang w:val="es-CO"/>
-        </w:rPr>
-        <w:t>aspecto.descripcion</w:t>
-      </w:r>
-      <w:proofErr w:type="spellEnd"/>
-      <w:r>
-        <w:rPr>
-          <w:lang w:val="es-CO"/>
-        </w:rPr>
-        <w:t xml:space="preserve"> }}</w:t>
-      </w:r>
-    </w:p>
-    <w:p>
       <w:pPr>
         <w:pStyle w:val="Textoindependiente"/>
         <w:ind w:left="132" w:right="950"/>
       </w:pPr>
-      <w:r>
-        <w:rPr>
-          <w:lang w:val="es-CO"/>
-        </w:rPr>
-        <w:t xml:space="preserve">{% </w:t>
-      </w:r>
-      <w:proofErr w:type="spellStart"/>
-      <w:r>
-        <w:rPr>
-          <w:lang w:val="es-CO"/>
-        </w:rPr>
-        <w:t>endfor</w:t>
-      </w:r>
-      <w:proofErr w:type="spellEnd"/>
-      <w:r>
-        <w:rPr>
-          <w:lang w:val="es-CO"/>
-        </w:rPr>
-        <w:t xml:space="preserve"> %} {{ </w:t>
-      </w:r>
-      <w:proofErr w:type="spellStart"/>
-      <w:r>
-        <w:rPr>
-          <w:lang w:val="es-CO"/>
-        </w:rPr>
-        <w:t>texto_cierre_aspectos</w:t>
-      </w:r>
-      <w:proofErr w:type="spellEnd"/>
-      <w:r>
-        <w:rPr>
-          <w:lang w:val="es-CO"/>
-        </w:rPr>
-        <w:t xml:space="preserve"> }}</w:t>
-      </w:r>
     </w:p>
     <w:sectPr>
-      <w:pgSz w:w="12240" w:h="15840" w:orient="portrait"/>
+      <w:pgSz w:w="12240" w:h="15840"/>
       <w:pgMar w:top="1820" w:right="0" w:bottom="1280" w:left="720" w:header="585" w:footer="1083" w:gutter="0"/>
       <w:cols w:space="720"/>
     </w:sectPr>
@@ -972,7 +49,7 @@
 </file>
 
 <file path=word/footer1.xml><?xml version="1.0" encoding="utf-8"?>
-<w:ftr xmlns:wpc="http://schemas.microsoft.com/office/word/2010/wordprocessingCanvas" xmlns:cx="http://schemas.microsoft.com/office/drawing/2014/chartex" xmlns:cx1="http://schemas.microsoft.com/office/drawing/2015/9/8/chartex" xmlns:cx2="http://schemas.microsoft.com/office/drawing/2015/10/21/chartex" xmlns:cx3="http://schemas.microsoft.com/office/drawing/2016/5/9/chartex" xmlns:cx4="http://schemas.microsoft.com/office/drawing/2016/5/10/chartex" xmlns:cx5="http://schemas.microsoft.com/office/drawing/2016/5/11/chartex" xmlns:cx6="http://schemas.microsoft.com/office/drawing/2016/5/12/chartex" xmlns:cx7="http://schemas.microsoft.com/office/drawing/2016/5/13/chartex" xmlns:cx8="http://schemas.microsoft.com/office/drawing/2016/5/14/chartex" xmlns:mc="http://schemas.openxmlformats.org/markup-compatibility/2006" xmlns:aink="http://schemas.microsoft.com/office/drawing/2016/ink" xmlns:am3d="http://schemas.microsoft.com/office/drawing/2017/model3d" xmlns:o="urn:schemas-microsoft-com:office:office" xmlns:oel="http://schemas.microsoft.com/office/2019/extlst" xmlns:r="http://schemas.openxmlformats.org/officeDocument/2006/relationships" xmlns:m="http://schemas.openxmlformats.org/officeDocument/2006/math" xmlns:v="urn:schemas-microsoft-com:vml" xmlns:wp14="http://schemas.microsoft.com/office/word/2010/wordprocessingDrawing" xmlns:wp="http://schemas.openxmlformats.org/drawingml/2006/wordprocessingDrawing" xmlns:w10="urn:schemas-microsoft-com:office:word" xmlns:w="http://schemas.openxmlformats.org/wordprocessingml/2006/main" xmlns:w14="http://schemas.microsoft.com/office/word/2010/wordml" xmlns:w15="http://schemas.microsoft.com/office/word/2012/wordml" xmlns:w16cex="http://schemas.microsoft.com/office/word/2018/wordml/cex" xmlns:w16cid="http://schemas.microsoft.com/office/word/2016/wordml/cid" xmlns:w16="http://schemas.microsoft.com/office/word/2018/wordml" xmlns:w16du="http://schemas.microsoft.com/office/word/2023/wordml/word16du" xmlns:w16sdtdh="http://schemas.microsoft.com/office/word/2020/wordml/sdtdatahash" xmlns:w16sdtfl="http://schemas.microsoft.com/office/word/2024/wordml/sdtformatlock" xmlns:w16se="http://schemas.microsoft.com/office/word/2015/wordml/symex" xmlns:wpg="http://schemas.microsoft.com/office/word/2010/wordprocessingGroup" xmlns:wpi="http://schemas.microsoft.com/office/word/2010/wordprocessingInk" xmlns:wne="http://schemas.microsoft.com/office/word/2006/wordml" xmlns:wps="http://schemas.microsoft.com/office/word/2010/wordprocessingShape" xmlns:a="http://schemas.openxmlformats.org/drawingml/2006/main" mc:Ignorable="w14 w15 w16se w16cid w16 w16cex w16sdtdh w16sdtfl w16du wp14">
+<w:ftr xmlns:wpc="http://schemas.microsoft.com/office/word/2010/wordprocessingCanvas" xmlns:cx="http://schemas.microsoft.com/office/drawing/2014/chartex" xmlns:cx1="http://schemas.microsoft.com/office/drawing/2015/9/8/chartex" xmlns:cx2="http://schemas.microsoft.com/office/drawing/2015/10/21/chartex" xmlns:cx3="http://schemas.microsoft.com/office/drawing/2016/5/9/chartex" xmlns:cx4="http://schemas.microsoft.com/office/drawing/2016/5/10/chartex" xmlns:cx5="http://schemas.microsoft.com/office/drawing/2016/5/11/chartex" xmlns:cx6="http://schemas.microsoft.com/office/drawing/2016/5/12/chartex" xmlns:cx7="http://schemas.microsoft.com/office/drawing/2016/5/13/chartex" xmlns:cx8="http://schemas.microsoft.com/office/drawing/2016/5/14/chartex" xmlns:mc="http://schemas.openxmlformats.org/markup-compatibility/2006" xmlns:aink="http://schemas.microsoft.com/office/drawing/2016/ink" xmlns:am3d="http://schemas.microsoft.com/office/drawing/2017/model3d" xmlns:o="urn:schemas-microsoft-com:office:office" xmlns:oel="http://schemas.microsoft.com/office/2019/extlst" xmlns:r="http://schemas.openxmlformats.org/officeDocument/2006/relationships" xmlns:m="http://schemas.openxmlformats.org/officeDocument/2006/math" xmlns:v="urn:schemas-microsoft-com:vml" xmlns:wp14="http://schemas.microsoft.com/office/word/2010/wordprocessingDrawing" xmlns:wp="http://schemas.openxmlformats.org/drawingml/2006/wordprocessingDrawing" xmlns:w10="urn:schemas-microsoft-com:office:word" xmlns:w="http://schemas.openxmlformats.org/wordprocessingml/2006/main" xmlns:w14="http://schemas.microsoft.com/office/word/2010/wordml" xmlns:w15="http://schemas.microsoft.com/office/word/2012/wordml" xmlns:w16cex="http://schemas.microsoft.com/office/word/2018/wordml/cex" xmlns:w16cid="http://schemas.microsoft.com/office/word/2016/wordml/cid" xmlns:w16="http://schemas.microsoft.com/office/word/2018/wordml" xmlns:w16du="http://schemas.microsoft.com/office/word/2023/wordml/word16du" xmlns:w16sdtdh="http://schemas.microsoft.com/office/word/2020/wordml/sdtdatahash" xmlns:w16sdtfl="http://schemas.microsoft.com/office/word/2024/wordml/sdtformatlock" xmlns:w16se="http://schemas.microsoft.com/office/word/2015/wordml/symex" xmlns:wpg="http://schemas.microsoft.com/office/word/2010/wordprocessingGroup" xmlns:wpi="http://schemas.microsoft.com/office/word/2010/wordprocessingInk" xmlns:wne="http://schemas.microsoft.com/office/word/2006/wordml" xmlns:wps="http://schemas.microsoft.com/office/word/2010/wordprocessingShape" mc:Ignorable="w14 w15 w16se w16cid w16 w16cex w16sdtdh w16sdtfl w16du wp14">
   <w:p>
     <w:pPr>
       <w:pStyle w:val="Textoindependiente"/>
@@ -1365,11 +442,11 @@
         </mc:Choice>
         <mc:Fallback>
           <w:pict>
-            <v:shapetype id="_x0000_t202" coordsize="21600,21600" o:spt="202" path="m,l,21600r21600,l21600,xe" w14:anchorId="053C5C1B">
+            <v:shapetype w14:anchorId="053C5C1B" id="_x0000_t202" coordsize="21600,21600" o:spt="202" path="m,l,21600r21600,l21600,xe">
               <v:stroke joinstyle="miter"/>
               <v:path gradientshapeok="t" o:connecttype="rect"/>
             </v:shapetype>
-            <v:shape id="Textbox 2" style="position:absolute;margin-left:2in;margin-top:726.85pt;width:324.7pt;height:24pt;z-index:-251655168;visibility:visible;mso-wrap-style:square;mso-wrap-distance-left:0;mso-wrap-distance-top:0;mso-wrap-distance-right:0;mso-wrap-distance-bottom:0;mso-position-horizontal:absolute;mso-position-horizontal-relative:page;mso-position-vertical:absolute;mso-position-vertical-relative:page;v-text-anchor:top" o:spid="_x0000_s1026" filled="f" stroked="f" type="#_x0000_t202" o:gfxdata="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">
+            <v:shape id="Textbox 2" o:spid="_x0000_s1026" type="#_x0000_t202" style="position:absolute;margin-left:2in;margin-top:726.85pt;width:324.7pt;height:24pt;z-index:-251655168;visibility:visible;mso-wrap-style:square;mso-wrap-distance-left:0;mso-wrap-distance-top:0;mso-wrap-distance-right:0;mso-wrap-distance-bottom:0;mso-position-horizontal:absolute;mso-position-horizontal-relative:page;mso-position-vertical:absolute;mso-position-vertical-relative:page;v-text-anchor:top" o:gfxdata="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" filled="f" stroked="f">
               <v:textbox inset="0,0,0,0">
                 <w:txbxContent>
                   <w:p>
@@ -1735,7 +812,7 @@
 </file>
 
 <file path=word/header1.xml><?xml version="1.0" encoding="utf-8"?>
-<w:hdr xmlns:wpc="http://schemas.microsoft.com/office/word/2010/wordprocessingCanvas" xmlns:cx="http://schemas.microsoft.com/office/drawing/2014/chartex" xmlns:cx1="http://schemas.microsoft.com/office/drawing/2015/9/8/chartex" xmlns:cx2="http://schemas.microsoft.com/office/drawing/2015/10/21/chartex" xmlns:cx3="http://schemas.microsoft.com/office/drawing/2016/5/9/chartex" xmlns:cx4="http://schemas.microsoft.com/office/drawing/2016/5/10/chartex" xmlns:cx5="http://schemas.microsoft.com/office/drawing/2016/5/11/chartex" xmlns:cx6="http://schemas.microsoft.com/office/drawing/2016/5/12/chartex" xmlns:cx7="http://schemas.microsoft.com/office/drawing/2016/5/13/chartex" xmlns:cx8="http://schemas.microsoft.com/office/drawing/2016/5/14/chartex" xmlns:mc="http://schemas.openxmlformats.org/markup-compatibility/2006" xmlns:aink="http://schemas.microsoft.com/office/drawing/2016/ink" xmlns:am3d="http://schemas.microsoft.com/office/drawing/2017/model3d" xmlns:o="urn:schemas-microsoft-com:office:office" xmlns:oel="http://schemas.microsoft.com/office/2019/extlst" xmlns:r="http://schemas.openxmlformats.org/officeDocument/2006/relationships" xmlns:m="http://schemas.openxmlformats.org/officeDocument/2006/math" xmlns:v="urn:schemas-microsoft-com:vml" xmlns:wp14="http://schemas.microsoft.com/office/word/2010/wordprocessingDrawing" xmlns:wp="http://schemas.openxmlformats.org/drawingml/2006/wordprocessingDrawing" xmlns:w10="urn:schemas-microsoft-com:office:word" xmlns:w="http://schemas.openxmlformats.org/wordprocessingml/2006/main" xmlns:w14="http://schemas.microsoft.com/office/word/2010/wordml" xmlns:w15="http://schemas.microsoft.com/office/word/2012/wordml" xmlns:w16cex="http://schemas.microsoft.com/office/word/2018/wordml/cex" xmlns:w16cid="http://schemas.microsoft.com/office/word/2016/wordml/cid" xmlns:w16="http://schemas.microsoft.com/office/word/2018/wordml" xmlns:w16du="http://schemas.microsoft.com/office/word/2023/wordml/word16du" xmlns:w16sdtdh="http://schemas.microsoft.com/office/word/2020/wordml/sdtdatahash" xmlns:w16sdtfl="http://schemas.microsoft.com/office/word/2024/wordml/sdtformatlock" xmlns:w16se="http://schemas.microsoft.com/office/word/2015/wordml/symex" xmlns:wpg="http://schemas.microsoft.com/office/word/2010/wordprocessingGroup" xmlns:wpi="http://schemas.microsoft.com/office/word/2010/wordprocessingInk" xmlns:wne="http://schemas.microsoft.com/office/word/2006/wordml" xmlns:wps="http://schemas.microsoft.com/office/word/2010/wordprocessingShape" xmlns:a="http://schemas.openxmlformats.org/drawingml/2006/main" xmlns:pic="http://schemas.openxmlformats.org/drawingml/2006/picture" mc:Ignorable="w14 w15 w16se w16cid w16 w16cex w16sdtdh w16sdtfl w16du wp14">
+<w:hdr xmlns:wpc="http://schemas.microsoft.com/office/word/2010/wordprocessingCanvas" xmlns:cx="http://schemas.microsoft.com/office/drawing/2014/chartex" xmlns:cx1="http://schemas.microsoft.com/office/drawing/2015/9/8/chartex" xmlns:cx2="http://schemas.microsoft.com/office/drawing/2015/10/21/chartex" xmlns:cx3="http://schemas.microsoft.com/office/drawing/2016/5/9/chartex" xmlns:cx4="http://schemas.microsoft.com/office/drawing/2016/5/10/chartex" xmlns:cx5="http://schemas.microsoft.com/office/drawing/2016/5/11/chartex" xmlns:cx6="http://schemas.microsoft.com/office/drawing/2016/5/12/chartex" xmlns:cx7="http://schemas.microsoft.com/office/drawing/2016/5/13/chartex" xmlns:cx8="http://schemas.microsoft.com/office/drawing/2016/5/14/chartex" xmlns:mc="http://schemas.openxmlformats.org/markup-compatibility/2006" xmlns:aink="http://schemas.microsoft.com/office/drawing/2016/ink" xmlns:am3d="http://schemas.microsoft.com/office/drawing/2017/model3d" xmlns:o="urn:schemas-microsoft-com:office:office" xmlns:oel="http://schemas.microsoft.com/office/2019/extlst" xmlns:r="http://schemas.openxmlformats.org/officeDocument/2006/relationships" xmlns:m="http://schemas.openxmlformats.org/officeDocument/2006/math" xmlns:v="urn:schemas-microsoft-com:vml" xmlns:wp14="http://schemas.microsoft.com/office/word/2010/wordprocessingDrawing" xmlns:wp="http://schemas.openxmlformats.org/drawingml/2006/wordprocessingDrawing" xmlns:w10="urn:schemas-microsoft-com:office:word" xmlns:w="http://schemas.openxmlformats.org/wordprocessingml/2006/main" xmlns:w14="http://schemas.microsoft.com/office/word/2010/wordml" xmlns:w15="http://schemas.microsoft.com/office/word/2012/wordml" xmlns:w16cex="http://schemas.microsoft.com/office/word/2018/wordml/cex" xmlns:w16cid="http://schemas.microsoft.com/office/word/2016/wordml/cid" xmlns:w16="http://schemas.microsoft.com/office/word/2018/wordml" xmlns:w16du="http://schemas.microsoft.com/office/word/2023/wordml/word16du" xmlns:w16sdtdh="http://schemas.microsoft.com/office/word/2020/wordml/sdtdatahash" xmlns:w16sdtfl="http://schemas.microsoft.com/office/word/2024/wordml/sdtformatlock" xmlns:w16se="http://schemas.microsoft.com/office/word/2015/wordml/symex" xmlns:wpg="http://schemas.microsoft.com/office/word/2010/wordprocessingGroup" xmlns:wpi="http://schemas.microsoft.com/office/word/2010/wordprocessingInk" xmlns:wne="http://schemas.microsoft.com/office/word/2006/wordml" xmlns:wps="http://schemas.microsoft.com/office/word/2010/wordprocessingShape" mc:Ignorable="w14 w15 w16se w16cid w16 w16cex w16sdtdh w16sdtfl w16du wp14">
   <w:p>
     <w:pPr>
       <w:pStyle w:val="Textoindependiente"/>
@@ -1812,7 +889,7 @@
         <w:ind w:left="352" w:hanging="221"/>
       </w:pPr>
       <w:rPr>
-        <w:rFonts w:hint="default" w:ascii="Calibri" w:hAnsi="Calibri" w:eastAsia="Calibri" w:cs="Calibri"/>
+        <w:rFonts w:ascii="Calibri" w:eastAsia="Calibri" w:hAnsi="Calibri" w:cs="Calibri" w:hint="default"/>
         <w:b/>
         <w:bCs/>
         <w:i w:val="0"/>
@@ -1932,7 +1009,7 @@
   <w:docDefaults>
     <w:rPrDefault>
       <w:rPr>
-        <w:rFonts w:asciiTheme="minorHAnsi" w:hAnsiTheme="minorHAnsi" w:eastAsiaTheme="minorHAnsi" w:cstheme="minorBidi"/>
+        <w:rFonts w:asciiTheme="minorHAnsi" w:eastAsiaTheme="minorHAnsi" w:hAnsiTheme="minorHAnsi" w:cstheme="minorBidi"/>
         <w:sz w:val="22"/>
         <w:szCs w:val="22"/>
         <w:lang w:val="en-US" w:eastAsia="en-US" w:bidi="ar-SA"/>
@@ -1949,14 +1026,14 @@
   <w:latentStyles w:defLockedState="0" w:defUIPriority="99" w:defSemiHidden="0" w:defUnhideWhenUsed="0" w:defQFormat="0" w:count="376">
     <w:lsdException w:name="Normal" w:uiPriority="0" w:qFormat="1"/>
     <w:lsdException w:name="heading 1" w:uiPriority="9" w:qFormat="1"/>
-    <w:lsdException w:name="heading 2" w:uiPriority="9" w:semiHidden="1" w:unhideWhenUsed="1" w:qFormat="1"/>
-    <w:lsdException w:name="heading 3" w:uiPriority="9" w:semiHidden="1" w:unhideWhenUsed="1" w:qFormat="1"/>
-    <w:lsdException w:name="heading 4" w:uiPriority="9" w:semiHidden="1" w:unhideWhenUsed="1" w:qFormat="1"/>
-    <w:lsdException w:name="heading 5" w:uiPriority="9" w:semiHidden="1" w:unhideWhenUsed="1" w:qFormat="1"/>
-    <w:lsdException w:name="heading 6" w:uiPriority="9" w:semiHidden="1" w:unhideWhenUsed="1" w:qFormat="1"/>
-    <w:lsdException w:name="heading 7" w:uiPriority="9" w:semiHidden="1" w:unhideWhenUsed="1" w:qFormat="1"/>
-    <w:lsdException w:name="heading 8" w:uiPriority="9" w:semiHidden="1" w:unhideWhenUsed="1" w:qFormat="1"/>
-    <w:lsdException w:name="heading 9" w:uiPriority="9" w:semiHidden="1" w:unhideWhenUsed="1" w:qFormat="1"/>
+    <w:lsdException w:name="heading 2" w:semiHidden="1" w:uiPriority="9" w:unhideWhenUsed="1" w:qFormat="1"/>
+    <w:lsdException w:name="heading 3" w:semiHidden="1" w:uiPriority="9" w:unhideWhenUsed="1" w:qFormat="1"/>
+    <w:lsdException w:name="heading 4" w:semiHidden="1" w:uiPriority="9" w:unhideWhenUsed="1" w:qFormat="1"/>
+    <w:lsdException w:name="heading 5" w:semiHidden="1" w:uiPriority="9" w:unhideWhenUsed="1" w:qFormat="1"/>
+    <w:lsdException w:name="heading 6" w:semiHidden="1" w:uiPriority="9" w:unhideWhenUsed="1" w:qFormat="1"/>
+    <w:lsdException w:name="heading 7" w:semiHidden="1" w:uiPriority="9" w:unhideWhenUsed="1" w:qFormat="1"/>
+    <w:lsdException w:name="heading 8" w:semiHidden="1" w:uiPriority="9" w:unhideWhenUsed="1" w:qFormat="1"/>
+    <w:lsdException w:name="heading 9" w:semiHidden="1" w:uiPriority="9" w:unhideWhenUsed="1" w:qFormat="1"/>
     <w:lsdException w:name="index 1" w:semiHidden="1" w:unhideWhenUsed="1"/>
     <w:lsdException w:name="index 2" w:semiHidden="1" w:unhideWhenUsed="1"/>
     <w:lsdException w:name="index 3" w:semiHidden="1" w:unhideWhenUsed="1"/>
@@ -1966,22 +1043,22 @@
     <w:lsdException w:name="index 7" w:semiHidden="1" w:unhideWhenUsed="1"/>
     <w:lsdException w:name="index 8" w:semiHidden="1" w:unhideWhenUsed="1"/>
     <w:lsdException w:name="index 9" w:semiHidden="1" w:unhideWhenUsed="1"/>
-    <w:lsdException w:name="toc 1" w:uiPriority="39" w:semiHidden="1" w:unhideWhenUsed="1"/>
-    <w:lsdException w:name="toc 2" w:uiPriority="39" w:semiHidden="1" w:unhideWhenUsed="1"/>
-    <w:lsdException w:name="toc 3" w:uiPriority="39" w:semiHidden="1" w:unhideWhenUsed="1"/>
-    <w:lsdException w:name="toc 4" w:uiPriority="39" w:semiHidden="1" w:unhideWhenUsed="1"/>
-    <w:lsdException w:name="toc 5" w:uiPriority="39" w:semiHidden="1" w:unhideWhenUsed="1"/>
-    <w:lsdException w:name="toc 6" w:uiPriority="39" w:semiHidden="1" w:unhideWhenUsed="1"/>
-    <w:lsdException w:name="toc 7" w:uiPriority="39" w:semiHidden="1" w:unhideWhenUsed="1"/>
-    <w:lsdException w:name="toc 8" w:uiPriority="39" w:semiHidden="1" w:unhideWhenUsed="1"/>
-    <w:lsdException w:name="toc 9" w:uiPriority="39" w:semiHidden="1" w:unhideWhenUsed="1"/>
+    <w:lsdException w:name="toc 1" w:semiHidden="1" w:uiPriority="39" w:unhideWhenUsed="1"/>
+    <w:lsdException w:name="toc 2" w:semiHidden="1" w:uiPriority="39" w:unhideWhenUsed="1"/>
+    <w:lsdException w:name="toc 3" w:semiHidden="1" w:uiPriority="39" w:unhideWhenUsed="1"/>
+    <w:lsdException w:name="toc 4" w:semiHidden="1" w:uiPriority="39" w:unhideWhenUsed="1"/>
+    <w:lsdException w:name="toc 5" w:semiHidden="1" w:uiPriority="39" w:unhideWhenUsed="1"/>
+    <w:lsdException w:name="toc 6" w:semiHidden="1" w:uiPriority="39" w:unhideWhenUsed="1"/>
+    <w:lsdException w:name="toc 7" w:semiHidden="1" w:uiPriority="39" w:unhideWhenUsed="1"/>
+    <w:lsdException w:name="toc 8" w:semiHidden="1" w:uiPriority="39" w:unhideWhenUsed="1"/>
+    <w:lsdException w:name="toc 9" w:semiHidden="1" w:uiPriority="39" w:unhideWhenUsed="1"/>
     <w:lsdException w:name="Normal Indent" w:semiHidden="1" w:unhideWhenUsed="1"/>
     <w:lsdException w:name="footnote text" w:semiHidden="1" w:unhideWhenUsed="1"/>
     <w:lsdException w:name="annotation text" w:semiHidden="1" w:unhideWhenUsed="1"/>
     <w:lsdException w:name="header" w:semiHidden="1" w:unhideWhenUsed="1"/>
     <w:lsdException w:name="footer" w:semiHidden="1" w:unhideWhenUsed="1"/>
     <w:lsdException w:name="index heading" w:semiHidden="1" w:unhideWhenUsed="1"/>
-    <w:lsdException w:name="caption" w:uiPriority="35" w:semiHidden="1" w:unhideWhenUsed="1" w:qFormat="1"/>
+    <w:lsdException w:name="caption" w:semiHidden="1" w:uiPriority="35" w:unhideWhenUsed="1" w:qFormat="1"/>
     <w:lsdException w:name="table of figures" w:semiHidden="1" w:unhideWhenUsed="1"/>
     <w:lsdException w:name="envelope address" w:semiHidden="1" w:unhideWhenUsed="1"/>
     <w:lsdException w:name="envelope return" w:semiHidden="1" w:unhideWhenUsed="1"/>
@@ -2012,7 +1089,7 @@
     <w:lsdException w:name="Title" w:uiPriority="10" w:qFormat="1"/>
     <w:lsdException w:name="Closing" w:semiHidden="1" w:unhideWhenUsed="1"/>
     <w:lsdException w:name="Signature" w:semiHidden="1" w:unhideWhenUsed="1"/>
-    <w:lsdException w:name="Default Paragraph Font" w:uiPriority="1" w:semiHidden="1" w:unhideWhenUsed="1"/>
+    <w:lsdException w:name="Default Paragraph Font" w:semiHidden="1" w:uiPriority="1" w:unhideWhenUsed="1"/>
     <w:lsdException w:name="Body Text" w:semiHidden="1" w:unhideWhenUsed="1"/>
     <w:lsdException w:name="Body Text Indent" w:semiHidden="1" w:unhideWhenUsed="1"/>
     <w:lsdException w:name="List Continue" w:semiHidden="1" w:unhideWhenUsed="1"/>
@@ -2212,8 +1289,8 @@
     <w:lsdException w:name="Subtle Reference" w:uiPriority="31" w:qFormat="1"/>
     <w:lsdException w:name="Intense Reference" w:uiPriority="32" w:qFormat="1"/>
     <w:lsdException w:name="Book Title" w:uiPriority="33" w:qFormat="1"/>
-    <w:lsdException w:name="Bibliography" w:uiPriority="37" w:semiHidden="1" w:unhideWhenUsed="1"/>
-    <w:lsdException w:name="TOC Heading" w:uiPriority="39" w:semiHidden="1" w:unhideWhenUsed="1" w:qFormat="1"/>
+    <w:lsdException w:name="Bibliography" w:semiHidden="1" w:uiPriority="37" w:unhideWhenUsed="1"/>
+    <w:lsdException w:name="TOC Heading" w:semiHidden="1" w:uiPriority="39" w:unhideWhenUsed="1" w:qFormat="1"/>
     <w:lsdException w:name="Plain Table 1" w:uiPriority="41"/>
     <w:lsdException w:name="Plain Table 2" w:uiPriority="42"/>
     <w:lsdException w:name="Plain Table 3" w:uiPriority="43"/>
@@ -2324,11 +1401,11 @@
     <w:lsdException w:name="Unresolved Mention" w:semiHidden="1" w:unhideWhenUsed="1"/>
     <w:lsdException w:name="Smart Link" w:semiHidden="1" w:unhideWhenUsed="1"/>
   </w:latentStyles>
-  <w:style w:type="paragraph" w:styleId="Normal" w:default="1">
+  <w:style w:type="paragraph" w:default="1" w:styleId="Normal">
     <w:name w:val="Normal"/>
     <w:qFormat/>
     <w:rPr>
-      <w:rFonts w:ascii="Calibri" w:hAnsi="Calibri" w:eastAsia="Calibri" w:cs="Calibri"/>
+      <w:rFonts w:ascii="Calibri" w:eastAsia="Calibri" w:hAnsi="Calibri" w:cs="Calibri"/>
       <w:lang w:val="es-ES"/>
     </w:rPr>
   </w:style>
@@ -2346,13 +1423,13 @@
       <w:bCs/>
     </w:rPr>
   </w:style>
-  <w:style w:type="character" w:styleId="Fuentedeprrafopredeter" w:default="1">
+  <w:style w:type="character" w:default="1" w:styleId="Fuentedeprrafopredeter">
     <w:name w:val="Default Paragraph Font"/>
     <w:uiPriority w:val="1"/>
     <w:semiHidden/>
     <w:unhideWhenUsed/>
   </w:style>
-  <w:style w:type="table" w:styleId="Tablanormal" w:default="1">
+  <w:style w:type="table" w:default="1" w:styleId="Tablanormal">
     <w:name w:val="Normal Table"/>
     <w:uiPriority w:val="99"/>
     <w:semiHidden/>
@@ -2367,13 +1444,13 @@
       </w:tblCellMar>
     </w:tblPr>
   </w:style>
-  <w:style w:type="numbering" w:styleId="Sinlista" w:default="1">
+  <w:style w:type="numbering" w:default="1" w:styleId="Sinlista">
     <w:name w:val="No List"/>
     <w:uiPriority w:val="99"/>
     <w:semiHidden/>
     <w:unhideWhenUsed/>
   </w:style>
-  <w:style w:type="table" w:styleId="TableNormal" w:customStyle="1">
+  <w:style w:type="table" w:customStyle="1" w:styleId="TableNormal">
     <w:name w:val="Table Normal"/>
     <w:uiPriority w:val="2"/>
     <w:semiHidden/>
@@ -2405,7 +1482,7 @@
       <w:ind w:left="351" w:hanging="219"/>
     </w:pPr>
   </w:style>
-  <w:style w:type="paragraph" w:styleId="TableParagraph" w:customStyle="1">
+  <w:style w:type="paragraph" w:customStyle="1" w:styleId="TableParagraph">
     <w:name w:val="Table Paragraph"/>
     <w:basedOn w:val="Normal"/>
     <w:uiPriority w:val="1"/>
@@ -2423,7 +1500,7 @@
     <w:unhideWhenUsed/>
     <w:rsid w:val="003B1D7F"/>
     <w:rPr>
-      <w:rFonts w:ascii="Courier New" w:hAnsi="Courier New" w:eastAsia="Times New Roman" w:cs="Courier New"/>
+      <w:rFonts w:ascii="Courier New" w:eastAsia="Times New Roman" w:hAnsi="Courier New" w:cs="Courier New"/>
       <w:sz w:val="20"/>
       <w:szCs w:val="20"/>
     </w:rPr>
